--- a/QAREACTJS_Labs (2).docx
+++ b/QAREACTJS_Labs (2).docx
@@ -6112,9 +6112,31 @@
       </w:r>
       <w:bookmarkEnd w:id="0"/>
       <w:bookmarkEnd w:id="1"/>
+      <w:proofErr w:type="spellStart"/>
       <w:r>
-        <w:t>Hooks</w:t>
+        <w:t>use</w:t>
       </w:r>
+      <w:r>
+        <w:rPr>
+          <w:rFonts w:ascii="Cambria" w:hAnsi="Cambria"/>
+        </w:rPr>
+        <w:t>Reducer</w:t>
+      </w:r>
+      <w:proofErr w:type="spellEnd"/>
+      <w:r>
+        <w:rPr>
+          <w:rFonts w:ascii="Cambria" w:hAnsi="Cambria"/>
+        </w:rPr>
+        <w:t xml:space="preserve"> and </w:t>
+      </w:r>
+      <w:proofErr w:type="spellStart"/>
+      <w:r>
+        <w:rPr>
+          <w:rFonts w:ascii="Cambria" w:hAnsi="Cambria"/>
+        </w:rPr>
+        <w:t>useRef</w:t>
+      </w:r>
+      <w:proofErr w:type="spellEnd"/>
     </w:p>
     <w:p>
       <w:pPr>
@@ -6543,6 +6565,7 @@
           <w:b/>
           <w:bCs/>
           <w:caps/>
+          <w:noProof/>
         </w:rPr>
         <w:drawing>
           <wp:inline distT="0" distB="0" distL="0" distR="0" wp14:anchorId="0689BC91" wp14:editId="77A811EB">
@@ -6671,6 +6694,7 @@
           <w:b/>
           <w:bCs/>
           <w:caps/>
+          <w:noProof/>
         </w:rPr>
         <w:drawing>
           <wp:inline distT="0" distB="0" distL="0" distR="0" wp14:anchorId="4DD79853" wp14:editId="44CEC513">
@@ -6861,6 +6885,7 @@
       </w:r>
       <w:r>
         <w:rPr>
+          <w:noProof/>
           <w:lang w:val="en-GB"/>
         </w:rPr>
         <w:drawing>
@@ -7366,11 +7391,9 @@
     <w:r>
       <w:fldChar w:fldCharType="separate"/>
     </w:r>
-    <w:proofErr w:type="spellStart"/>
     <w:r>
       <w:t>i</w:t>
     </w:r>
-    <w:proofErr w:type="spellEnd"/>
     <w:r>
       <w:fldChar w:fldCharType="end"/>
     </w:r>
@@ -10485,6 +10508,7 @@
   <w:style w:type="character" w:default="1" w:styleId="DefaultParagraphFont">
     <w:name w:val="Default Paragraph Font"/>
     <w:uiPriority w:val="1"/>
+    <w:semiHidden/>
     <w:unhideWhenUsed/>
   </w:style>
   <w:style w:type="table" w:default="1" w:styleId="TableNormal">
@@ -16345,16 +16369,6 @@
 </file>
 
 <file path=customXml/item2.xml><?xml version="1.0" encoding="utf-8"?>
-<p:properties xmlns:p="http://schemas.microsoft.com/office/2006/metadata/properties" xmlns:xsi="http://www.w3.org/2001/XMLSchema-instance" xmlns:pc="http://schemas.microsoft.com/office/infopath/2007/PartnerControls">
-  <documentManagement/>
-</p:properties>
-</file>
-
-<file path=customXml/item3.xml><?xml version="1.0" encoding="utf-8"?>
-<b:Sources xmlns:b="http://schemas.openxmlformats.org/officeDocument/2006/bibliography" xmlns="http://schemas.openxmlformats.org/officeDocument/2006/bibliography" SelectedStyle="\APASixthEditionOfficeOnline.xsl" StyleName="APA" Version="6"/>
-</file>
-
-<file path=customXml/item4.xml><?xml version="1.0" encoding="utf-8"?>
 <ct:contentTypeSchema xmlns:ct="http://schemas.microsoft.com/office/2006/metadata/contentType" xmlns:ma="http://schemas.microsoft.com/office/2006/metadata/properties/metaAttributes" ct:_="" ma:_="" ma:contentTypeName="Document" ma:contentTypeID="0x010100B3B308C23B8FA642AE9F4D56BC76EBFA" ma:contentTypeVersion="14" ma:contentTypeDescription="Create a new document." ma:contentTypeScope="" ma:versionID="c79a6a23328dc9afb3ed49ae9c490095">
   <xsd:schema xmlns:xsd="http://www.w3.org/2001/XMLSchema" xmlns:xs="http://www.w3.org/2001/XMLSchema" xmlns:p="http://schemas.microsoft.com/office/2006/metadata/properties" xmlns:ns2="4a210cef-0cf7-4b00-9d95-83b777f566df" xmlns:ns3="9d579490-102d-4bf3-8643-974e67683526" targetNamespace="http://schemas.microsoft.com/office/2006/metadata/properties" ma:root="true" ma:fieldsID="661160709a9d21b99827f61f20b62c36" ns2:_="" ns3:_="">
     <xsd:import namespace="4a210cef-0cf7-4b00-9d95-83b777f566df"/>
@@ -16583,6 +16597,16 @@
 </ct:contentTypeSchema>
 </file>
 
+<file path=customXml/item3.xml><?xml version="1.0" encoding="utf-8"?>
+<b:Sources xmlns:b="http://schemas.openxmlformats.org/officeDocument/2006/bibliography" xmlns="http://schemas.openxmlformats.org/officeDocument/2006/bibliography" SelectedStyle="\APASixthEditionOfficeOnline.xsl" StyleName="APA" Version="6"/>
+</file>
+
+<file path=customXml/item4.xml><?xml version="1.0" encoding="utf-8"?>
+<p:properties xmlns:p="http://schemas.microsoft.com/office/2006/metadata/properties" xmlns:xsi="http://www.w3.org/2001/XMLSchema-instance" xmlns:pc="http://schemas.microsoft.com/office/infopath/2007/PartnerControls">
+  <documentManagement/>
+</p:properties>
+</file>
+
 <file path=customXml/itemProps1.xml><?xml version="1.0" encoding="utf-8"?>
 <ds:datastoreItem xmlns:ds="http://schemas.openxmlformats.org/officeDocument/2006/customXml" ds:itemID="{1EF956C6-2A7C-438B-ACF2-9A85252697A5}">
   <ds:schemaRefs>
@@ -16592,23 +16616,6 @@
 </file>
 
 <file path=customXml/itemProps2.xml><?xml version="1.0" encoding="utf-8"?>
-<ds:datastoreItem xmlns:ds="http://schemas.openxmlformats.org/officeDocument/2006/customXml" ds:itemID="{6367B603-3B12-42EB-A71C-92DF23C6A36D}">
-  <ds:schemaRefs>
-    <ds:schemaRef ds:uri="http://schemas.microsoft.com/office/2006/metadata/properties"/>
-    <ds:schemaRef ds:uri="http://schemas.microsoft.com/office/infopath/2007/PartnerControls"/>
-  </ds:schemaRefs>
-</ds:datastoreItem>
-</file>
-
-<file path=customXml/itemProps3.xml><?xml version="1.0" encoding="utf-8"?>
-<ds:datastoreItem xmlns:ds="http://schemas.openxmlformats.org/officeDocument/2006/customXml" ds:itemID="{F5997309-FACA-442A-8A47-89BAD725A418}">
-  <ds:schemaRefs>
-    <ds:schemaRef ds:uri="http://schemas.openxmlformats.org/officeDocument/2006/bibliography"/>
-  </ds:schemaRefs>
-</ds:datastoreItem>
-</file>
-
-<file path=customXml/itemProps4.xml><?xml version="1.0" encoding="utf-8"?>
 <ds:datastoreItem xmlns:ds="http://schemas.openxmlformats.org/officeDocument/2006/customXml" ds:itemID="{F6623346-F30B-41E7-B8C5-37A65DC48AE0}">
   <ds:schemaRefs>
     <ds:schemaRef ds:uri="http://schemas.microsoft.com/office/2006/metadata/contentType"/>
@@ -16625,4 +16632,21 @@
     <ds:schemaRef ds:uri="http://schemas.microsoft.com/internal/obd"/>
   </ds:schemaRefs>
 </ds:datastoreItem>
+</file>
+
+<file path=customXml/itemProps3.xml><?xml version="1.0" encoding="utf-8"?>
+<ds:datastoreItem xmlns:ds="http://schemas.openxmlformats.org/officeDocument/2006/customXml" ds:itemID="{F5997309-FACA-442A-8A47-89BAD725A418}">
+  <ds:schemaRefs>
+    <ds:schemaRef ds:uri="http://schemas.openxmlformats.org/officeDocument/2006/bibliography"/>
+  </ds:schemaRefs>
+</ds:datastoreItem>
+</file>
+
+<file path=customXml/itemProps4.xml><?xml version="1.0" encoding="utf-8"?>
+<ds:datastoreItem xmlns:ds="http://schemas.openxmlformats.org/officeDocument/2006/customXml" ds:itemID="{6367B603-3B12-42EB-A71C-92DF23C6A36D}">
+  <ds:schemaRefs>
+    <ds:schemaRef ds:uri="http://schemas.microsoft.com/office/2006/metadata/properties"/>
+    <ds:schemaRef ds:uri="http://schemas.microsoft.com/office/infopath/2007/PartnerControls"/>
+  </ds:schemaRefs>
+</ds:datastoreItem>
 </file>
--- a/QAREACTJS_Labs (2).docx
+++ b/QAREACTJS_Labs (2).docx
@@ -6076,6 +6076,10 @@
     <w:p>
       <w:pPr>
         <w:pStyle w:val="Heading1"/>
+        <w:rPr>
+          <w:b/>
+          <w:bCs/>
+        </w:rPr>
       </w:pPr>
       <w:bookmarkStart w:id="0" w:name="_Toc152925759"/>
       <w:bookmarkStart w:id="1" w:name="_Toc199234976"/>
@@ -6101,42 +6105,36 @@
       <w:bookmarkStart w:id="21" w:name="_Toc335144900"/>
       <w:bookmarkStart w:id="22" w:name="_Toc335145941"/>
       <w:r>
+        <w:rPr>
+          <w:b/>
+          <w:bCs/>
+        </w:rPr>
         <w:lastRenderedPageBreak/>
         <w:t xml:space="preserve">Quick </w:t>
       </w:r>
       <w:r>
+        <w:rPr>
+          <w:b/>
+          <w:bCs/>
+        </w:rPr>
         <w:t>L</w:t>
       </w:r>
       <w:r>
+        <w:rPr>
+          <w:b/>
+          <w:bCs/>
+        </w:rPr>
         <w:t xml:space="preserve">ab 1 – </w:t>
       </w:r>
       <w:bookmarkEnd w:id="0"/>
       <w:bookmarkEnd w:id="1"/>
-      <w:proofErr w:type="spellStart"/>
-      <w:r>
-        <w:t>use</w:t>
-      </w:r>
       <w:r>
         <w:rPr>
-          <w:rFonts w:ascii="Cambria" w:hAnsi="Cambria"/>
+          <w:b/>
+          <w:bCs/>
         </w:rPr>
-        <w:t>Reducer</w:t>
-      </w:r>
-      <w:proofErr w:type="spellEnd"/>
-      <w:r>
-        <w:rPr>
-          <w:rFonts w:ascii="Cambria" w:hAnsi="Cambria"/>
-        </w:rPr>
-        <w:t xml:space="preserve"> and </w:t>
-      </w:r>
-      <w:proofErr w:type="spellStart"/>
-      <w:r>
-        <w:rPr>
-          <w:rFonts w:ascii="Cambria" w:hAnsi="Cambria"/>
-        </w:rPr>
-        <w:t>useRef</w:t>
-      </w:r>
-      <w:proofErr w:type="spellEnd"/>
+        <w:t>useReducer and useRef</w:t>
+      </w:r>
     </w:p>
     <w:p>
       <w:pPr>
@@ -6156,21 +6154,8 @@
         <w:t xml:space="preserve">To be able to </w:t>
       </w:r>
       <w:r>
-        <w:t xml:space="preserve">create a managed form in React using </w:t>
-      </w:r>
-      <w:proofErr w:type="spellStart"/>
-      <w:r>
-        <w:t>useReducer</w:t>
-      </w:r>
-      <w:proofErr w:type="spellEnd"/>
-      <w:r>
-        <w:t xml:space="preserve"> and </w:t>
-      </w:r>
-      <w:proofErr w:type="spellStart"/>
-      <w:r>
-        <w:t>useRef</w:t>
-      </w:r>
-      <w:proofErr w:type="spellEnd"/>
+        <w:t>create a managed form in React using useReducer and useRef</w:t>
+      </w:r>
     </w:p>
     <w:p>
       <w:pPr>
@@ -6208,15 +6193,7 @@
         <w:pStyle w:val="Numberlist"/>
       </w:pPr>
       <w:r>
-        <w:t xml:space="preserve">Open the lab 1 starter in </w:t>
-      </w:r>
-      <w:proofErr w:type="spellStart"/>
-      <w:r>
-        <w:t>VSCode</w:t>
-      </w:r>
-      <w:proofErr w:type="spellEnd"/>
-      <w:r>
-        <w:t>.</w:t>
+        <w:t>Open the lab 1 starter in VSCode.</w:t>
       </w:r>
     </w:p>
     <w:p>
@@ -6234,7 +6211,6 @@
       <w:r>
         <w:t xml:space="preserve">Create an </w:t>
       </w:r>
-      <w:proofErr w:type="spellStart"/>
       <w:r>
         <w:rPr>
           <w:b/>
@@ -6247,39 +6223,21 @@
           <w:b/>
           <w:bCs/>
         </w:rPr>
-        <w:t>ef</w:t>
-      </w:r>
-      <w:proofErr w:type="spellEnd"/>
+        <w:t xml:space="preserve">ef </w:t>
+      </w:r>
+      <w:r>
+        <w:t xml:space="preserve">using </w:t>
+      </w:r>
       <w:r>
         <w:rPr>
           <w:b/>
           <w:bCs/>
         </w:rPr>
-        <w:t xml:space="preserve"> </w:t>
-      </w:r>
-      <w:r>
-        <w:t xml:space="preserve">using </w:t>
-      </w:r>
-      <w:proofErr w:type="spellStart"/>
-      <w:r>
-        <w:rPr>
-          <w:b/>
-          <w:bCs/>
-        </w:rPr>
-        <w:t>useRef</w:t>
-      </w:r>
-      <w:proofErr w:type="spellEnd"/>
-      <w:r>
-        <w:rPr>
-          <w:b/>
-          <w:bCs/>
-        </w:rPr>
-        <w:t xml:space="preserve"> </w:t>
+        <w:t xml:space="preserve">useRef </w:t>
       </w:r>
       <w:r>
         <w:t xml:space="preserve">and add it to the </w:t>
       </w:r>
-      <w:proofErr w:type="spellStart"/>
       <w:r>
         <w:rPr>
           <w:b/>
@@ -6287,7 +6245,6 @@
         </w:rPr>
         <w:t>addTask</w:t>
       </w:r>
-      <w:proofErr w:type="spellEnd"/>
       <w:r>
         <w:t xml:space="preserve"> input</w:t>
       </w:r>
@@ -6297,29 +6254,8 @@
         <w:pStyle w:val="Numberlist"/>
       </w:pPr>
       <w:r>
-        <w:t xml:space="preserve">In </w:t>
-      </w:r>
-      <w:proofErr w:type="spellStart"/>
-      <w:r>
-        <w:t>TaskManager.jsx</w:t>
-      </w:r>
-      <w:proofErr w:type="spellEnd"/>
-      <w:r>
-        <w:t xml:space="preserve"> create a new </w:t>
-      </w:r>
-      <w:proofErr w:type="spellStart"/>
-      <w:r>
-        <w:t>initialise</w:t>
-      </w:r>
-      <w:proofErr w:type="spellEnd"/>
-      <w:r>
-        <w:t xml:space="preserve"> a new reducer with </w:t>
-      </w:r>
-      <w:proofErr w:type="spellStart"/>
-      <w:r>
-        <w:t>useReducer</w:t>
-      </w:r>
-      <w:proofErr w:type="spellEnd"/>
+        <w:t>In TaskManager.jsx create a new initialise a new reducer with useReducer</w:t>
+      </w:r>
     </w:p>
     <w:p>
       <w:pPr>
@@ -6386,15 +6322,7 @@
         <w:t>COMPLETED</w:t>
       </w:r>
       <w:r>
-        <w:t xml:space="preserve">. </w:t>
-      </w:r>
-      <w:proofErr w:type="gramStart"/>
-      <w:r>
-        <w:t>At the moment</w:t>
-      </w:r>
-      <w:proofErr w:type="gramEnd"/>
-      <w:r>
-        <w:t xml:space="preserve"> these can just return a blank object and remember to add a default case to the switch statement that just returns the </w:t>
+        <w:t xml:space="preserve">. At the moment these can just return a blank object and remember to add a default case to the switch statement that just returns the </w:t>
       </w:r>
       <w:r>
         <w:rPr>
@@ -6414,7 +6342,6 @@
       <w:r>
         <w:t xml:space="preserve">In the </w:t>
       </w:r>
-      <w:proofErr w:type="spellStart"/>
       <w:r>
         <w:rPr>
           <w:b/>
@@ -6422,44 +6349,25 @@
         </w:rPr>
         <w:t>handleTask</w:t>
       </w:r>
-      <w:proofErr w:type="spellEnd"/>
       <w:r>
         <w:t xml:space="preserve"> function use the </w:t>
       </w:r>
-      <w:proofErr w:type="spellStart"/>
       <w:r>
         <w:rPr>
           <w:b/>
           <w:bCs/>
         </w:rPr>
-        <w:t>inputRef</w:t>
-      </w:r>
-      <w:proofErr w:type="spellEnd"/>
+        <w:t xml:space="preserve">inputRef </w:t>
+      </w:r>
+      <w:r>
+        <w:t xml:space="preserve">to grab the value of the </w:t>
+      </w:r>
       <w:r>
         <w:rPr>
           <w:b/>
           <w:bCs/>
         </w:rPr>
-        <w:t xml:space="preserve"> </w:t>
-      </w:r>
-      <w:r>
-        <w:t xml:space="preserve">to grab the value of the </w:t>
-      </w:r>
-      <w:proofErr w:type="spellStart"/>
-      <w:r>
-        <w:rPr>
-          <w:b/>
-          <w:bCs/>
-        </w:rPr>
-        <w:t>addTask</w:t>
-      </w:r>
-      <w:proofErr w:type="spellEnd"/>
-      <w:r>
-        <w:rPr>
-          <w:b/>
-          <w:bCs/>
-        </w:rPr>
-        <w:t xml:space="preserve"> </w:t>
+        <w:t xml:space="preserve">addTask </w:t>
       </w:r>
       <w:r>
         <w:t xml:space="preserve">field then dispatch an event with </w:t>
@@ -6474,7 +6382,6 @@
       <w:r>
         <w:t xml:space="preserve">and </w:t>
       </w:r>
-      <w:proofErr w:type="spellStart"/>
       <w:r>
         <w:rPr>
           <w:b/>
@@ -6482,7 +6389,6 @@
         </w:rPr>
         <w:t>payload:value</w:t>
       </w:r>
-      <w:proofErr w:type="spellEnd"/>
     </w:p>
     <w:p>
       <w:pPr>
@@ -6499,13 +6405,8 @@
       <w:pPr>
         <w:pStyle w:val="Numberlist"/>
       </w:pPr>
-      <w:proofErr w:type="gramStart"/>
-      <w:r>
-        <w:t>Focus</w:t>
-      </w:r>
-      <w:proofErr w:type="gramEnd"/>
-      <w:r>
-        <w:t xml:space="preserve"> the input again</w:t>
+      <w:r>
+        <w:t>Focus the input again</w:t>
       </w:r>
       <w:r>
         <w:t>.</w:t>
@@ -6611,40 +6512,22 @@
       <w:r>
         <w:t xml:space="preserve">Add the </w:t>
       </w:r>
-      <w:proofErr w:type="spellStart"/>
       <w:r>
         <w:rPr>
           <w:b/>
           <w:bCs/>
         </w:rPr>
-        <w:t>handleAddTask</w:t>
-      </w:r>
-      <w:proofErr w:type="spellEnd"/>
+        <w:t xml:space="preserve">handleAddTask </w:t>
+      </w:r>
+      <w:r>
+        <w:t xml:space="preserve">function as the </w:t>
+      </w:r>
       <w:r>
         <w:rPr>
           <w:b/>
           <w:bCs/>
         </w:rPr>
-        <w:t xml:space="preserve"> </w:t>
-      </w:r>
-      <w:r>
-        <w:t xml:space="preserve">function as the </w:t>
-      </w:r>
-      <w:proofErr w:type="spellStart"/>
-      <w:r>
-        <w:rPr>
-          <w:b/>
-          <w:bCs/>
-        </w:rPr>
-        <w:t>onSubmit</w:t>
-      </w:r>
-      <w:proofErr w:type="spellEnd"/>
-      <w:r>
-        <w:rPr>
-          <w:b/>
-          <w:bCs/>
-        </w:rPr>
-        <w:t xml:space="preserve"> </w:t>
+        <w:t xml:space="preserve">onSubmit </w:t>
       </w:r>
       <w:r>
         <w:t>for the form</w:t>
@@ -6761,21 +6644,12 @@
       <w:r>
         <w:t xml:space="preserve">from the </w:t>
       </w:r>
-      <w:proofErr w:type="spellStart"/>
       <w:r>
         <w:rPr>
           <w:b/>
           <w:bCs/>
         </w:rPr>
-        <w:t>onClick</w:t>
-      </w:r>
-      <w:proofErr w:type="spellEnd"/>
-      <w:r>
-        <w:rPr>
-          <w:b/>
-          <w:bCs/>
-        </w:rPr>
-        <w:t xml:space="preserve"> </w:t>
+        <w:t xml:space="preserve">onClick </w:t>
       </w:r>
       <w:r>
         <w:t xml:space="preserve">of the </w:t>
@@ -6845,13 +6719,867 @@
     </w:p>
     <w:p>
       <w:pPr>
+        <w:spacing w:before="0" w:after="160" w:line="259" w:lineRule="auto"/>
+        <w:rPr>
+          <w:b/>
+          <w:bCs/>
+          <w:lang w:val="en-GB"/>
+        </w:rPr>
+      </w:pPr>
+      <w:r>
+        <w:rPr>
+          <w:b/>
+          <w:bCs/>
+          <w:lang w:val="en-GB"/>
+        </w:rPr>
+        <w:br w:type="page"/>
+      </w:r>
+    </w:p>
+    <w:p>
+      <w:pPr>
+        <w:pStyle w:val="Heading1"/>
+        <w:rPr>
+          <w:b/>
+          <w:bCs/>
+        </w:rPr>
+      </w:pPr>
+      <w:r>
+        <w:lastRenderedPageBreak/>
+        <w:t xml:space="preserve">Quick Lab </w:t>
+      </w:r>
+      <w:r>
+        <w:t>2</w:t>
+      </w:r>
+      <w:r>
+        <w:t xml:space="preserve"> – </w:t>
+      </w:r>
+      <w:r>
+        <w:rPr>
+          <w:b/>
+          <w:bCs/>
+        </w:rPr>
+        <w:t>use</w:t>
+      </w:r>
+      <w:r>
+        <w:rPr>
+          <w:b/>
+          <w:bCs/>
+        </w:rPr>
+        <w:t>Memo</w:t>
+      </w:r>
+      <w:r>
+        <w:rPr>
+          <w:b/>
+          <w:bCs/>
+        </w:rPr>
+        <w:t xml:space="preserve"> and </w:t>
+      </w:r>
+      <w:r>
+        <w:rPr>
+          <w:b/>
+          <w:bCs/>
+        </w:rPr>
+        <w:t>useCallback</w:t>
+      </w:r>
+    </w:p>
+    <w:p>
+      <w:pPr>
+        <w:pStyle w:val="Heading2"/>
+      </w:pPr>
+      <w:r>
+        <w:t>Objectives</w:t>
+      </w:r>
+    </w:p>
+    <w:p>
+      <w:pPr>
+        <w:pStyle w:val="Bulletlist1"/>
+      </w:pPr>
+      <w:r>
+        <w:t xml:space="preserve">To be able to </w:t>
+      </w:r>
+      <w:r>
+        <w:t xml:space="preserve">use </w:t>
+      </w:r>
+      <w:r>
+        <w:rPr>
+          <w:b/>
+          <w:bCs/>
+        </w:rPr>
+        <w:t xml:space="preserve">useMemo </w:t>
+      </w:r>
+      <w:r>
+        <w:t>and useCallbck to make a React app more efficient</w:t>
+      </w:r>
+    </w:p>
+    <w:p>
+      <w:pPr>
+        <w:pStyle w:val="Heading2"/>
+      </w:pPr>
+      <w:r>
+        <w:t>Activity</w:t>
+      </w:r>
+    </w:p>
+    <w:p>
+      <w:pPr>
+        <w:pStyle w:val="Numberlist"/>
+        <w:numPr>
+          <w:ilvl w:val="0"/>
+          <w:numId w:val="0"/>
+        </w:numPr>
+        <w:ind w:left="567"/>
+      </w:pPr>
+      <w:r>
+        <w:t xml:space="preserve">1. </w:t>
+      </w:r>
+      <w:r>
+        <w:t>Open the lab 1 starter in VSCode.</w:t>
+      </w:r>
+    </w:p>
+    <w:p>
+      <w:pPr>
+        <w:pStyle w:val="Numberlist"/>
+        <w:numPr>
+          <w:ilvl w:val="0"/>
+          <w:numId w:val="0"/>
+        </w:numPr>
+        <w:ind w:left="567"/>
+        <w:rPr>
+          <w:b/>
+          <w:bCs/>
+        </w:rPr>
+      </w:pPr>
+      <w:r>
+        <w:t xml:space="preserve">2. Open </w:t>
+      </w:r>
+      <w:r>
+        <w:rPr>
+          <w:b/>
+          <w:bCs/>
+        </w:rPr>
+        <w:t>SearchList.jsx</w:t>
+      </w:r>
+    </w:p>
+    <w:p>
+      <w:pPr>
+        <w:pStyle w:val="Numberlist"/>
+        <w:numPr>
+          <w:ilvl w:val="0"/>
+          <w:numId w:val="0"/>
+        </w:numPr>
+        <w:ind w:left="567"/>
+      </w:pPr>
+      <w:r>
+        <w:rPr>
+          <w:b/>
+          <w:bCs/>
+        </w:rPr>
+        <w:t xml:space="preserve">3. </w:t>
+      </w:r>
+      <w:r>
+        <w:t xml:space="preserve">Use </w:t>
+      </w:r>
+      <w:r>
+        <w:rPr>
+          <w:b/>
+          <w:bCs/>
+        </w:rPr>
+        <w:t xml:space="preserve">useCallback </w:t>
+      </w:r>
+      <w:r>
+        <w:t xml:space="preserve">to memoise the </w:t>
+      </w:r>
+      <w:r>
+        <w:t>handleSelect function to prevent unnecessary re-renders</w:t>
+      </w:r>
+    </w:p>
+    <w:p>
+      <w:pPr>
+        <w:pStyle w:val="Numberlist"/>
+        <w:numPr>
+          <w:ilvl w:val="0"/>
+          <w:numId w:val="0"/>
+        </w:numPr>
+        <w:ind w:left="567"/>
+      </w:pPr>
+      <w:r>
+        <w:rPr>
+          <w:b/>
+          <w:bCs/>
+        </w:rPr>
+        <w:t xml:space="preserve">4. Use useMemo </w:t>
+      </w:r>
+      <w:r>
+        <w:t xml:space="preserve">to memoise the item filtering (makng sure to add a </w:t>
+      </w:r>
+      <w:r>
+        <w:rPr>
+          <w:b/>
+          <w:bCs/>
+        </w:rPr>
+        <w:t>query</w:t>
+      </w:r>
+      <w:r>
+        <w:t xml:space="preserve"> dependency</w:t>
+      </w:r>
+      <w:r>
+        <w:t>) this will ensure the filtering operation doesn’t slow down the application by being run unnecessarily.</w:t>
+      </w:r>
+    </w:p>
+    <w:p>
+      <w:pPr>
+        <w:pStyle w:val="Heading1"/>
+        <w:rPr>
+          <w:b/>
+          <w:bCs/>
+        </w:rPr>
+      </w:pPr>
+      <w:r>
+        <w:rPr>
+          <w:b/>
+          <w:bCs/>
+          <w:lang w:val="en-GB"/>
+        </w:rPr>
+        <w:lastRenderedPageBreak/>
+        <w:br w:type="page"/>
+      </w:r>
+      <w:r>
+        <w:lastRenderedPageBreak/>
+        <w:t xml:space="preserve">Quick Lab </w:t>
+      </w:r>
+      <w:r>
+        <w:t>3</w:t>
+      </w:r>
+      <w:r>
+        <w:t xml:space="preserve"> – </w:t>
+      </w:r>
+      <w:r>
+        <w:rPr>
+          <w:b/>
+          <w:bCs/>
+        </w:rPr>
+        <w:t>useAction</w:t>
+      </w:r>
+      <w:r>
+        <w:rPr>
+          <w:rFonts w:ascii="Cambria" w:hAnsi="Cambria"/>
+          <w:b/>
+          <w:bCs/>
+        </w:rPr>
+        <w:t>State, useOptimistic</w:t>
+      </w:r>
+      <w:r>
+        <w:rPr>
+          <w:b/>
+          <w:bCs/>
+        </w:rPr>
+        <w:t xml:space="preserve"> and </w:t>
+      </w:r>
+      <w:r>
+        <w:rPr>
+          <w:b/>
+          <w:bCs/>
+        </w:rPr>
+        <w:t>use</w:t>
+      </w:r>
+      <w:r>
+        <w:rPr>
+          <w:rFonts w:ascii="Cambria" w:hAnsi="Cambria"/>
+          <w:b/>
+          <w:bCs/>
+        </w:rPr>
+        <w:t>FormStatus</w:t>
+      </w:r>
+    </w:p>
+    <w:p>
+      <w:pPr>
+        <w:pStyle w:val="Heading2"/>
+      </w:pPr>
+      <w:r>
+        <w:t>Objectives</w:t>
+      </w:r>
+    </w:p>
+    <w:p>
+      <w:pPr>
+        <w:pStyle w:val="Bulletlist1"/>
+      </w:pPr>
+      <w:r>
+        <w:t xml:space="preserve">To be able to </w:t>
+      </w:r>
+      <w:r>
+        <w:t xml:space="preserve">use </w:t>
+      </w:r>
+      <w:r>
+        <w:rPr>
+          <w:b/>
+          <w:bCs/>
+        </w:rPr>
+        <w:t>useAction</w:t>
+      </w:r>
+      <w:r>
+        <w:rPr>
+          <w:rFonts w:ascii="Cambria" w:hAnsi="Cambria"/>
+          <w:b/>
+          <w:bCs/>
+        </w:rPr>
+        <w:t>State</w:t>
+      </w:r>
+      <w:r>
+        <w:t xml:space="preserve">, </w:t>
+      </w:r>
+      <w:r>
+        <w:rPr>
+          <w:rFonts w:ascii="Cambria" w:hAnsi="Cambria"/>
+          <w:b/>
+          <w:bCs/>
+        </w:rPr>
+        <w:t>useOptimistic</w:t>
+      </w:r>
+      <w:r>
+        <w:rPr>
+          <w:rFonts w:asciiTheme="majorHAnsi" w:hAnsiTheme="majorHAnsi"/>
+          <w:b/>
+          <w:bCs/>
+        </w:rPr>
+        <w:t xml:space="preserve"> </w:t>
+      </w:r>
+      <w:r>
+        <w:rPr>
+          <w:rFonts w:asciiTheme="majorHAnsi" w:hAnsiTheme="majorHAnsi"/>
+          <w:b/>
+          <w:bCs/>
+        </w:rPr>
+        <w:t xml:space="preserve">and </w:t>
+      </w:r>
+      <w:r>
+        <w:rPr>
+          <w:b/>
+          <w:bCs/>
+        </w:rPr>
+        <w:t>use</w:t>
+      </w:r>
+      <w:r>
+        <w:rPr>
+          <w:rFonts w:ascii="Cambria" w:hAnsi="Cambria"/>
+          <w:b/>
+          <w:bCs/>
+        </w:rPr>
+        <w:t>FormStatus</w:t>
+      </w:r>
+      <w:r>
+        <w:t xml:space="preserve"> in a React app</w:t>
+      </w:r>
+    </w:p>
+    <w:p>
+      <w:pPr>
+        <w:pStyle w:val="Bulletlist1"/>
+        <w:numPr>
+          <w:ilvl w:val="0"/>
+          <w:numId w:val="0"/>
+        </w:numPr>
+        <w:ind w:left="567"/>
+      </w:pPr>
+    </w:p>
+    <w:p>
+      <w:pPr>
+        <w:pStyle w:val="Heading2"/>
+      </w:pPr>
+      <w:r>
+        <w:t>Activity</w:t>
+      </w:r>
+    </w:p>
+    <w:p>
+      <w:pPr>
+        <w:pStyle w:val="Numberlist"/>
+        <w:numPr>
+          <w:ilvl w:val="0"/>
+          <w:numId w:val="0"/>
+        </w:numPr>
+        <w:ind w:left="567"/>
+      </w:pPr>
+      <w:r>
+        <w:t>1. Open the lab 1 starter in VSCode.</w:t>
+      </w:r>
+    </w:p>
+    <w:p>
+      <w:pPr>
+        <w:pStyle w:val="Numberlist"/>
+        <w:numPr>
+          <w:ilvl w:val="0"/>
+          <w:numId w:val="0"/>
+        </w:numPr>
+        <w:ind w:left="567"/>
+        <w:rPr>
+          <w:b/>
+          <w:bCs/>
+        </w:rPr>
+      </w:pPr>
+      <w:r>
+        <w:t xml:space="preserve">2. Open </w:t>
+      </w:r>
+      <w:r>
+        <w:rPr>
+          <w:b/>
+          <w:bCs/>
+        </w:rPr>
+        <w:t>TodoApp</w:t>
+      </w:r>
+      <w:r>
+        <w:rPr>
+          <w:b/>
+          <w:bCs/>
+        </w:rPr>
+        <w:t>.jsx</w:t>
+      </w:r>
+    </w:p>
+    <w:p>
+      <w:pPr>
+        <w:pStyle w:val="Numberlist"/>
+        <w:numPr>
+          <w:ilvl w:val="0"/>
+          <w:numId w:val="0"/>
+        </w:numPr>
+        <w:ind w:left="567"/>
+        <w:rPr>
+          <w:b/>
+          <w:bCs/>
+        </w:rPr>
+      </w:pPr>
+      <w:r>
+        <w:rPr>
+          <w:b/>
+          <w:bCs/>
+        </w:rPr>
+        <w:t xml:space="preserve">3. </w:t>
+      </w:r>
+      <w:r>
+        <w:t xml:space="preserve">Add the optimistic state to </w:t>
+      </w:r>
+      <w:r>
+        <w:rPr>
+          <w:b/>
+          <w:bCs/>
+        </w:rPr>
+        <w:t>ToDoApp</w:t>
+      </w:r>
+      <w:r>
+        <w:rPr>
+          <w:noProof/>
+        </w:rPr>
+        <w:t xml:space="preserve"> </w:t>
+      </w:r>
+      <w:r>
+        <w:rPr>
+          <w:b/>
+          <w:bCs/>
+        </w:rPr>
+        <w:drawing>
+          <wp:inline distT="0" distB="0" distL="0" distR="0" wp14:anchorId="73657926" wp14:editId="0B038250">
+            <wp:extent cx="6479540" cy="4274185"/>
+            <wp:effectExtent l="0" t="0" r="0" b="0"/>
+            <wp:docPr id="547536947" name="Picture 1"/>
+            <wp:cNvGraphicFramePr>
+              <a:graphicFrameLocks xmlns:a="http://schemas.openxmlformats.org/drawingml/2006/main" noChangeAspect="1"/>
+            </wp:cNvGraphicFramePr>
+            <a:graphic xmlns:a="http://schemas.openxmlformats.org/drawingml/2006/main">
+              <a:graphicData uri="http://schemas.openxmlformats.org/drawingml/2006/picture">
+                <pic:pic xmlns:pic="http://schemas.openxmlformats.org/drawingml/2006/picture">
+                  <pic:nvPicPr>
+                    <pic:cNvPr id="547536947" name=""/>
+                    <pic:cNvPicPr/>
+                  </pic:nvPicPr>
+                  <pic:blipFill>
+                    <a:blip r:embed="rId21"/>
+                    <a:stretch>
+                      <a:fillRect/>
+                    </a:stretch>
+                  </pic:blipFill>
+                  <pic:spPr>
+                    <a:xfrm>
+                      <a:off x="0" y="0"/>
+                      <a:ext cx="6479540" cy="4274185"/>
+                    </a:xfrm>
+                    <a:prstGeom prst="rect">
+                      <a:avLst/>
+                    </a:prstGeom>
+                  </pic:spPr>
+                </pic:pic>
+              </a:graphicData>
+            </a:graphic>
+          </wp:inline>
+        </w:drawing>
+      </w:r>
+    </w:p>
+    <w:p>
+      <w:pPr>
+        <w:pStyle w:val="Numberlist"/>
+        <w:numPr>
+          <w:ilvl w:val="0"/>
+          <w:numId w:val="0"/>
+        </w:numPr>
+        <w:ind w:left="567"/>
+        <w:rPr>
+          <w:b/>
+          <w:bCs/>
+        </w:rPr>
+      </w:pPr>
+      <w:r>
+        <w:rPr>
+          <w:b/>
+          <w:bCs/>
+        </w:rPr>
+        <w:lastRenderedPageBreak/>
+        <w:t xml:space="preserve">4. </w:t>
+      </w:r>
+      <w:r>
+        <w:t>Add the</w:t>
+      </w:r>
+      <w:r>
+        <w:rPr>
+          <w:b/>
+          <w:bCs/>
+        </w:rPr>
+        <w:t xml:space="preserve"> </w:t>
+      </w:r>
+      <w:r>
+        <w:rPr>
+          <w:b/>
+          <w:bCs/>
+        </w:rPr>
+        <w:t>useActionState</w:t>
+      </w:r>
+      <w:r>
+        <w:t xml:space="preserve">  for </w:t>
+      </w:r>
+      <w:r>
+        <w:rPr>
+          <w:b/>
+          <w:bCs/>
+        </w:rPr>
+        <w:t xml:space="preserve">addTodo </w:t>
+      </w:r>
+      <w:r>
+        <w:rPr>
+          <w:b/>
+          <w:bCs/>
+        </w:rPr>
+        <w:drawing>
+          <wp:inline distT="0" distB="0" distL="0" distR="0" wp14:anchorId="11ADB664" wp14:editId="3E77E934">
+            <wp:extent cx="6479540" cy="1535430"/>
+            <wp:effectExtent l="0" t="0" r="0" b="7620"/>
+            <wp:docPr id="70549081" name="Picture 1"/>
+            <wp:cNvGraphicFramePr>
+              <a:graphicFrameLocks xmlns:a="http://schemas.openxmlformats.org/drawingml/2006/main" noChangeAspect="1"/>
+            </wp:cNvGraphicFramePr>
+            <a:graphic xmlns:a="http://schemas.openxmlformats.org/drawingml/2006/main">
+              <a:graphicData uri="http://schemas.openxmlformats.org/drawingml/2006/picture">
+                <pic:pic xmlns:pic="http://schemas.openxmlformats.org/drawingml/2006/picture">
+                  <pic:nvPicPr>
+                    <pic:cNvPr id="70549081" name=""/>
+                    <pic:cNvPicPr/>
+                  </pic:nvPicPr>
+                  <pic:blipFill>
+                    <a:blip r:embed="rId22"/>
+                    <a:stretch>
+                      <a:fillRect/>
+                    </a:stretch>
+                  </pic:blipFill>
+                  <pic:spPr>
+                    <a:xfrm>
+                      <a:off x="0" y="0"/>
+                      <a:ext cx="6479540" cy="1535430"/>
+                    </a:xfrm>
+                    <a:prstGeom prst="rect">
+                      <a:avLst/>
+                    </a:prstGeom>
+                  </pic:spPr>
+                </pic:pic>
+              </a:graphicData>
+            </a:graphic>
+          </wp:inline>
+        </w:drawing>
+      </w:r>
+    </w:p>
+    <w:p>
+      <w:pPr>
+        <w:pStyle w:val="Numberlist"/>
+        <w:ind w:left="567"/>
+        <w:rPr>
+          <w:lang w:val="en-GB"/>
+        </w:rPr>
+      </w:pPr>
+      <w:r>
+        <w:t xml:space="preserve">Add the </w:t>
+      </w:r>
+      <w:r>
+        <w:rPr>
+          <w:b/>
+          <w:bCs/>
+        </w:rPr>
+        <w:t>formAction</w:t>
+      </w:r>
+      <w:r>
+        <w:rPr>
+          <w:b/>
+          <w:bCs/>
+        </w:rPr>
+        <w:t xml:space="preserve"> </w:t>
+      </w:r>
+      <w:r>
+        <w:t xml:space="preserve">to the </w:t>
+      </w:r>
+      <w:r>
+        <w:rPr>
+          <w:b/>
+          <w:bCs/>
+        </w:rPr>
+        <w:t xml:space="preserve">AddTodoForm </w:t>
+      </w:r>
+      <w:r>
+        <w:t xml:space="preserve">via the </w:t>
+      </w:r>
+      <w:r>
+        <w:rPr>
+          <w:b/>
+          <w:bCs/>
+        </w:rPr>
+        <w:t xml:space="preserve">action </w:t>
+      </w:r>
+      <w:r>
+        <w:t>prop</w:t>
+      </w:r>
+      <w:r>
+        <w:rPr>
+          <w:noProof/>
+        </w:rPr>
+        <w:t xml:space="preserve"> </w:t>
+      </w:r>
+      <w:r>
+        <w:drawing>
+          <wp:inline distT="0" distB="0" distL="0" distR="0" wp14:anchorId="23FE3739" wp14:editId="6A995355">
+            <wp:extent cx="5962956" cy="2082907"/>
+            <wp:effectExtent l="0" t="0" r="0" b="0"/>
+            <wp:docPr id="1051109366" name="Picture 1"/>
+            <wp:cNvGraphicFramePr>
+              <a:graphicFrameLocks xmlns:a="http://schemas.openxmlformats.org/drawingml/2006/main" noChangeAspect="1"/>
+            </wp:cNvGraphicFramePr>
+            <a:graphic xmlns:a="http://schemas.openxmlformats.org/drawingml/2006/main">
+              <a:graphicData uri="http://schemas.openxmlformats.org/drawingml/2006/picture">
+                <pic:pic xmlns:pic="http://schemas.openxmlformats.org/drawingml/2006/picture">
+                  <pic:nvPicPr>
+                    <pic:cNvPr id="1051109366" name=""/>
+                    <pic:cNvPicPr/>
+                  </pic:nvPicPr>
+                  <pic:blipFill>
+                    <a:blip r:embed="rId23"/>
+                    <a:stretch>
+                      <a:fillRect/>
+                    </a:stretch>
+                  </pic:blipFill>
+                  <pic:spPr>
+                    <a:xfrm>
+                      <a:off x="0" y="0"/>
+                      <a:ext cx="5962956" cy="2082907"/>
+                    </a:xfrm>
+                    <a:prstGeom prst="rect">
+                      <a:avLst/>
+                    </a:prstGeom>
+                  </pic:spPr>
+                </pic:pic>
+              </a:graphicData>
+            </a:graphic>
+          </wp:inline>
+        </w:drawing>
+      </w:r>
+    </w:p>
+    <w:p>
+      <w:pPr>
+        <w:pStyle w:val="Numberlist"/>
+      </w:pPr>
+      <w:r>
+        <w:t xml:space="preserve">Add the </w:t>
+      </w:r>
+      <w:r>
+        <w:rPr>
+          <w:b/>
+          <w:bCs/>
+        </w:rPr>
+        <w:t>formAction</w:t>
+      </w:r>
+      <w:r>
+        <w:t>s to toggle and delete todos</w:t>
+      </w:r>
+      <w:r>
+        <w:rPr>
+          <w:noProof/>
+        </w:rPr>
+        <w:t xml:space="preserve"> </w:t>
+      </w:r>
+      <w:r>
+        <w:drawing>
+          <wp:inline distT="0" distB="0" distL="0" distR="0" wp14:anchorId="3D62A3F1" wp14:editId="75E2A983">
+            <wp:extent cx="5635797" cy="3520440"/>
+            <wp:effectExtent l="0" t="0" r="3175" b="3810"/>
+            <wp:docPr id="1840245373" name="Picture 1"/>
+            <wp:cNvGraphicFramePr>
+              <a:graphicFrameLocks xmlns:a="http://schemas.openxmlformats.org/drawingml/2006/main" noChangeAspect="1"/>
+            </wp:cNvGraphicFramePr>
+            <a:graphic xmlns:a="http://schemas.openxmlformats.org/drawingml/2006/main">
+              <a:graphicData uri="http://schemas.openxmlformats.org/drawingml/2006/picture">
+                <pic:pic xmlns:pic="http://schemas.openxmlformats.org/drawingml/2006/picture">
+                  <pic:nvPicPr>
+                    <pic:cNvPr id="1840245373" name=""/>
+                    <pic:cNvPicPr/>
+                  </pic:nvPicPr>
+                  <pic:blipFill>
+                    <a:blip r:embed="rId24"/>
+                    <a:stretch>
+                      <a:fillRect/>
+                    </a:stretch>
+                  </pic:blipFill>
+                  <pic:spPr>
+                    <a:xfrm>
+                      <a:off x="0" y="0"/>
+                      <a:ext cx="5640823" cy="3523580"/>
+                    </a:xfrm>
+                    <a:prstGeom prst="rect">
+                      <a:avLst/>
+                    </a:prstGeom>
+                  </pic:spPr>
+                </pic:pic>
+              </a:graphicData>
+            </a:graphic>
+          </wp:inline>
+        </w:drawing>
+      </w:r>
+    </w:p>
+    <w:p>
+      <w:pPr>
+        <w:pStyle w:val="Numberlist"/>
+      </w:pPr>
+      <w:r>
+        <w:lastRenderedPageBreak/>
+        <w:t>A</w:t>
+      </w:r>
+      <w:r>
+        <w:t xml:space="preserve">dd </w:t>
+      </w:r>
+      <w:r>
+        <w:rPr>
+          <w:b/>
+          <w:bCs/>
+        </w:rPr>
+        <w:t>useFormStatus</w:t>
+      </w:r>
+      <w:r>
+        <w:t xml:space="preserve"> to </w:t>
+      </w:r>
+      <w:r>
+        <w:rPr>
+          <w:b/>
+          <w:bCs/>
+        </w:rPr>
+        <w:t>SubmitButton</w:t>
+      </w:r>
+      <w:r>
+        <w:rPr>
+          <w:noProof/>
+        </w:rPr>
+        <w:t xml:space="preserve"> </w:t>
+      </w:r>
+      <w:r>
+        <w:rPr>
+          <w:noProof/>
+        </w:rPr>
+        <w:t>– this will allow the submit button to be disabled whilst the submit is in progress</w:t>
+      </w:r>
+      <w:r>
+        <w:rPr>
+          <w:b/>
+          <w:bCs/>
+        </w:rPr>
+        <w:drawing>
+          <wp:inline distT="0" distB="0" distL="0" distR="0" wp14:anchorId="75829358" wp14:editId="4E1DE585">
+            <wp:extent cx="4503420" cy="2226112"/>
+            <wp:effectExtent l="0" t="0" r="0" b="3175"/>
+            <wp:docPr id="137944019" name="Picture 1"/>
+            <wp:cNvGraphicFramePr>
+              <a:graphicFrameLocks xmlns:a="http://schemas.openxmlformats.org/drawingml/2006/main" noChangeAspect="1"/>
+            </wp:cNvGraphicFramePr>
+            <a:graphic xmlns:a="http://schemas.openxmlformats.org/drawingml/2006/main">
+              <a:graphicData uri="http://schemas.openxmlformats.org/drawingml/2006/picture">
+                <pic:pic xmlns:pic="http://schemas.openxmlformats.org/drawingml/2006/picture">
+                  <pic:nvPicPr>
+                    <pic:cNvPr id="137944019" name=""/>
+                    <pic:cNvPicPr/>
+                  </pic:nvPicPr>
+                  <pic:blipFill>
+                    <a:blip r:embed="rId25"/>
+                    <a:stretch>
+                      <a:fillRect/>
+                    </a:stretch>
+                  </pic:blipFill>
+                  <pic:spPr>
+                    <a:xfrm>
+                      <a:off x="0" y="0"/>
+                      <a:ext cx="4509947" cy="2229339"/>
+                    </a:xfrm>
+                    <a:prstGeom prst="rect">
+                      <a:avLst/>
+                    </a:prstGeom>
+                  </pic:spPr>
+                </pic:pic>
+              </a:graphicData>
+            </a:graphic>
+          </wp:inline>
+        </w:drawing>
+      </w:r>
+    </w:p>
+    <w:p>
+      <w:pPr>
+        <w:spacing w:before="0" w:after="160" w:line="259" w:lineRule="auto"/>
+        <w:rPr>
+          <w:b/>
+          <w:bCs/>
+          <w:lang w:val="en-GB"/>
+        </w:rPr>
+      </w:pPr>
+      <w:r>
+        <w:rPr>
+          <w:b/>
+          <w:bCs/>
+          <w:lang w:val="en-GB"/>
+        </w:rPr>
+        <w:br w:type="page"/>
+      </w:r>
+    </w:p>
+    <w:p>
+      <w:pPr>
+        <w:spacing w:before="0" w:after="160" w:line="259" w:lineRule="auto"/>
+        <w:rPr>
+          <w:b/>
+          <w:bCs/>
+          <w:lang w:val="en-GB"/>
+        </w:rPr>
+      </w:pPr>
+    </w:p>
+    <w:p>
+      <w:pPr>
+        <w:pStyle w:val="Numberlist"/>
+        <w:rPr>
+          <w:b/>
+          <w:bCs/>
+          <w:lang w:val="en-GB"/>
+        </w:rPr>
+      </w:pPr>
+    </w:p>
+    <w:p>
+      <w:pPr>
         <w:pStyle w:val="Numberlist"/>
         <w:rPr>
           <w:lang w:val="en-GB"/>
         </w:rPr>
       </w:pPr>
       <w:r>
-        <w:lastRenderedPageBreak/>
         <w:t xml:space="preserve">Update the </w:t>
       </w:r>
       <w:r>
@@ -6904,7 +7632,7 @@
                     <pic:cNvPicPr/>
                   </pic:nvPicPr>
                   <pic:blipFill>
-                    <a:blip r:embed="rId21"/>
+                    <a:blip r:embed="rId26"/>
                     <a:stretch>
                       <a:fillRect/>
                     </a:stretch>
@@ -6953,21 +7681,12 @@
       <w:r>
         <w:t xml:space="preserve">from the </w:t>
       </w:r>
-      <w:proofErr w:type="spellStart"/>
       <w:r>
         <w:rPr>
           <w:b/>
           <w:bCs/>
         </w:rPr>
-        <w:t>onClick</w:t>
-      </w:r>
-      <w:proofErr w:type="spellEnd"/>
-      <w:r>
-        <w:rPr>
-          <w:b/>
-          <w:bCs/>
-        </w:rPr>
-        <w:t xml:space="preserve"> </w:t>
+        <w:t xml:space="preserve">onClick </w:t>
       </w:r>
       <w:r>
         <w:t xml:space="preserve">of the </w:t>
@@ -7013,47 +7732,20 @@
         </w:rPr>
         <w:t xml:space="preserve">Test your </w:t>
       </w:r>
-      <w:proofErr w:type="spellStart"/>
       <w:r>
         <w:rPr>
           <w:b/>
           <w:bCs/>
           <w:lang w:val="en-GB"/>
         </w:rPr>
-        <w:t>TaskManager</w:t>
-      </w:r>
-      <w:proofErr w:type="spellEnd"/>
-      <w:r>
-        <w:rPr>
-          <w:b/>
-          <w:bCs/>
-          <w:lang w:val="en-GB"/>
-        </w:rPr>
-        <w:t xml:space="preserve"> in the </w:t>
-      </w:r>
-      <w:proofErr w:type="spellStart"/>
-      <w:r>
-        <w:rPr>
-          <w:b/>
-          <w:bCs/>
-          <w:lang w:val="en-GB"/>
-        </w:rPr>
-        <w:t>browser</w:t>
+        <w:t>TaskManager in the browser</w:t>
       </w:r>
       <w:r>
         <w:rPr>
           <w:lang w:val="en-GB"/>
         </w:rPr>
-        <w:t>by</w:t>
-      </w:r>
-      <w:proofErr w:type="spellEnd"/>
-      <w:r>
-        <w:rPr>
-          <w:lang w:val="en-GB"/>
-        </w:rPr>
-        <w:t xml:space="preserve"> running it using </w:t>
-      </w:r>
-      <w:proofErr w:type="spellStart"/>
+        <w:t xml:space="preserve">by running it using </w:t>
+      </w:r>
       <w:r>
         <w:rPr>
           <w:b/>
@@ -7062,7 +7754,6 @@
         </w:rPr>
         <w:t>vite</w:t>
       </w:r>
-      <w:proofErr w:type="spellEnd"/>
     </w:p>
     <w:p>
       <w:pPr>
@@ -7114,7 +7805,7 @@
                     <pic:cNvPicPr/>
                   </pic:nvPicPr>
                   <pic:blipFill>
-                    <a:blip r:embed="rId22" cstate="print">
+                    <a:blip r:embed="rId27" cstate="print">
                       <a:extLst>
                         <a:ext uri="{28A0092B-C50C-407E-A947-70E740481C1C}">
                           <a14:useLocalDpi xmlns:a14="http://schemas.microsoft.com/office/drawing/2010/main" val="0"/>
@@ -10508,7 +11199,6 @@
   <w:style w:type="character" w:default="1" w:styleId="DefaultParagraphFont">
     <w:name w:val="Default Paragraph Font"/>
     <w:uiPriority w:val="1"/>
-    <w:semiHidden/>
     <w:unhideWhenUsed/>
   </w:style>
   <w:style w:type="table" w:default="1" w:styleId="TableNormal">
@@ -16369,6 +17059,16 @@
 </file>
 
 <file path=customXml/item2.xml><?xml version="1.0" encoding="utf-8"?>
+<p:properties xmlns:p="http://schemas.microsoft.com/office/2006/metadata/properties" xmlns:xsi="http://www.w3.org/2001/XMLSchema-instance" xmlns:pc="http://schemas.microsoft.com/office/infopath/2007/PartnerControls">
+  <documentManagement/>
+</p:properties>
+</file>
+
+<file path=customXml/item3.xml><?xml version="1.0" encoding="utf-8"?>
+<b:Sources xmlns:b="http://schemas.openxmlformats.org/officeDocument/2006/bibliography" xmlns="http://schemas.openxmlformats.org/officeDocument/2006/bibliography" SelectedStyle="\APASixthEditionOfficeOnline.xsl" StyleName="APA" Version="6"/>
+</file>
+
+<file path=customXml/item4.xml><?xml version="1.0" encoding="utf-8"?>
 <ct:contentTypeSchema xmlns:ct="http://schemas.microsoft.com/office/2006/metadata/contentType" xmlns:ma="http://schemas.microsoft.com/office/2006/metadata/properties/metaAttributes" ct:_="" ma:_="" ma:contentTypeName="Document" ma:contentTypeID="0x010100B3B308C23B8FA642AE9F4D56BC76EBFA" ma:contentTypeVersion="14" ma:contentTypeDescription="Create a new document." ma:contentTypeScope="" ma:versionID="c79a6a23328dc9afb3ed49ae9c490095">
   <xsd:schema xmlns:xsd="http://www.w3.org/2001/XMLSchema" xmlns:xs="http://www.w3.org/2001/XMLSchema" xmlns:p="http://schemas.microsoft.com/office/2006/metadata/properties" xmlns:ns2="4a210cef-0cf7-4b00-9d95-83b777f566df" xmlns:ns3="9d579490-102d-4bf3-8643-974e67683526" targetNamespace="http://schemas.microsoft.com/office/2006/metadata/properties" ma:root="true" ma:fieldsID="661160709a9d21b99827f61f20b62c36" ns2:_="" ns3:_="">
     <xsd:import namespace="4a210cef-0cf7-4b00-9d95-83b777f566df"/>
@@ -16597,16 +17297,6 @@
 </ct:contentTypeSchema>
 </file>
 
-<file path=customXml/item3.xml><?xml version="1.0" encoding="utf-8"?>
-<b:Sources xmlns:b="http://schemas.openxmlformats.org/officeDocument/2006/bibliography" xmlns="http://schemas.openxmlformats.org/officeDocument/2006/bibliography" SelectedStyle="\APASixthEditionOfficeOnline.xsl" StyleName="APA" Version="6"/>
-</file>
-
-<file path=customXml/item4.xml><?xml version="1.0" encoding="utf-8"?>
-<p:properties xmlns:p="http://schemas.microsoft.com/office/2006/metadata/properties" xmlns:xsi="http://www.w3.org/2001/XMLSchema-instance" xmlns:pc="http://schemas.microsoft.com/office/infopath/2007/PartnerControls">
-  <documentManagement/>
-</p:properties>
-</file>
-
 <file path=customXml/itemProps1.xml><?xml version="1.0" encoding="utf-8"?>
 <ds:datastoreItem xmlns:ds="http://schemas.openxmlformats.org/officeDocument/2006/customXml" ds:itemID="{1EF956C6-2A7C-438B-ACF2-9A85252697A5}">
   <ds:schemaRefs>
@@ -16616,6 +17306,23 @@
 </file>
 
 <file path=customXml/itemProps2.xml><?xml version="1.0" encoding="utf-8"?>
+<ds:datastoreItem xmlns:ds="http://schemas.openxmlformats.org/officeDocument/2006/customXml" ds:itemID="{6367B603-3B12-42EB-A71C-92DF23C6A36D}">
+  <ds:schemaRefs>
+    <ds:schemaRef ds:uri="http://schemas.microsoft.com/office/2006/metadata/properties"/>
+    <ds:schemaRef ds:uri="http://schemas.microsoft.com/office/infopath/2007/PartnerControls"/>
+  </ds:schemaRefs>
+</ds:datastoreItem>
+</file>
+
+<file path=customXml/itemProps3.xml><?xml version="1.0" encoding="utf-8"?>
+<ds:datastoreItem xmlns:ds="http://schemas.openxmlformats.org/officeDocument/2006/customXml" ds:itemID="{F5997309-FACA-442A-8A47-89BAD725A418}">
+  <ds:schemaRefs>
+    <ds:schemaRef ds:uri="http://schemas.openxmlformats.org/officeDocument/2006/bibliography"/>
+  </ds:schemaRefs>
+</ds:datastoreItem>
+</file>
+
+<file path=customXml/itemProps4.xml><?xml version="1.0" encoding="utf-8"?>
 <ds:datastoreItem xmlns:ds="http://schemas.openxmlformats.org/officeDocument/2006/customXml" ds:itemID="{F6623346-F30B-41E7-B8C5-37A65DC48AE0}">
   <ds:schemaRefs>
     <ds:schemaRef ds:uri="http://schemas.microsoft.com/office/2006/metadata/contentType"/>
@@ -16632,21 +17339,4 @@
     <ds:schemaRef ds:uri="http://schemas.microsoft.com/internal/obd"/>
   </ds:schemaRefs>
 </ds:datastoreItem>
-</file>
-
-<file path=customXml/itemProps3.xml><?xml version="1.0" encoding="utf-8"?>
-<ds:datastoreItem xmlns:ds="http://schemas.openxmlformats.org/officeDocument/2006/customXml" ds:itemID="{F5997309-FACA-442A-8A47-89BAD725A418}">
-  <ds:schemaRefs>
-    <ds:schemaRef ds:uri="http://schemas.openxmlformats.org/officeDocument/2006/bibliography"/>
-  </ds:schemaRefs>
-</ds:datastoreItem>
-</file>
-
-<file path=customXml/itemProps4.xml><?xml version="1.0" encoding="utf-8"?>
-<ds:datastoreItem xmlns:ds="http://schemas.openxmlformats.org/officeDocument/2006/customXml" ds:itemID="{6367B603-3B12-42EB-A71C-92DF23C6A36D}">
-  <ds:schemaRefs>
-    <ds:schemaRef ds:uri="http://schemas.microsoft.com/office/2006/metadata/properties"/>
-    <ds:schemaRef ds:uri="http://schemas.microsoft.com/office/infopath/2007/PartnerControls"/>
-  </ds:schemaRefs>
-</ds:datastoreItem>
 </file>
--- a/QAREACTJS_Labs (2).docx
+++ b/QAREACTJS_Labs (2).docx
@@ -42,7 +42,31 @@
         <w:rPr>
           <w:rFonts w:ascii="Figtree Medium" w:hAnsi="Figtree Medium"/>
         </w:rPr>
-        <w:t xml:space="preserve">React Quick Labs and challenges </w:t>
+        <w:t>Ad</w:t>
+      </w:r>
+      <w:r>
+        <w:rPr>
+          <w:rFonts w:ascii="Cambria" w:hAnsi="Cambria"/>
+        </w:rPr>
+        <w:t xml:space="preserve">vanced </w:t>
+      </w:r>
+      <w:r>
+        <w:rPr>
+          <w:rFonts w:ascii="Figtree Medium" w:hAnsi="Figtree Medium"/>
+        </w:rPr>
+        <w:t xml:space="preserve">React Labs and </w:t>
+      </w:r>
+      <w:r>
+        <w:rPr>
+          <w:rFonts w:ascii="Cambria" w:hAnsi="Cambria"/>
+        </w:rPr>
+        <w:t>C</w:t>
+      </w:r>
+      <w:r>
+        <w:rPr>
+          <w:rFonts w:ascii="Figtree Medium" w:hAnsi="Figtree Medium"/>
+        </w:rPr>
+        <w:t xml:space="preserve">hallenges </w:t>
       </w:r>
       <w:r>
         <w:br/>
@@ -229,6 +253,7 @@
               <w:noProof/>
               <w:color w:val="auto"/>
               <w:sz w:val="24"/>
+              <w:lang w:val="en-GB" w:eastAsia="en-GB"/>
             </w:rPr>
           </w:pPr>
           <w:r>
@@ -240,11 +265,13 @@
           <w:r>
             <w:fldChar w:fldCharType="separate"/>
           </w:r>
-          <w:hyperlink w:anchor="_Toc199234976" w:history="1">
+          <w:hyperlink w:anchor="_Toc220063299" w:history="1">
             <w:r>
               <w:rPr>
                 <w:rStyle w:val="Hyperlink"/>
                 <w:rFonts w:ascii="Figtree ExtraBold" w:hAnsi="Figtree ExtraBold"/>
+                <w:b/>
+                <w:bCs/>
                 <w:noProof/>
               </w:rPr>
               <w:t>1.</w:t>
@@ -255,15 +282,18 @@
                 <w:noProof/>
                 <w:color w:val="auto"/>
                 <w:sz w:val="24"/>
+                <w:lang w:val="en-GB" w:eastAsia="en-GB"/>
               </w:rPr>
               <w:tab/>
             </w:r>
             <w:r>
               <w:rPr>
                 <w:rStyle w:val="Hyperlink"/>
+                <w:b/>
+                <w:bCs/>
                 <w:noProof/>
               </w:rPr>
-              <w:t>Quick Lab 1 – Installing and running React</w:t>
+              <w:t>Quick Lab 1 – useReducer and useRef</w:t>
             </w:r>
             <w:r>
               <w:rPr>
@@ -284,7 +314,7 @@
                 <w:noProof/>
                 <w:webHidden/>
               </w:rPr>
-              <w:instrText xml:space="preserve"> PAGEREF _Toc199234976 \h </w:instrText>
+              <w:instrText xml:space="preserve"> PAGEREF _Toc220063299 \h </w:instrText>
             </w:r>
             <w:r>
               <w:rPr>
@@ -327,9 +357,10 @@
               <w:noProof/>
               <w:color w:val="auto"/>
               <w:sz w:val="24"/>
+              <w:lang w:val="en-GB" w:eastAsia="en-GB"/>
             </w:rPr>
           </w:pPr>
-          <w:hyperlink w:anchor="_Toc199234977" w:history="1">
+          <w:hyperlink w:anchor="_Toc220063300" w:history="1">
             <w:r>
               <w:rPr>
                 <w:rStyle w:val="Hyperlink"/>
@@ -343,6 +374,7 @@
                 <w:noProof/>
                 <w:color w:val="auto"/>
                 <w:sz w:val="24"/>
+                <w:lang w:val="en-GB" w:eastAsia="en-GB"/>
               </w:rPr>
               <w:tab/>
             </w:r>
@@ -372,7 +404,7 @@
                 <w:noProof/>
                 <w:webHidden/>
               </w:rPr>
-              <w:instrText xml:space="preserve"> PAGEREF _Toc199234977 \h </w:instrText>
+              <w:instrText xml:space="preserve"> PAGEREF _Toc220063300 \h </w:instrText>
             </w:r>
             <w:r>
               <w:rPr>
@@ -415,9 +447,10 @@
               <w:noProof/>
               <w:color w:val="auto"/>
               <w:sz w:val="24"/>
+              <w:lang w:val="en-GB" w:eastAsia="en-GB"/>
             </w:rPr>
           </w:pPr>
-          <w:hyperlink w:anchor="_Toc199234978" w:history="1">
+          <w:hyperlink w:anchor="_Toc220063301" w:history="1">
             <w:r>
               <w:rPr>
                 <w:rStyle w:val="Hyperlink"/>
@@ -431,6 +464,7 @@
                 <w:noProof/>
                 <w:color w:val="auto"/>
                 <w:sz w:val="24"/>
+                <w:lang w:val="en-GB" w:eastAsia="en-GB"/>
               </w:rPr>
               <w:tab/>
             </w:r>
@@ -460,7 +494,7 @@
                 <w:noProof/>
                 <w:webHidden/>
               </w:rPr>
-              <w:instrText xml:space="preserve"> PAGEREF _Toc199234978 \h </w:instrText>
+              <w:instrText xml:space="preserve"> PAGEREF _Toc220063301 \h </w:instrText>
             </w:r>
             <w:r>
               <w:rPr>
@@ -503,13 +537,16 @@
               <w:noProof/>
               <w:color w:val="auto"/>
               <w:sz w:val="24"/>
+              <w:lang w:val="en-GB" w:eastAsia="en-GB"/>
             </w:rPr>
           </w:pPr>
-          <w:hyperlink w:anchor="_Toc199234979" w:history="1">
+          <w:hyperlink w:anchor="_Toc220063302" w:history="1">
             <w:r>
               <w:rPr>
                 <w:rStyle w:val="Hyperlink"/>
                 <w:rFonts w:ascii="Figtree ExtraBold" w:hAnsi="Figtree ExtraBold"/>
+                <w:b/>
+                <w:bCs/>
                 <w:noProof/>
               </w:rPr>
               <w:t>2.</w:t>
@@ -520,6 +557,7 @@
                 <w:noProof/>
                 <w:color w:val="auto"/>
                 <w:sz w:val="24"/>
+                <w:lang w:val="en-GB" w:eastAsia="en-GB"/>
               </w:rPr>
               <w:tab/>
             </w:r>
@@ -528,7 +566,16 @@
                 <w:rStyle w:val="Hyperlink"/>
                 <w:noProof/>
               </w:rPr>
-              <w:t>Quick Lab 2 – Create your first React components</w:t>
+              <w:t xml:space="preserve">Quick Lab 2 – </w:t>
+            </w:r>
+            <w:r>
+              <w:rPr>
+                <w:rStyle w:val="Hyperlink"/>
+                <w:b/>
+                <w:bCs/>
+                <w:noProof/>
+              </w:rPr>
+              <w:t>useMemo and useCallback</w:t>
             </w:r>
             <w:r>
               <w:rPr>
@@ -549,7 +596,7 @@
                 <w:noProof/>
                 <w:webHidden/>
               </w:rPr>
-              <w:instrText xml:space="preserve"> PAGEREF _Toc199234979 \h </w:instrText>
+              <w:instrText xml:space="preserve"> PAGEREF _Toc220063302 \h </w:instrText>
             </w:r>
             <w:r>
               <w:rPr>
@@ -592,9 +639,10 @@
               <w:noProof/>
               <w:color w:val="auto"/>
               <w:sz w:val="24"/>
+              <w:lang w:val="en-GB" w:eastAsia="en-GB"/>
             </w:rPr>
           </w:pPr>
-          <w:hyperlink w:anchor="_Toc199234980" w:history="1">
+          <w:hyperlink w:anchor="_Toc220063303" w:history="1">
             <w:r>
               <w:rPr>
                 <w:rStyle w:val="Hyperlink"/>
@@ -608,6 +656,7 @@
                 <w:noProof/>
                 <w:color w:val="auto"/>
                 <w:sz w:val="24"/>
+                <w:lang w:val="en-GB" w:eastAsia="en-GB"/>
               </w:rPr>
               <w:tab/>
             </w:r>
@@ -637,7 +686,7 @@
                 <w:noProof/>
                 <w:webHidden/>
               </w:rPr>
-              <w:instrText xml:space="preserve"> PAGEREF _Toc199234980 \h </w:instrText>
+              <w:instrText xml:space="preserve"> PAGEREF _Toc220063303 \h </w:instrText>
             </w:r>
             <w:r>
               <w:rPr>
@@ -680,9 +729,10 @@
               <w:noProof/>
               <w:color w:val="auto"/>
               <w:sz w:val="24"/>
+              <w:lang w:val="en-GB" w:eastAsia="en-GB"/>
             </w:rPr>
           </w:pPr>
-          <w:hyperlink w:anchor="_Toc199234981" w:history="1">
+          <w:hyperlink w:anchor="_Toc220063304" w:history="1">
             <w:r>
               <w:rPr>
                 <w:rStyle w:val="Hyperlink"/>
@@ -696,6 +746,7 @@
                 <w:noProof/>
                 <w:color w:val="auto"/>
                 <w:sz w:val="24"/>
+                <w:lang w:val="en-GB" w:eastAsia="en-GB"/>
               </w:rPr>
               <w:tab/>
             </w:r>
@@ -725,7 +776,7 @@
                 <w:noProof/>
                 <w:webHidden/>
               </w:rPr>
-              <w:instrText xml:space="preserve"> PAGEREF _Toc199234981 \h </w:instrText>
+              <w:instrText xml:space="preserve"> PAGEREF _Toc220063304 \h </w:instrText>
             </w:r>
             <w:r>
               <w:rPr>
@@ -768,13 +819,16 @@
               <w:noProof/>
               <w:color w:val="auto"/>
               <w:sz w:val="24"/>
+              <w:lang w:val="en-GB" w:eastAsia="en-GB"/>
             </w:rPr>
           </w:pPr>
-          <w:hyperlink w:anchor="_Toc199234982" w:history="1">
+          <w:hyperlink w:anchor="_Toc220063305" w:history="1">
             <w:r>
               <w:rPr>
                 <w:rStyle w:val="Hyperlink"/>
                 <w:rFonts w:ascii="Figtree ExtraBold" w:hAnsi="Figtree ExtraBold"/>
+                <w:b/>
+                <w:bCs/>
                 <w:noProof/>
               </w:rPr>
               <w:t>3.</w:t>
@@ -785,6 +839,7 @@
                 <w:noProof/>
                 <w:color w:val="auto"/>
                 <w:sz w:val="24"/>
+                <w:lang w:val="en-GB" w:eastAsia="en-GB"/>
               </w:rPr>
               <w:tab/>
             </w:r>
@@ -793,7 +848,45 @@
                 <w:rStyle w:val="Hyperlink"/>
                 <w:noProof/>
               </w:rPr>
-              <w:t>Quick Lab 3 – Props in React</w:t>
+              <w:t xml:space="preserve">Quick Lab 3 – </w:t>
+            </w:r>
+            <w:r>
+              <w:rPr>
+                <w:rStyle w:val="Hyperlink"/>
+                <w:b/>
+                <w:bCs/>
+                <w:noProof/>
+              </w:rPr>
+              <w:t>useAction</w:t>
+            </w:r>
+            <w:r>
+              <w:rPr>
+                <w:rStyle w:val="Hyperlink"/>
+                <w:rFonts w:ascii="Cambria" w:hAnsi="Cambria"/>
+                <w:b/>
+                <w:bCs/>
+                <w:noProof/>
+              </w:rPr>
+              <w:t>State, useOptimistic</w:t>
+            </w:r>
+            <w:r>
+              <w:rPr>
+                <w:rStyle w:val="Hyperlink"/>
+                <w:b/>
+                <w:bCs/>
+                <w:noProof/>
+              </w:rPr>
+              <w:t xml:space="preserve"> and use</w:t>
+            </w:r>
+            <w:r>
+              <w:rPr>
+                <w:rStyle w:val="Hyperlink"/>
+                <w:rFonts w:ascii="Cambria" w:hAnsi="Cambria"/>
+                <w:b/>
+                <w:bCs/>
+                <w:noProof/>
+              </w:rPr>
+              <w:t>FormStatus</w:t>
             </w:r>
             <w:r>
               <w:rPr>
@@ -814,7 +907,7 @@
                 <w:noProof/>
                 <w:webHidden/>
               </w:rPr>
-              <w:instrText xml:space="preserve"> PAGEREF _Toc199234982 \h </w:instrText>
+              <w:instrText xml:space="preserve"> PAGEREF _Toc220063305 \h </w:instrText>
             </w:r>
             <w:r>
               <w:rPr>
@@ -857,9 +950,10 @@
               <w:noProof/>
               <w:color w:val="auto"/>
               <w:sz w:val="24"/>
+              <w:lang w:val="en-GB" w:eastAsia="en-GB"/>
             </w:rPr>
           </w:pPr>
-          <w:hyperlink w:anchor="_Toc199234983" w:history="1">
+          <w:hyperlink w:anchor="_Toc220063306" w:history="1">
             <w:r>
               <w:rPr>
                 <w:rStyle w:val="Hyperlink"/>
@@ -873,6 +967,7 @@
                 <w:noProof/>
                 <w:color w:val="auto"/>
                 <w:sz w:val="24"/>
+                <w:lang w:val="en-GB" w:eastAsia="en-GB"/>
               </w:rPr>
               <w:tab/>
             </w:r>
@@ -902,7 +997,7 @@
                 <w:noProof/>
                 <w:webHidden/>
               </w:rPr>
-              <w:instrText xml:space="preserve"> PAGEREF _Toc199234983 \h </w:instrText>
+              <w:instrText xml:space="preserve"> PAGEREF _Toc220063306 \h </w:instrText>
             </w:r>
             <w:r>
               <w:rPr>
@@ -945,9 +1040,10 @@
               <w:noProof/>
               <w:color w:val="auto"/>
               <w:sz w:val="24"/>
+              <w:lang w:val="en-GB" w:eastAsia="en-GB"/>
             </w:rPr>
           </w:pPr>
-          <w:hyperlink w:anchor="_Toc199234984" w:history="1">
+          <w:hyperlink w:anchor="_Toc220063307" w:history="1">
             <w:r>
               <w:rPr>
                 <w:rStyle w:val="Hyperlink"/>
@@ -961,6 +1057,7 @@
                 <w:noProof/>
                 <w:color w:val="auto"/>
                 <w:sz w:val="24"/>
+                <w:lang w:val="en-GB" w:eastAsia="en-GB"/>
               </w:rPr>
               <w:tab/>
             </w:r>
@@ -990,7 +1087,7 @@
                 <w:noProof/>
                 <w:webHidden/>
               </w:rPr>
-              <w:instrText xml:space="preserve"> PAGEREF _Toc199234984 \h </w:instrText>
+              <w:instrText xml:space="preserve"> PAGEREF _Toc220063307 \h </w:instrText>
             </w:r>
             <w:r>
               <w:rPr>
@@ -1023,9 +1120,9 @@
         </w:p>
         <w:p>
           <w:pPr>
-            <w:pStyle w:val="TOC2"/>
+            <w:pStyle w:val="TOC1"/>
             <w:tabs>
-              <w:tab w:val="left" w:pos="960"/>
+              <w:tab w:val="left" w:pos="480"/>
               <w:tab w:val="right" w:leader="dot" w:pos="10194"/>
             </w:tabs>
             <w:rPr>
@@ -1033,15 +1130,19 @@
               <w:noProof/>
               <w:color w:val="auto"/>
               <w:sz w:val="24"/>
+              <w:lang w:val="en-GB" w:eastAsia="en-GB"/>
             </w:rPr>
           </w:pPr>
-          <w:hyperlink w:anchor="_Toc199234985" w:history="1">
+          <w:hyperlink w:anchor="_Toc220063308" w:history="1">
             <w:r>
               <w:rPr>
                 <w:rStyle w:val="Hyperlink"/>
+                <w:rFonts w:ascii="Figtree ExtraBold" w:hAnsi="Figtree ExtraBold"/>
+                <w:b/>
+                <w:bCs/>
                 <w:noProof/>
               </w:rPr>
-              <w:t>3.3.</w:t>
+              <w:t>4.</w:t>
             </w:r>
             <w:r>
               <w:rPr>
@@ -1049,6 +1150,7 @@
                 <w:noProof/>
                 <w:color w:val="auto"/>
                 <w:sz w:val="24"/>
+                <w:lang w:val="en-GB" w:eastAsia="en-GB"/>
               </w:rPr>
               <w:tab/>
             </w:r>
@@ -1057,7 +1159,24 @@
                 <w:rStyle w:val="Hyperlink"/>
                 <w:noProof/>
               </w:rPr>
-              <w:t>If you have time</w:t>
+              <w:t xml:space="preserve">Quick Lab 4 </w:t>
+            </w:r>
+            <w:r>
+              <w:rPr>
+                <w:rStyle w:val="Hyperlink"/>
+                <w:rFonts w:ascii="Cambria" w:hAnsi="Cambria"/>
+                <w:noProof/>
+              </w:rPr>
+              <w:t xml:space="preserve">– </w:t>
+            </w:r>
+            <w:r>
+              <w:rPr>
+                <w:rStyle w:val="Hyperlink"/>
+                <w:b/>
+                <w:bCs/>
+                <w:noProof/>
+              </w:rPr>
+              <w:t>Redux</w:t>
             </w:r>
             <w:r>
               <w:rPr>
@@ -1078,96 +1197,7 @@
                 <w:noProof/>
                 <w:webHidden/>
               </w:rPr>
-              <w:instrText xml:space="preserve"> PAGEREF _Toc199234985 \h </w:instrText>
-            </w:r>
-            <w:r>
-              <w:rPr>
-                <w:noProof/>
-                <w:webHidden/>
-              </w:rPr>
-            </w:r>
-            <w:r>
-              <w:rPr>
-                <w:noProof/>
-                <w:webHidden/>
-              </w:rPr>
-              <w:fldChar w:fldCharType="separate"/>
-            </w:r>
-            <w:r>
-              <w:rPr>
-                <w:noProof/>
-                <w:webHidden/>
-              </w:rPr>
-              <w:t>5</w:t>
-            </w:r>
-            <w:r>
-              <w:rPr>
-                <w:noProof/>
-                <w:webHidden/>
-              </w:rPr>
-              <w:fldChar w:fldCharType="end"/>
-            </w:r>
-          </w:hyperlink>
-        </w:p>
-        <w:p>
-          <w:pPr>
-            <w:pStyle w:val="TOC1"/>
-            <w:tabs>
-              <w:tab w:val="left" w:pos="480"/>
-              <w:tab w:val="right" w:leader="dot" w:pos="10194"/>
-            </w:tabs>
-            <w:rPr>
-              <w:rFonts w:asciiTheme="minorHAnsi" w:eastAsiaTheme="minorEastAsia" w:hAnsiTheme="minorHAnsi"/>
-              <w:noProof/>
-              <w:color w:val="auto"/>
-              <w:sz w:val="24"/>
-            </w:rPr>
-          </w:pPr>
-          <w:hyperlink w:anchor="_Toc199234986" w:history="1">
-            <w:r>
-              <w:rPr>
-                <w:rStyle w:val="Hyperlink"/>
-                <w:rFonts w:ascii="Figtree ExtraBold" w:hAnsi="Figtree ExtraBold"/>
-                <w:noProof/>
-              </w:rPr>
-              <w:t>4.</w:t>
-            </w:r>
-            <w:r>
-              <w:rPr>
-                <w:rFonts w:asciiTheme="minorHAnsi" w:eastAsiaTheme="minorEastAsia" w:hAnsiTheme="minorHAnsi"/>
-                <w:noProof/>
-                <w:color w:val="auto"/>
-                <w:sz w:val="24"/>
-              </w:rPr>
-              <w:tab/>
-            </w:r>
-            <w:r>
-              <w:rPr>
-                <w:rStyle w:val="Hyperlink"/>
-                <w:noProof/>
-              </w:rPr>
-              <w:t>Quick Lab 4 – Conditional rendering</w:t>
-            </w:r>
-            <w:r>
-              <w:rPr>
-                <w:noProof/>
-                <w:webHidden/>
-              </w:rPr>
-              <w:tab/>
-            </w:r>
-            <w:r>
-              <w:rPr>
-                <w:noProof/>
-                <w:webHidden/>
-              </w:rPr>
-              <w:fldChar w:fldCharType="begin"/>
-            </w:r>
-            <w:r>
-              <w:rPr>
-                <w:noProof/>
-                <w:webHidden/>
-              </w:rPr>
-              <w:instrText xml:space="preserve"> PAGEREF _Toc199234986 \h </w:instrText>
+              <w:instrText xml:space="preserve"> PAGEREF _Toc220063308 \h </w:instrText>
             </w:r>
             <w:r>
               <w:rPr>
@@ -1210,9 +1240,10 @@
               <w:noProof/>
               <w:color w:val="auto"/>
               <w:sz w:val="24"/>
+              <w:lang w:val="en-GB" w:eastAsia="en-GB"/>
             </w:rPr>
           </w:pPr>
-          <w:hyperlink w:anchor="_Toc199234987" w:history="1">
+          <w:hyperlink w:anchor="_Toc220063309" w:history="1">
             <w:r>
               <w:rPr>
                 <w:rStyle w:val="Hyperlink"/>
@@ -1226,6 +1257,7 @@
                 <w:noProof/>
                 <w:color w:val="auto"/>
                 <w:sz w:val="24"/>
+                <w:lang w:val="en-GB" w:eastAsia="en-GB"/>
               </w:rPr>
               <w:tab/>
             </w:r>
@@ -1255,7 +1287,7 @@
                 <w:noProof/>
                 <w:webHidden/>
               </w:rPr>
-              <w:instrText xml:space="preserve"> PAGEREF _Toc199234987 \h </w:instrText>
+              <w:instrText xml:space="preserve"> PAGEREF _Toc220063309 \h </w:instrText>
             </w:r>
             <w:r>
               <w:rPr>
@@ -1298,9 +1330,10 @@
               <w:noProof/>
               <w:color w:val="auto"/>
               <w:sz w:val="24"/>
+              <w:lang w:val="en-GB" w:eastAsia="en-GB"/>
             </w:rPr>
           </w:pPr>
-          <w:hyperlink w:anchor="_Toc199234988" w:history="1">
+          <w:hyperlink w:anchor="_Toc220063310" w:history="1">
             <w:r>
               <w:rPr>
                 <w:rStyle w:val="Hyperlink"/>
@@ -1314,6 +1347,7 @@
                 <w:noProof/>
                 <w:color w:val="auto"/>
                 <w:sz w:val="24"/>
+                <w:lang w:val="en-GB" w:eastAsia="en-GB"/>
               </w:rPr>
               <w:tab/>
             </w:r>
@@ -1343,7 +1377,7 @@
                 <w:noProof/>
                 <w:webHidden/>
               </w:rPr>
-              <w:instrText xml:space="preserve"> PAGEREF _Toc199234988 \h </w:instrText>
+              <w:instrText xml:space="preserve"> PAGEREF _Toc220063310 \h </w:instrText>
             </w:r>
             <w:r>
               <w:rPr>
@@ -1375,4683 +1409,6 @@
           </w:hyperlink>
         </w:p>
         <w:p>
-          <w:pPr>
-            <w:pStyle w:val="TOC1"/>
-            <w:tabs>
-              <w:tab w:val="left" w:pos="480"/>
-              <w:tab w:val="right" w:leader="dot" w:pos="10194"/>
-            </w:tabs>
-            <w:rPr>
-              <w:rFonts w:asciiTheme="minorHAnsi" w:eastAsiaTheme="minorEastAsia" w:hAnsiTheme="minorHAnsi"/>
-              <w:noProof/>
-              <w:color w:val="auto"/>
-              <w:sz w:val="24"/>
-            </w:rPr>
-          </w:pPr>
-          <w:hyperlink w:anchor="_Toc199234989" w:history="1">
-            <w:r>
-              <w:rPr>
-                <w:rStyle w:val="Hyperlink"/>
-                <w:rFonts w:ascii="Figtree ExtraBold" w:hAnsi="Figtree ExtraBold"/>
-                <w:noProof/>
-              </w:rPr>
-              <w:t>5.</w:t>
-            </w:r>
-            <w:r>
-              <w:rPr>
-                <w:rFonts w:asciiTheme="minorHAnsi" w:eastAsiaTheme="minorEastAsia" w:hAnsiTheme="minorHAnsi"/>
-                <w:noProof/>
-                <w:color w:val="auto"/>
-                <w:sz w:val="24"/>
-              </w:rPr>
-              <w:tab/>
-            </w:r>
-            <w:r>
-              <w:rPr>
-                <w:rStyle w:val="Hyperlink"/>
-                <w:noProof/>
-              </w:rPr>
-              <w:t>Quick Lab 5 – Rendering external data</w:t>
-            </w:r>
-            <w:r>
-              <w:rPr>
-                <w:noProof/>
-                <w:webHidden/>
-              </w:rPr>
-              <w:tab/>
-            </w:r>
-            <w:r>
-              <w:rPr>
-                <w:noProof/>
-                <w:webHidden/>
-              </w:rPr>
-              <w:fldChar w:fldCharType="begin"/>
-            </w:r>
-            <w:r>
-              <w:rPr>
-                <w:noProof/>
-                <w:webHidden/>
-              </w:rPr>
-              <w:instrText xml:space="preserve"> PAGEREF _Toc199234989 \h </w:instrText>
-            </w:r>
-            <w:r>
-              <w:rPr>
-                <w:noProof/>
-                <w:webHidden/>
-              </w:rPr>
-            </w:r>
-            <w:r>
-              <w:rPr>
-                <w:noProof/>
-                <w:webHidden/>
-              </w:rPr>
-              <w:fldChar w:fldCharType="separate"/>
-            </w:r>
-            <w:r>
-              <w:rPr>
-                <w:noProof/>
-                <w:webHidden/>
-              </w:rPr>
-              <w:t>9</w:t>
-            </w:r>
-            <w:r>
-              <w:rPr>
-                <w:noProof/>
-                <w:webHidden/>
-              </w:rPr>
-              <w:fldChar w:fldCharType="end"/>
-            </w:r>
-          </w:hyperlink>
-        </w:p>
-        <w:p>
-          <w:pPr>
-            <w:pStyle w:val="TOC2"/>
-            <w:tabs>
-              <w:tab w:val="left" w:pos="960"/>
-              <w:tab w:val="right" w:leader="dot" w:pos="10194"/>
-            </w:tabs>
-            <w:rPr>
-              <w:rFonts w:asciiTheme="minorHAnsi" w:eastAsiaTheme="minorEastAsia" w:hAnsiTheme="minorHAnsi"/>
-              <w:noProof/>
-              <w:color w:val="auto"/>
-              <w:sz w:val="24"/>
-            </w:rPr>
-          </w:pPr>
-          <w:hyperlink w:anchor="_Toc199234990" w:history="1">
-            <w:r>
-              <w:rPr>
-                <w:rStyle w:val="Hyperlink"/>
-                <w:noProof/>
-              </w:rPr>
-              <w:t>5.1.</w:t>
-            </w:r>
-            <w:r>
-              <w:rPr>
-                <w:rFonts w:asciiTheme="minorHAnsi" w:eastAsiaTheme="minorEastAsia" w:hAnsiTheme="minorHAnsi"/>
-                <w:noProof/>
-                <w:color w:val="auto"/>
-                <w:sz w:val="24"/>
-              </w:rPr>
-              <w:tab/>
-            </w:r>
-            <w:r>
-              <w:rPr>
-                <w:rStyle w:val="Hyperlink"/>
-                <w:noProof/>
-              </w:rPr>
-              <w:t>Objectives</w:t>
-            </w:r>
-            <w:r>
-              <w:rPr>
-                <w:noProof/>
-                <w:webHidden/>
-              </w:rPr>
-              <w:tab/>
-            </w:r>
-            <w:r>
-              <w:rPr>
-                <w:noProof/>
-                <w:webHidden/>
-              </w:rPr>
-              <w:fldChar w:fldCharType="begin"/>
-            </w:r>
-            <w:r>
-              <w:rPr>
-                <w:noProof/>
-                <w:webHidden/>
-              </w:rPr>
-              <w:instrText xml:space="preserve"> PAGEREF _Toc199234990 \h </w:instrText>
-            </w:r>
-            <w:r>
-              <w:rPr>
-                <w:noProof/>
-                <w:webHidden/>
-              </w:rPr>
-            </w:r>
-            <w:r>
-              <w:rPr>
-                <w:noProof/>
-                <w:webHidden/>
-              </w:rPr>
-              <w:fldChar w:fldCharType="separate"/>
-            </w:r>
-            <w:r>
-              <w:rPr>
-                <w:noProof/>
-                <w:webHidden/>
-              </w:rPr>
-              <w:t>9</w:t>
-            </w:r>
-            <w:r>
-              <w:rPr>
-                <w:noProof/>
-                <w:webHidden/>
-              </w:rPr>
-              <w:fldChar w:fldCharType="end"/>
-            </w:r>
-          </w:hyperlink>
-        </w:p>
-        <w:p>
-          <w:pPr>
-            <w:pStyle w:val="TOC2"/>
-            <w:tabs>
-              <w:tab w:val="left" w:pos="960"/>
-              <w:tab w:val="right" w:leader="dot" w:pos="10194"/>
-            </w:tabs>
-            <w:rPr>
-              <w:rFonts w:asciiTheme="minorHAnsi" w:eastAsiaTheme="minorEastAsia" w:hAnsiTheme="minorHAnsi"/>
-              <w:noProof/>
-              <w:color w:val="auto"/>
-              <w:sz w:val="24"/>
-            </w:rPr>
-          </w:pPr>
-          <w:hyperlink w:anchor="_Toc199234991" w:history="1">
-            <w:r>
-              <w:rPr>
-                <w:rStyle w:val="Hyperlink"/>
-                <w:noProof/>
-              </w:rPr>
-              <w:t>5.2.</w:t>
-            </w:r>
-            <w:r>
-              <w:rPr>
-                <w:rFonts w:asciiTheme="minorHAnsi" w:eastAsiaTheme="minorEastAsia" w:hAnsiTheme="minorHAnsi"/>
-                <w:noProof/>
-                <w:color w:val="auto"/>
-                <w:sz w:val="24"/>
-              </w:rPr>
-              <w:tab/>
-            </w:r>
-            <w:r>
-              <w:rPr>
-                <w:rStyle w:val="Hyperlink"/>
-                <w:noProof/>
-              </w:rPr>
-              <w:t>Activity</w:t>
-            </w:r>
-            <w:r>
-              <w:rPr>
-                <w:noProof/>
-                <w:webHidden/>
-              </w:rPr>
-              <w:tab/>
-            </w:r>
-            <w:r>
-              <w:rPr>
-                <w:noProof/>
-                <w:webHidden/>
-              </w:rPr>
-              <w:fldChar w:fldCharType="begin"/>
-            </w:r>
-            <w:r>
-              <w:rPr>
-                <w:noProof/>
-                <w:webHidden/>
-              </w:rPr>
-              <w:instrText xml:space="preserve"> PAGEREF _Toc199234991 \h </w:instrText>
-            </w:r>
-            <w:r>
-              <w:rPr>
-                <w:noProof/>
-                <w:webHidden/>
-              </w:rPr>
-            </w:r>
-            <w:r>
-              <w:rPr>
-                <w:noProof/>
-                <w:webHidden/>
-              </w:rPr>
-              <w:fldChar w:fldCharType="separate"/>
-            </w:r>
-            <w:r>
-              <w:rPr>
-                <w:noProof/>
-                <w:webHidden/>
-              </w:rPr>
-              <w:t>9</w:t>
-            </w:r>
-            <w:r>
-              <w:rPr>
-                <w:noProof/>
-                <w:webHidden/>
-              </w:rPr>
-              <w:fldChar w:fldCharType="end"/>
-            </w:r>
-          </w:hyperlink>
-        </w:p>
-        <w:p>
-          <w:pPr>
-            <w:pStyle w:val="TOC1"/>
-            <w:tabs>
-              <w:tab w:val="left" w:pos="480"/>
-              <w:tab w:val="right" w:leader="dot" w:pos="10194"/>
-            </w:tabs>
-            <w:rPr>
-              <w:rFonts w:asciiTheme="minorHAnsi" w:eastAsiaTheme="minorEastAsia" w:hAnsiTheme="minorHAnsi"/>
-              <w:noProof/>
-              <w:color w:val="auto"/>
-              <w:sz w:val="24"/>
-            </w:rPr>
-          </w:pPr>
-          <w:hyperlink w:anchor="_Toc199234992" w:history="1">
-            <w:r>
-              <w:rPr>
-                <w:rStyle w:val="Hyperlink"/>
-                <w:rFonts w:ascii="Figtree ExtraBold" w:hAnsi="Figtree ExtraBold"/>
-                <w:noProof/>
-              </w:rPr>
-              <w:t>6.</w:t>
-            </w:r>
-            <w:r>
-              <w:rPr>
-                <w:rFonts w:asciiTheme="minorHAnsi" w:eastAsiaTheme="minorEastAsia" w:hAnsiTheme="minorHAnsi"/>
-                <w:noProof/>
-                <w:color w:val="auto"/>
-                <w:sz w:val="24"/>
-              </w:rPr>
-              <w:tab/>
-            </w:r>
-            <w:r>
-              <w:rPr>
-                <w:rStyle w:val="Hyperlink"/>
-                <w:noProof/>
-              </w:rPr>
-              <w:t>Quick Lab 6 – Routing in React</w:t>
-            </w:r>
-            <w:r>
-              <w:rPr>
-                <w:noProof/>
-                <w:webHidden/>
-              </w:rPr>
-              <w:tab/>
-            </w:r>
-            <w:r>
-              <w:rPr>
-                <w:noProof/>
-                <w:webHidden/>
-              </w:rPr>
-              <w:fldChar w:fldCharType="begin"/>
-            </w:r>
-            <w:r>
-              <w:rPr>
-                <w:noProof/>
-                <w:webHidden/>
-              </w:rPr>
-              <w:instrText xml:space="preserve"> PAGEREF _Toc199234992 \h </w:instrText>
-            </w:r>
-            <w:r>
-              <w:rPr>
-                <w:noProof/>
-                <w:webHidden/>
-              </w:rPr>
-            </w:r>
-            <w:r>
-              <w:rPr>
-                <w:noProof/>
-                <w:webHidden/>
-              </w:rPr>
-              <w:fldChar w:fldCharType="separate"/>
-            </w:r>
-            <w:r>
-              <w:rPr>
-                <w:noProof/>
-                <w:webHidden/>
-              </w:rPr>
-              <w:t>13</w:t>
-            </w:r>
-            <w:r>
-              <w:rPr>
-                <w:noProof/>
-                <w:webHidden/>
-              </w:rPr>
-              <w:fldChar w:fldCharType="end"/>
-            </w:r>
-          </w:hyperlink>
-        </w:p>
-        <w:p>
-          <w:pPr>
-            <w:pStyle w:val="TOC2"/>
-            <w:tabs>
-              <w:tab w:val="left" w:pos="960"/>
-              <w:tab w:val="right" w:leader="dot" w:pos="10194"/>
-            </w:tabs>
-            <w:rPr>
-              <w:rFonts w:asciiTheme="minorHAnsi" w:eastAsiaTheme="minorEastAsia" w:hAnsiTheme="minorHAnsi"/>
-              <w:noProof/>
-              <w:color w:val="auto"/>
-              <w:sz w:val="24"/>
-            </w:rPr>
-          </w:pPr>
-          <w:hyperlink w:anchor="_Toc199234993" w:history="1">
-            <w:r>
-              <w:rPr>
-                <w:rStyle w:val="Hyperlink"/>
-                <w:noProof/>
-              </w:rPr>
-              <w:t>6.1.</w:t>
-            </w:r>
-            <w:r>
-              <w:rPr>
-                <w:rFonts w:asciiTheme="minorHAnsi" w:eastAsiaTheme="minorEastAsia" w:hAnsiTheme="minorHAnsi"/>
-                <w:noProof/>
-                <w:color w:val="auto"/>
-                <w:sz w:val="24"/>
-              </w:rPr>
-              <w:tab/>
-            </w:r>
-            <w:r>
-              <w:rPr>
-                <w:rStyle w:val="Hyperlink"/>
-                <w:noProof/>
-              </w:rPr>
-              <w:t>Objectives</w:t>
-            </w:r>
-            <w:r>
-              <w:rPr>
-                <w:noProof/>
-                <w:webHidden/>
-              </w:rPr>
-              <w:tab/>
-            </w:r>
-            <w:r>
-              <w:rPr>
-                <w:noProof/>
-                <w:webHidden/>
-              </w:rPr>
-              <w:fldChar w:fldCharType="begin"/>
-            </w:r>
-            <w:r>
-              <w:rPr>
-                <w:noProof/>
-                <w:webHidden/>
-              </w:rPr>
-              <w:instrText xml:space="preserve"> PAGEREF _Toc199234993 \h </w:instrText>
-            </w:r>
-            <w:r>
-              <w:rPr>
-                <w:noProof/>
-                <w:webHidden/>
-              </w:rPr>
-            </w:r>
-            <w:r>
-              <w:rPr>
-                <w:noProof/>
-                <w:webHidden/>
-              </w:rPr>
-              <w:fldChar w:fldCharType="separate"/>
-            </w:r>
-            <w:r>
-              <w:rPr>
-                <w:noProof/>
-                <w:webHidden/>
-              </w:rPr>
-              <w:t>13</w:t>
-            </w:r>
-            <w:r>
-              <w:rPr>
-                <w:noProof/>
-                <w:webHidden/>
-              </w:rPr>
-              <w:fldChar w:fldCharType="end"/>
-            </w:r>
-          </w:hyperlink>
-        </w:p>
-        <w:p>
-          <w:pPr>
-            <w:pStyle w:val="TOC2"/>
-            <w:tabs>
-              <w:tab w:val="left" w:pos="960"/>
-              <w:tab w:val="right" w:leader="dot" w:pos="10194"/>
-            </w:tabs>
-            <w:rPr>
-              <w:rFonts w:asciiTheme="minorHAnsi" w:eastAsiaTheme="minorEastAsia" w:hAnsiTheme="minorHAnsi"/>
-              <w:noProof/>
-              <w:color w:val="auto"/>
-              <w:sz w:val="24"/>
-            </w:rPr>
-          </w:pPr>
-          <w:hyperlink w:anchor="_Toc199234994" w:history="1">
-            <w:r>
-              <w:rPr>
-                <w:rStyle w:val="Hyperlink"/>
-                <w:noProof/>
-              </w:rPr>
-              <w:t>6.2.</w:t>
-            </w:r>
-            <w:r>
-              <w:rPr>
-                <w:rFonts w:asciiTheme="minorHAnsi" w:eastAsiaTheme="minorEastAsia" w:hAnsiTheme="minorHAnsi"/>
-                <w:noProof/>
-                <w:color w:val="auto"/>
-                <w:sz w:val="24"/>
-              </w:rPr>
-              <w:tab/>
-            </w:r>
-            <w:r>
-              <w:rPr>
-                <w:rStyle w:val="Hyperlink"/>
-                <w:noProof/>
-              </w:rPr>
-              <w:t>Activity</w:t>
-            </w:r>
-            <w:r>
-              <w:rPr>
-                <w:noProof/>
-                <w:webHidden/>
-              </w:rPr>
-              <w:tab/>
-            </w:r>
-            <w:r>
-              <w:rPr>
-                <w:noProof/>
-                <w:webHidden/>
-              </w:rPr>
-              <w:fldChar w:fldCharType="begin"/>
-            </w:r>
-            <w:r>
-              <w:rPr>
-                <w:noProof/>
-                <w:webHidden/>
-              </w:rPr>
-              <w:instrText xml:space="preserve"> PAGEREF _Toc199234994 \h </w:instrText>
-            </w:r>
-            <w:r>
-              <w:rPr>
-                <w:noProof/>
-                <w:webHidden/>
-              </w:rPr>
-            </w:r>
-            <w:r>
-              <w:rPr>
-                <w:noProof/>
-                <w:webHidden/>
-              </w:rPr>
-              <w:fldChar w:fldCharType="separate"/>
-            </w:r>
-            <w:r>
-              <w:rPr>
-                <w:noProof/>
-                <w:webHidden/>
-              </w:rPr>
-              <w:t>13</w:t>
-            </w:r>
-            <w:r>
-              <w:rPr>
-                <w:noProof/>
-                <w:webHidden/>
-              </w:rPr>
-              <w:fldChar w:fldCharType="end"/>
-            </w:r>
-          </w:hyperlink>
-        </w:p>
-        <w:p>
-          <w:pPr>
-            <w:pStyle w:val="TOC1"/>
-            <w:tabs>
-              <w:tab w:val="left" w:pos="480"/>
-              <w:tab w:val="right" w:leader="dot" w:pos="10194"/>
-            </w:tabs>
-            <w:rPr>
-              <w:rFonts w:asciiTheme="minorHAnsi" w:eastAsiaTheme="minorEastAsia" w:hAnsiTheme="minorHAnsi"/>
-              <w:noProof/>
-              <w:color w:val="auto"/>
-              <w:sz w:val="24"/>
-            </w:rPr>
-          </w:pPr>
-          <w:hyperlink w:anchor="_Toc199234995" w:history="1">
-            <w:r>
-              <w:rPr>
-                <w:rStyle w:val="Hyperlink"/>
-                <w:rFonts w:ascii="Figtree ExtraBold" w:hAnsi="Figtree ExtraBold"/>
-                <w:noProof/>
-              </w:rPr>
-              <w:t>7.</w:t>
-            </w:r>
-            <w:r>
-              <w:rPr>
-                <w:rFonts w:asciiTheme="minorHAnsi" w:eastAsiaTheme="minorEastAsia" w:hAnsiTheme="minorHAnsi"/>
-                <w:noProof/>
-                <w:color w:val="auto"/>
-                <w:sz w:val="24"/>
-              </w:rPr>
-              <w:tab/>
-            </w:r>
-            <w:r>
-              <w:rPr>
-                <w:rStyle w:val="Hyperlink"/>
-                <w:noProof/>
-              </w:rPr>
-              <w:t>Quick Lab 7 – Event handling</w:t>
-            </w:r>
-            <w:r>
-              <w:rPr>
-                <w:noProof/>
-                <w:webHidden/>
-              </w:rPr>
-              <w:tab/>
-            </w:r>
-            <w:r>
-              <w:rPr>
-                <w:noProof/>
-                <w:webHidden/>
-              </w:rPr>
-              <w:fldChar w:fldCharType="begin"/>
-            </w:r>
-            <w:r>
-              <w:rPr>
-                <w:noProof/>
-                <w:webHidden/>
-              </w:rPr>
-              <w:instrText xml:space="preserve"> PAGEREF _Toc199234995 \h </w:instrText>
-            </w:r>
-            <w:r>
-              <w:rPr>
-                <w:noProof/>
-                <w:webHidden/>
-              </w:rPr>
-            </w:r>
-            <w:r>
-              <w:rPr>
-                <w:noProof/>
-                <w:webHidden/>
-              </w:rPr>
-              <w:fldChar w:fldCharType="separate"/>
-            </w:r>
-            <w:r>
-              <w:rPr>
-                <w:noProof/>
-                <w:webHidden/>
-              </w:rPr>
-              <w:t>18</w:t>
-            </w:r>
-            <w:r>
-              <w:rPr>
-                <w:noProof/>
-                <w:webHidden/>
-              </w:rPr>
-              <w:fldChar w:fldCharType="end"/>
-            </w:r>
-          </w:hyperlink>
-        </w:p>
-        <w:p>
-          <w:pPr>
-            <w:pStyle w:val="TOC2"/>
-            <w:tabs>
-              <w:tab w:val="left" w:pos="960"/>
-              <w:tab w:val="right" w:leader="dot" w:pos="10194"/>
-            </w:tabs>
-            <w:rPr>
-              <w:rFonts w:asciiTheme="minorHAnsi" w:eastAsiaTheme="minorEastAsia" w:hAnsiTheme="minorHAnsi"/>
-              <w:noProof/>
-              <w:color w:val="auto"/>
-              <w:sz w:val="24"/>
-            </w:rPr>
-          </w:pPr>
-          <w:hyperlink w:anchor="_Toc199234996" w:history="1">
-            <w:r>
-              <w:rPr>
-                <w:rStyle w:val="Hyperlink"/>
-                <w:noProof/>
-              </w:rPr>
-              <w:t>7.1.</w:t>
-            </w:r>
-            <w:r>
-              <w:rPr>
-                <w:rFonts w:asciiTheme="minorHAnsi" w:eastAsiaTheme="minorEastAsia" w:hAnsiTheme="minorHAnsi"/>
-                <w:noProof/>
-                <w:color w:val="auto"/>
-                <w:sz w:val="24"/>
-              </w:rPr>
-              <w:tab/>
-            </w:r>
-            <w:r>
-              <w:rPr>
-                <w:rStyle w:val="Hyperlink"/>
-                <w:noProof/>
-              </w:rPr>
-              <w:t>Objectives</w:t>
-            </w:r>
-            <w:r>
-              <w:rPr>
-                <w:noProof/>
-                <w:webHidden/>
-              </w:rPr>
-              <w:tab/>
-            </w:r>
-            <w:r>
-              <w:rPr>
-                <w:noProof/>
-                <w:webHidden/>
-              </w:rPr>
-              <w:fldChar w:fldCharType="begin"/>
-            </w:r>
-            <w:r>
-              <w:rPr>
-                <w:noProof/>
-                <w:webHidden/>
-              </w:rPr>
-              <w:instrText xml:space="preserve"> PAGEREF _Toc199234996 \h </w:instrText>
-            </w:r>
-            <w:r>
-              <w:rPr>
-                <w:noProof/>
-                <w:webHidden/>
-              </w:rPr>
-            </w:r>
-            <w:r>
-              <w:rPr>
-                <w:noProof/>
-                <w:webHidden/>
-              </w:rPr>
-              <w:fldChar w:fldCharType="separate"/>
-            </w:r>
-            <w:r>
-              <w:rPr>
-                <w:noProof/>
-                <w:webHidden/>
-              </w:rPr>
-              <w:t>18</w:t>
-            </w:r>
-            <w:r>
-              <w:rPr>
-                <w:noProof/>
-                <w:webHidden/>
-              </w:rPr>
-              <w:fldChar w:fldCharType="end"/>
-            </w:r>
-          </w:hyperlink>
-        </w:p>
-        <w:p>
-          <w:pPr>
-            <w:pStyle w:val="TOC2"/>
-            <w:tabs>
-              <w:tab w:val="left" w:pos="960"/>
-              <w:tab w:val="right" w:leader="dot" w:pos="10194"/>
-            </w:tabs>
-            <w:rPr>
-              <w:rFonts w:asciiTheme="minorHAnsi" w:eastAsiaTheme="minorEastAsia" w:hAnsiTheme="minorHAnsi"/>
-              <w:noProof/>
-              <w:color w:val="auto"/>
-              <w:sz w:val="24"/>
-            </w:rPr>
-          </w:pPr>
-          <w:hyperlink w:anchor="_Toc199234997" w:history="1">
-            <w:r>
-              <w:rPr>
-                <w:rStyle w:val="Hyperlink"/>
-                <w:noProof/>
-              </w:rPr>
-              <w:t>7.2.</w:t>
-            </w:r>
-            <w:r>
-              <w:rPr>
-                <w:rFonts w:asciiTheme="minorHAnsi" w:eastAsiaTheme="minorEastAsia" w:hAnsiTheme="minorHAnsi"/>
-                <w:noProof/>
-                <w:color w:val="auto"/>
-                <w:sz w:val="24"/>
-              </w:rPr>
-              <w:tab/>
-            </w:r>
-            <w:r>
-              <w:rPr>
-                <w:rStyle w:val="Hyperlink"/>
-                <w:noProof/>
-              </w:rPr>
-              <w:t>Activity</w:t>
-            </w:r>
-            <w:r>
-              <w:rPr>
-                <w:noProof/>
-                <w:webHidden/>
-              </w:rPr>
-              <w:tab/>
-            </w:r>
-            <w:r>
-              <w:rPr>
-                <w:noProof/>
-                <w:webHidden/>
-              </w:rPr>
-              <w:fldChar w:fldCharType="begin"/>
-            </w:r>
-            <w:r>
-              <w:rPr>
-                <w:noProof/>
-                <w:webHidden/>
-              </w:rPr>
-              <w:instrText xml:space="preserve"> PAGEREF _Toc199234997 \h </w:instrText>
-            </w:r>
-            <w:r>
-              <w:rPr>
-                <w:noProof/>
-                <w:webHidden/>
-              </w:rPr>
-            </w:r>
-            <w:r>
-              <w:rPr>
-                <w:noProof/>
-                <w:webHidden/>
-              </w:rPr>
-              <w:fldChar w:fldCharType="separate"/>
-            </w:r>
-            <w:r>
-              <w:rPr>
-                <w:noProof/>
-                <w:webHidden/>
-              </w:rPr>
-              <w:t>18</w:t>
-            </w:r>
-            <w:r>
-              <w:rPr>
-                <w:noProof/>
-                <w:webHidden/>
-              </w:rPr>
-              <w:fldChar w:fldCharType="end"/>
-            </w:r>
-          </w:hyperlink>
-        </w:p>
-        <w:p>
-          <w:pPr>
-            <w:pStyle w:val="TOC1"/>
-            <w:tabs>
-              <w:tab w:val="left" w:pos="480"/>
-              <w:tab w:val="right" w:leader="dot" w:pos="10194"/>
-            </w:tabs>
-            <w:rPr>
-              <w:rFonts w:asciiTheme="minorHAnsi" w:eastAsiaTheme="minorEastAsia" w:hAnsiTheme="minorHAnsi"/>
-              <w:noProof/>
-              <w:color w:val="auto"/>
-              <w:sz w:val="24"/>
-            </w:rPr>
-          </w:pPr>
-          <w:hyperlink w:anchor="_Toc199234998" w:history="1">
-            <w:r>
-              <w:rPr>
-                <w:rStyle w:val="Hyperlink"/>
-                <w:rFonts w:ascii="Figtree ExtraBold" w:hAnsi="Figtree ExtraBold"/>
-                <w:noProof/>
-              </w:rPr>
-              <w:t>8.</w:t>
-            </w:r>
-            <w:r>
-              <w:rPr>
-                <w:rFonts w:asciiTheme="minorHAnsi" w:eastAsiaTheme="minorEastAsia" w:hAnsiTheme="minorHAnsi"/>
-                <w:noProof/>
-                <w:color w:val="auto"/>
-                <w:sz w:val="24"/>
-              </w:rPr>
-              <w:tab/>
-            </w:r>
-            <w:r>
-              <w:rPr>
-                <w:rStyle w:val="Hyperlink"/>
-                <w:noProof/>
-              </w:rPr>
-              <w:t>Quick Lab 8 – State in React</w:t>
-            </w:r>
-            <w:r>
-              <w:rPr>
-                <w:noProof/>
-                <w:webHidden/>
-              </w:rPr>
-              <w:tab/>
-            </w:r>
-            <w:r>
-              <w:rPr>
-                <w:noProof/>
-                <w:webHidden/>
-              </w:rPr>
-              <w:fldChar w:fldCharType="begin"/>
-            </w:r>
-            <w:r>
-              <w:rPr>
-                <w:noProof/>
-                <w:webHidden/>
-              </w:rPr>
-              <w:instrText xml:space="preserve"> PAGEREF _Toc199234998 \h </w:instrText>
-            </w:r>
-            <w:r>
-              <w:rPr>
-                <w:noProof/>
-                <w:webHidden/>
-              </w:rPr>
-            </w:r>
-            <w:r>
-              <w:rPr>
-                <w:noProof/>
-                <w:webHidden/>
-              </w:rPr>
-              <w:fldChar w:fldCharType="separate"/>
-            </w:r>
-            <w:r>
-              <w:rPr>
-                <w:noProof/>
-                <w:webHidden/>
-              </w:rPr>
-              <w:t>20</w:t>
-            </w:r>
-            <w:r>
-              <w:rPr>
-                <w:noProof/>
-                <w:webHidden/>
-              </w:rPr>
-              <w:fldChar w:fldCharType="end"/>
-            </w:r>
-          </w:hyperlink>
-        </w:p>
-        <w:p>
-          <w:pPr>
-            <w:pStyle w:val="TOC2"/>
-            <w:tabs>
-              <w:tab w:val="left" w:pos="960"/>
-              <w:tab w:val="right" w:leader="dot" w:pos="10194"/>
-            </w:tabs>
-            <w:rPr>
-              <w:rFonts w:asciiTheme="minorHAnsi" w:eastAsiaTheme="minorEastAsia" w:hAnsiTheme="minorHAnsi"/>
-              <w:noProof/>
-              <w:color w:val="auto"/>
-              <w:sz w:val="24"/>
-            </w:rPr>
-          </w:pPr>
-          <w:hyperlink w:anchor="_Toc199234999" w:history="1">
-            <w:r>
-              <w:rPr>
-                <w:rStyle w:val="Hyperlink"/>
-                <w:noProof/>
-              </w:rPr>
-              <w:t>8.1.</w:t>
-            </w:r>
-            <w:r>
-              <w:rPr>
-                <w:rFonts w:asciiTheme="minorHAnsi" w:eastAsiaTheme="minorEastAsia" w:hAnsiTheme="minorHAnsi"/>
-                <w:noProof/>
-                <w:color w:val="auto"/>
-                <w:sz w:val="24"/>
-              </w:rPr>
-              <w:tab/>
-            </w:r>
-            <w:r>
-              <w:rPr>
-                <w:rStyle w:val="Hyperlink"/>
-                <w:noProof/>
-              </w:rPr>
-              <w:t>Objectives</w:t>
-            </w:r>
-            <w:r>
-              <w:rPr>
-                <w:noProof/>
-                <w:webHidden/>
-              </w:rPr>
-              <w:tab/>
-            </w:r>
-            <w:r>
-              <w:rPr>
-                <w:noProof/>
-                <w:webHidden/>
-              </w:rPr>
-              <w:fldChar w:fldCharType="begin"/>
-            </w:r>
-            <w:r>
-              <w:rPr>
-                <w:noProof/>
-                <w:webHidden/>
-              </w:rPr>
-              <w:instrText xml:space="preserve"> PAGEREF _Toc199234999 \h </w:instrText>
-            </w:r>
-            <w:r>
-              <w:rPr>
-                <w:noProof/>
-                <w:webHidden/>
-              </w:rPr>
-            </w:r>
-            <w:r>
-              <w:rPr>
-                <w:noProof/>
-                <w:webHidden/>
-              </w:rPr>
-              <w:fldChar w:fldCharType="separate"/>
-            </w:r>
-            <w:r>
-              <w:rPr>
-                <w:noProof/>
-                <w:webHidden/>
-              </w:rPr>
-              <w:t>20</w:t>
-            </w:r>
-            <w:r>
-              <w:rPr>
-                <w:noProof/>
-                <w:webHidden/>
-              </w:rPr>
-              <w:fldChar w:fldCharType="end"/>
-            </w:r>
-          </w:hyperlink>
-        </w:p>
-        <w:p>
-          <w:pPr>
-            <w:pStyle w:val="TOC2"/>
-            <w:tabs>
-              <w:tab w:val="left" w:pos="960"/>
-              <w:tab w:val="right" w:leader="dot" w:pos="10194"/>
-            </w:tabs>
-            <w:rPr>
-              <w:rFonts w:asciiTheme="minorHAnsi" w:eastAsiaTheme="minorEastAsia" w:hAnsiTheme="minorHAnsi"/>
-              <w:noProof/>
-              <w:color w:val="auto"/>
-              <w:sz w:val="24"/>
-            </w:rPr>
-          </w:pPr>
-          <w:hyperlink w:anchor="_Toc199235000" w:history="1">
-            <w:r>
-              <w:rPr>
-                <w:rStyle w:val="Hyperlink"/>
-                <w:noProof/>
-              </w:rPr>
-              <w:t>8.2.</w:t>
-            </w:r>
-            <w:r>
-              <w:rPr>
-                <w:rFonts w:asciiTheme="minorHAnsi" w:eastAsiaTheme="minorEastAsia" w:hAnsiTheme="minorHAnsi"/>
-                <w:noProof/>
-                <w:color w:val="auto"/>
-                <w:sz w:val="24"/>
-              </w:rPr>
-              <w:tab/>
-            </w:r>
-            <w:r>
-              <w:rPr>
-                <w:rStyle w:val="Hyperlink"/>
-                <w:noProof/>
-              </w:rPr>
-              <w:t>Activity</w:t>
-            </w:r>
-            <w:r>
-              <w:rPr>
-                <w:noProof/>
-                <w:webHidden/>
-              </w:rPr>
-              <w:tab/>
-            </w:r>
-            <w:r>
-              <w:rPr>
-                <w:noProof/>
-                <w:webHidden/>
-              </w:rPr>
-              <w:fldChar w:fldCharType="begin"/>
-            </w:r>
-            <w:r>
-              <w:rPr>
-                <w:noProof/>
-                <w:webHidden/>
-              </w:rPr>
-              <w:instrText xml:space="preserve"> PAGEREF _Toc199235000 \h </w:instrText>
-            </w:r>
-            <w:r>
-              <w:rPr>
-                <w:noProof/>
-                <w:webHidden/>
-              </w:rPr>
-            </w:r>
-            <w:r>
-              <w:rPr>
-                <w:noProof/>
-                <w:webHidden/>
-              </w:rPr>
-              <w:fldChar w:fldCharType="separate"/>
-            </w:r>
-            <w:r>
-              <w:rPr>
-                <w:noProof/>
-                <w:webHidden/>
-              </w:rPr>
-              <w:t>20</w:t>
-            </w:r>
-            <w:r>
-              <w:rPr>
-                <w:noProof/>
-                <w:webHidden/>
-              </w:rPr>
-              <w:fldChar w:fldCharType="end"/>
-            </w:r>
-          </w:hyperlink>
-        </w:p>
-        <w:p>
-          <w:pPr>
-            <w:pStyle w:val="TOC1"/>
-            <w:tabs>
-              <w:tab w:val="left" w:pos="480"/>
-              <w:tab w:val="right" w:leader="dot" w:pos="10194"/>
-            </w:tabs>
-            <w:rPr>
-              <w:rFonts w:asciiTheme="minorHAnsi" w:eastAsiaTheme="minorEastAsia" w:hAnsiTheme="minorHAnsi"/>
-              <w:noProof/>
-              <w:color w:val="auto"/>
-              <w:sz w:val="24"/>
-            </w:rPr>
-          </w:pPr>
-          <w:hyperlink w:anchor="_Toc199235001" w:history="1">
-            <w:r>
-              <w:rPr>
-                <w:rStyle w:val="Hyperlink"/>
-                <w:rFonts w:ascii="Figtree ExtraBold" w:hAnsi="Figtree ExtraBold"/>
-                <w:noProof/>
-              </w:rPr>
-              <w:t>9.</w:t>
-            </w:r>
-            <w:r>
-              <w:rPr>
-                <w:rFonts w:asciiTheme="minorHAnsi" w:eastAsiaTheme="minorEastAsia" w:hAnsiTheme="minorHAnsi"/>
-                <w:noProof/>
-                <w:color w:val="auto"/>
-                <w:sz w:val="24"/>
-              </w:rPr>
-              <w:tab/>
-            </w:r>
-            <w:r>
-              <w:rPr>
-                <w:rStyle w:val="Hyperlink"/>
-                <w:noProof/>
-              </w:rPr>
-              <w:t>Quick Lab 9 – Inverse dataflow</w:t>
-            </w:r>
-            <w:r>
-              <w:rPr>
-                <w:noProof/>
-                <w:webHidden/>
-              </w:rPr>
-              <w:tab/>
-            </w:r>
-            <w:r>
-              <w:rPr>
-                <w:noProof/>
-                <w:webHidden/>
-              </w:rPr>
-              <w:fldChar w:fldCharType="begin"/>
-            </w:r>
-            <w:r>
-              <w:rPr>
-                <w:noProof/>
-                <w:webHidden/>
-              </w:rPr>
-              <w:instrText xml:space="preserve"> PAGEREF _Toc199235001 \h </w:instrText>
-            </w:r>
-            <w:r>
-              <w:rPr>
-                <w:noProof/>
-                <w:webHidden/>
-              </w:rPr>
-            </w:r>
-            <w:r>
-              <w:rPr>
-                <w:noProof/>
-                <w:webHidden/>
-              </w:rPr>
-              <w:fldChar w:fldCharType="separate"/>
-            </w:r>
-            <w:r>
-              <w:rPr>
-                <w:noProof/>
-                <w:webHidden/>
-              </w:rPr>
-              <w:t>23</w:t>
-            </w:r>
-            <w:r>
-              <w:rPr>
-                <w:noProof/>
-                <w:webHidden/>
-              </w:rPr>
-              <w:fldChar w:fldCharType="end"/>
-            </w:r>
-          </w:hyperlink>
-        </w:p>
-        <w:p>
-          <w:pPr>
-            <w:pStyle w:val="TOC2"/>
-            <w:tabs>
-              <w:tab w:val="left" w:pos="960"/>
-              <w:tab w:val="right" w:leader="dot" w:pos="10194"/>
-            </w:tabs>
-            <w:rPr>
-              <w:rFonts w:asciiTheme="minorHAnsi" w:eastAsiaTheme="minorEastAsia" w:hAnsiTheme="minorHAnsi"/>
-              <w:noProof/>
-              <w:color w:val="auto"/>
-              <w:sz w:val="24"/>
-            </w:rPr>
-          </w:pPr>
-          <w:hyperlink w:anchor="_Toc199235002" w:history="1">
-            <w:r>
-              <w:rPr>
-                <w:rStyle w:val="Hyperlink"/>
-                <w:noProof/>
-              </w:rPr>
-              <w:t>9.1.</w:t>
-            </w:r>
-            <w:r>
-              <w:rPr>
-                <w:rFonts w:asciiTheme="minorHAnsi" w:eastAsiaTheme="minorEastAsia" w:hAnsiTheme="minorHAnsi"/>
-                <w:noProof/>
-                <w:color w:val="auto"/>
-                <w:sz w:val="24"/>
-              </w:rPr>
-              <w:tab/>
-            </w:r>
-            <w:r>
-              <w:rPr>
-                <w:rStyle w:val="Hyperlink"/>
-                <w:noProof/>
-              </w:rPr>
-              <w:t>Objectives</w:t>
-            </w:r>
-            <w:r>
-              <w:rPr>
-                <w:noProof/>
-                <w:webHidden/>
-              </w:rPr>
-              <w:tab/>
-            </w:r>
-            <w:r>
-              <w:rPr>
-                <w:noProof/>
-                <w:webHidden/>
-              </w:rPr>
-              <w:fldChar w:fldCharType="begin"/>
-            </w:r>
-            <w:r>
-              <w:rPr>
-                <w:noProof/>
-                <w:webHidden/>
-              </w:rPr>
-              <w:instrText xml:space="preserve"> PAGEREF _Toc199235002 \h </w:instrText>
-            </w:r>
-            <w:r>
-              <w:rPr>
-                <w:noProof/>
-                <w:webHidden/>
-              </w:rPr>
-            </w:r>
-            <w:r>
-              <w:rPr>
-                <w:noProof/>
-                <w:webHidden/>
-              </w:rPr>
-              <w:fldChar w:fldCharType="separate"/>
-            </w:r>
-            <w:r>
-              <w:rPr>
-                <w:noProof/>
-                <w:webHidden/>
-              </w:rPr>
-              <w:t>23</w:t>
-            </w:r>
-            <w:r>
-              <w:rPr>
-                <w:noProof/>
-                <w:webHidden/>
-              </w:rPr>
-              <w:fldChar w:fldCharType="end"/>
-            </w:r>
-          </w:hyperlink>
-        </w:p>
-        <w:p>
-          <w:pPr>
-            <w:pStyle w:val="TOC2"/>
-            <w:tabs>
-              <w:tab w:val="left" w:pos="960"/>
-              <w:tab w:val="right" w:leader="dot" w:pos="10194"/>
-            </w:tabs>
-            <w:rPr>
-              <w:rFonts w:asciiTheme="minorHAnsi" w:eastAsiaTheme="minorEastAsia" w:hAnsiTheme="minorHAnsi"/>
-              <w:noProof/>
-              <w:color w:val="auto"/>
-              <w:sz w:val="24"/>
-            </w:rPr>
-          </w:pPr>
-          <w:hyperlink w:anchor="_Toc199235003" w:history="1">
-            <w:r>
-              <w:rPr>
-                <w:rStyle w:val="Hyperlink"/>
-                <w:noProof/>
-              </w:rPr>
-              <w:t>9.2.</w:t>
-            </w:r>
-            <w:r>
-              <w:rPr>
-                <w:rFonts w:asciiTheme="minorHAnsi" w:eastAsiaTheme="minorEastAsia" w:hAnsiTheme="minorHAnsi"/>
-                <w:noProof/>
-                <w:color w:val="auto"/>
-                <w:sz w:val="24"/>
-              </w:rPr>
-              <w:tab/>
-            </w:r>
-            <w:r>
-              <w:rPr>
-                <w:rStyle w:val="Hyperlink"/>
-                <w:noProof/>
-              </w:rPr>
-              <w:t>Activity</w:t>
-            </w:r>
-            <w:r>
-              <w:rPr>
-                <w:noProof/>
-                <w:webHidden/>
-              </w:rPr>
-              <w:tab/>
-            </w:r>
-            <w:r>
-              <w:rPr>
-                <w:noProof/>
-                <w:webHidden/>
-              </w:rPr>
-              <w:fldChar w:fldCharType="begin"/>
-            </w:r>
-            <w:r>
-              <w:rPr>
-                <w:noProof/>
-                <w:webHidden/>
-              </w:rPr>
-              <w:instrText xml:space="preserve"> PAGEREF _Toc199235003 \h </w:instrText>
-            </w:r>
-            <w:r>
-              <w:rPr>
-                <w:noProof/>
-                <w:webHidden/>
-              </w:rPr>
-            </w:r>
-            <w:r>
-              <w:rPr>
-                <w:noProof/>
-                <w:webHidden/>
-              </w:rPr>
-              <w:fldChar w:fldCharType="separate"/>
-            </w:r>
-            <w:r>
-              <w:rPr>
-                <w:noProof/>
-                <w:webHidden/>
-              </w:rPr>
-              <w:t>23</w:t>
-            </w:r>
-            <w:r>
-              <w:rPr>
-                <w:noProof/>
-                <w:webHidden/>
-              </w:rPr>
-              <w:fldChar w:fldCharType="end"/>
-            </w:r>
-          </w:hyperlink>
-        </w:p>
-        <w:p>
-          <w:pPr>
-            <w:pStyle w:val="TOC1"/>
-            <w:tabs>
-              <w:tab w:val="left" w:pos="720"/>
-              <w:tab w:val="right" w:leader="dot" w:pos="10194"/>
-            </w:tabs>
-            <w:rPr>
-              <w:rFonts w:asciiTheme="minorHAnsi" w:eastAsiaTheme="minorEastAsia" w:hAnsiTheme="minorHAnsi"/>
-              <w:noProof/>
-              <w:color w:val="auto"/>
-              <w:sz w:val="24"/>
-            </w:rPr>
-          </w:pPr>
-          <w:hyperlink w:anchor="_Toc199235004" w:history="1">
-            <w:r>
-              <w:rPr>
-                <w:rStyle w:val="Hyperlink"/>
-                <w:rFonts w:ascii="Figtree ExtraBold" w:hAnsi="Figtree ExtraBold"/>
-                <w:noProof/>
-              </w:rPr>
-              <w:t>10.</w:t>
-            </w:r>
-            <w:r>
-              <w:rPr>
-                <w:rFonts w:asciiTheme="minorHAnsi" w:eastAsiaTheme="minorEastAsia" w:hAnsiTheme="minorHAnsi"/>
-                <w:noProof/>
-                <w:color w:val="auto"/>
-                <w:sz w:val="24"/>
-              </w:rPr>
-              <w:tab/>
-            </w:r>
-            <w:r>
-              <w:rPr>
-                <w:rStyle w:val="Hyperlink"/>
-                <w:noProof/>
-              </w:rPr>
-              <w:t>Quick Lab 10 - useEffect</w:t>
-            </w:r>
-            <w:r>
-              <w:rPr>
-                <w:noProof/>
-                <w:webHidden/>
-              </w:rPr>
-              <w:tab/>
-            </w:r>
-            <w:r>
-              <w:rPr>
-                <w:noProof/>
-                <w:webHidden/>
-              </w:rPr>
-              <w:fldChar w:fldCharType="begin"/>
-            </w:r>
-            <w:r>
-              <w:rPr>
-                <w:noProof/>
-                <w:webHidden/>
-              </w:rPr>
-              <w:instrText xml:space="preserve"> PAGEREF _Toc199235004 \h </w:instrText>
-            </w:r>
-            <w:r>
-              <w:rPr>
-                <w:noProof/>
-                <w:webHidden/>
-              </w:rPr>
-            </w:r>
-            <w:r>
-              <w:rPr>
-                <w:noProof/>
-                <w:webHidden/>
-              </w:rPr>
-              <w:fldChar w:fldCharType="separate"/>
-            </w:r>
-            <w:r>
-              <w:rPr>
-                <w:noProof/>
-                <w:webHidden/>
-              </w:rPr>
-              <w:t>26</w:t>
-            </w:r>
-            <w:r>
-              <w:rPr>
-                <w:noProof/>
-                <w:webHidden/>
-              </w:rPr>
-              <w:fldChar w:fldCharType="end"/>
-            </w:r>
-          </w:hyperlink>
-        </w:p>
-        <w:p>
-          <w:pPr>
-            <w:pStyle w:val="TOC2"/>
-            <w:tabs>
-              <w:tab w:val="left" w:pos="960"/>
-              <w:tab w:val="right" w:leader="dot" w:pos="10194"/>
-            </w:tabs>
-            <w:rPr>
-              <w:rFonts w:asciiTheme="minorHAnsi" w:eastAsiaTheme="minorEastAsia" w:hAnsiTheme="minorHAnsi"/>
-              <w:noProof/>
-              <w:color w:val="auto"/>
-              <w:sz w:val="24"/>
-            </w:rPr>
-          </w:pPr>
-          <w:hyperlink w:anchor="_Toc199235005" w:history="1">
-            <w:r>
-              <w:rPr>
-                <w:rStyle w:val="Hyperlink"/>
-                <w:noProof/>
-              </w:rPr>
-              <w:t>10.1.</w:t>
-            </w:r>
-            <w:r>
-              <w:rPr>
-                <w:rFonts w:asciiTheme="minorHAnsi" w:eastAsiaTheme="minorEastAsia" w:hAnsiTheme="minorHAnsi"/>
-                <w:noProof/>
-                <w:color w:val="auto"/>
-                <w:sz w:val="24"/>
-              </w:rPr>
-              <w:tab/>
-            </w:r>
-            <w:r>
-              <w:rPr>
-                <w:rStyle w:val="Hyperlink"/>
-                <w:noProof/>
-              </w:rPr>
-              <w:t>Objectives</w:t>
-            </w:r>
-            <w:r>
-              <w:rPr>
-                <w:noProof/>
-                <w:webHidden/>
-              </w:rPr>
-              <w:tab/>
-            </w:r>
-            <w:r>
-              <w:rPr>
-                <w:noProof/>
-                <w:webHidden/>
-              </w:rPr>
-              <w:fldChar w:fldCharType="begin"/>
-            </w:r>
-            <w:r>
-              <w:rPr>
-                <w:noProof/>
-                <w:webHidden/>
-              </w:rPr>
-              <w:instrText xml:space="preserve"> PAGEREF _Toc199235005 \h </w:instrText>
-            </w:r>
-            <w:r>
-              <w:rPr>
-                <w:noProof/>
-                <w:webHidden/>
-              </w:rPr>
-            </w:r>
-            <w:r>
-              <w:rPr>
-                <w:noProof/>
-                <w:webHidden/>
-              </w:rPr>
-              <w:fldChar w:fldCharType="separate"/>
-            </w:r>
-            <w:r>
-              <w:rPr>
-                <w:noProof/>
-                <w:webHidden/>
-              </w:rPr>
-              <w:t>26</w:t>
-            </w:r>
-            <w:r>
-              <w:rPr>
-                <w:noProof/>
-                <w:webHidden/>
-              </w:rPr>
-              <w:fldChar w:fldCharType="end"/>
-            </w:r>
-          </w:hyperlink>
-        </w:p>
-        <w:p>
-          <w:pPr>
-            <w:pStyle w:val="TOC2"/>
-            <w:tabs>
-              <w:tab w:val="left" w:pos="960"/>
-              <w:tab w:val="right" w:leader="dot" w:pos="10194"/>
-            </w:tabs>
-            <w:rPr>
-              <w:rFonts w:asciiTheme="minorHAnsi" w:eastAsiaTheme="minorEastAsia" w:hAnsiTheme="minorHAnsi"/>
-              <w:noProof/>
-              <w:color w:val="auto"/>
-              <w:sz w:val="24"/>
-            </w:rPr>
-          </w:pPr>
-          <w:hyperlink w:anchor="_Toc199235006" w:history="1">
-            <w:r>
-              <w:rPr>
-                <w:rStyle w:val="Hyperlink"/>
-                <w:noProof/>
-              </w:rPr>
-              <w:t>10.2.</w:t>
-            </w:r>
-            <w:r>
-              <w:rPr>
-                <w:rFonts w:asciiTheme="minorHAnsi" w:eastAsiaTheme="minorEastAsia" w:hAnsiTheme="minorHAnsi"/>
-                <w:noProof/>
-                <w:color w:val="auto"/>
-                <w:sz w:val="24"/>
-              </w:rPr>
-              <w:tab/>
-            </w:r>
-            <w:r>
-              <w:rPr>
-                <w:rStyle w:val="Hyperlink"/>
-                <w:noProof/>
-              </w:rPr>
-              <w:t>Activity</w:t>
-            </w:r>
-            <w:r>
-              <w:rPr>
-                <w:noProof/>
-                <w:webHidden/>
-              </w:rPr>
-              <w:tab/>
-            </w:r>
-            <w:r>
-              <w:rPr>
-                <w:noProof/>
-                <w:webHidden/>
-              </w:rPr>
-              <w:fldChar w:fldCharType="begin"/>
-            </w:r>
-            <w:r>
-              <w:rPr>
-                <w:noProof/>
-                <w:webHidden/>
-              </w:rPr>
-              <w:instrText xml:space="preserve"> PAGEREF _Toc199235006 \h </w:instrText>
-            </w:r>
-            <w:r>
-              <w:rPr>
-                <w:noProof/>
-                <w:webHidden/>
-              </w:rPr>
-            </w:r>
-            <w:r>
-              <w:rPr>
-                <w:noProof/>
-                <w:webHidden/>
-              </w:rPr>
-              <w:fldChar w:fldCharType="separate"/>
-            </w:r>
-            <w:r>
-              <w:rPr>
-                <w:noProof/>
-                <w:webHidden/>
-              </w:rPr>
-              <w:t>26</w:t>
-            </w:r>
-            <w:r>
-              <w:rPr>
-                <w:noProof/>
-                <w:webHidden/>
-              </w:rPr>
-              <w:fldChar w:fldCharType="end"/>
-            </w:r>
-          </w:hyperlink>
-        </w:p>
-        <w:p>
-          <w:pPr>
-            <w:pStyle w:val="TOC1"/>
-            <w:tabs>
-              <w:tab w:val="left" w:pos="720"/>
-              <w:tab w:val="right" w:leader="dot" w:pos="10194"/>
-            </w:tabs>
-            <w:rPr>
-              <w:rFonts w:asciiTheme="minorHAnsi" w:eastAsiaTheme="minorEastAsia" w:hAnsiTheme="minorHAnsi"/>
-              <w:noProof/>
-              <w:color w:val="auto"/>
-              <w:sz w:val="24"/>
-            </w:rPr>
-          </w:pPr>
-          <w:hyperlink w:anchor="_Toc199235007" w:history="1">
-            <w:r>
-              <w:rPr>
-                <w:rStyle w:val="Hyperlink"/>
-                <w:rFonts w:ascii="Figtree ExtraBold" w:hAnsi="Figtree ExtraBold"/>
-                <w:noProof/>
-              </w:rPr>
-              <w:t>11.</w:t>
-            </w:r>
-            <w:r>
-              <w:rPr>
-                <w:rFonts w:asciiTheme="minorHAnsi" w:eastAsiaTheme="minorEastAsia" w:hAnsiTheme="minorHAnsi"/>
-                <w:noProof/>
-                <w:color w:val="auto"/>
-                <w:sz w:val="24"/>
-              </w:rPr>
-              <w:tab/>
-            </w:r>
-            <w:r>
-              <w:rPr>
-                <w:rStyle w:val="Hyperlink"/>
-                <w:noProof/>
-              </w:rPr>
-              <w:t>Quick Lab 11 – useEffect to collect data</w:t>
-            </w:r>
-            <w:r>
-              <w:rPr>
-                <w:noProof/>
-                <w:webHidden/>
-              </w:rPr>
-              <w:tab/>
-            </w:r>
-            <w:r>
-              <w:rPr>
-                <w:noProof/>
-                <w:webHidden/>
-              </w:rPr>
-              <w:fldChar w:fldCharType="begin"/>
-            </w:r>
-            <w:r>
-              <w:rPr>
-                <w:noProof/>
-                <w:webHidden/>
-              </w:rPr>
-              <w:instrText xml:space="preserve"> PAGEREF _Toc199235007 \h </w:instrText>
-            </w:r>
-            <w:r>
-              <w:rPr>
-                <w:noProof/>
-                <w:webHidden/>
-              </w:rPr>
-            </w:r>
-            <w:r>
-              <w:rPr>
-                <w:noProof/>
-                <w:webHidden/>
-              </w:rPr>
-              <w:fldChar w:fldCharType="separate"/>
-            </w:r>
-            <w:r>
-              <w:rPr>
-                <w:noProof/>
-                <w:webHidden/>
-              </w:rPr>
-              <w:t>29</w:t>
-            </w:r>
-            <w:r>
-              <w:rPr>
-                <w:noProof/>
-                <w:webHidden/>
-              </w:rPr>
-              <w:fldChar w:fldCharType="end"/>
-            </w:r>
-          </w:hyperlink>
-        </w:p>
-        <w:p>
-          <w:pPr>
-            <w:pStyle w:val="TOC2"/>
-            <w:tabs>
-              <w:tab w:val="left" w:pos="960"/>
-              <w:tab w:val="right" w:leader="dot" w:pos="10194"/>
-            </w:tabs>
-            <w:rPr>
-              <w:rFonts w:asciiTheme="minorHAnsi" w:eastAsiaTheme="minorEastAsia" w:hAnsiTheme="minorHAnsi"/>
-              <w:noProof/>
-              <w:color w:val="auto"/>
-              <w:sz w:val="24"/>
-            </w:rPr>
-          </w:pPr>
-          <w:hyperlink w:anchor="_Toc199235008" w:history="1">
-            <w:r>
-              <w:rPr>
-                <w:rStyle w:val="Hyperlink"/>
-                <w:noProof/>
-              </w:rPr>
-              <w:t>11.1.</w:t>
-            </w:r>
-            <w:r>
-              <w:rPr>
-                <w:rFonts w:asciiTheme="minorHAnsi" w:eastAsiaTheme="minorEastAsia" w:hAnsiTheme="minorHAnsi"/>
-                <w:noProof/>
-                <w:color w:val="auto"/>
-                <w:sz w:val="24"/>
-              </w:rPr>
-              <w:tab/>
-            </w:r>
-            <w:r>
-              <w:rPr>
-                <w:rStyle w:val="Hyperlink"/>
-                <w:noProof/>
-              </w:rPr>
-              <w:t>Objectives</w:t>
-            </w:r>
-            <w:r>
-              <w:rPr>
-                <w:noProof/>
-                <w:webHidden/>
-              </w:rPr>
-              <w:tab/>
-            </w:r>
-            <w:r>
-              <w:rPr>
-                <w:noProof/>
-                <w:webHidden/>
-              </w:rPr>
-              <w:fldChar w:fldCharType="begin"/>
-            </w:r>
-            <w:r>
-              <w:rPr>
-                <w:noProof/>
-                <w:webHidden/>
-              </w:rPr>
-              <w:instrText xml:space="preserve"> PAGEREF _Toc199235008 \h </w:instrText>
-            </w:r>
-            <w:r>
-              <w:rPr>
-                <w:noProof/>
-                <w:webHidden/>
-              </w:rPr>
-            </w:r>
-            <w:r>
-              <w:rPr>
-                <w:noProof/>
-                <w:webHidden/>
-              </w:rPr>
-              <w:fldChar w:fldCharType="separate"/>
-            </w:r>
-            <w:r>
-              <w:rPr>
-                <w:noProof/>
-                <w:webHidden/>
-              </w:rPr>
-              <w:t>29</w:t>
-            </w:r>
-            <w:r>
-              <w:rPr>
-                <w:noProof/>
-                <w:webHidden/>
-              </w:rPr>
-              <w:fldChar w:fldCharType="end"/>
-            </w:r>
-          </w:hyperlink>
-        </w:p>
-        <w:p>
-          <w:pPr>
-            <w:pStyle w:val="TOC2"/>
-            <w:tabs>
-              <w:tab w:val="left" w:pos="960"/>
-              <w:tab w:val="right" w:leader="dot" w:pos="10194"/>
-            </w:tabs>
-            <w:rPr>
-              <w:rFonts w:asciiTheme="minorHAnsi" w:eastAsiaTheme="minorEastAsia" w:hAnsiTheme="minorHAnsi"/>
-              <w:noProof/>
-              <w:color w:val="auto"/>
-              <w:sz w:val="24"/>
-            </w:rPr>
-          </w:pPr>
-          <w:hyperlink w:anchor="_Toc199235009" w:history="1">
-            <w:r>
-              <w:rPr>
-                <w:rStyle w:val="Hyperlink"/>
-                <w:noProof/>
-              </w:rPr>
-              <w:t>11.2.</w:t>
-            </w:r>
-            <w:r>
-              <w:rPr>
-                <w:rFonts w:asciiTheme="minorHAnsi" w:eastAsiaTheme="minorEastAsia" w:hAnsiTheme="minorHAnsi"/>
-                <w:noProof/>
-                <w:color w:val="auto"/>
-                <w:sz w:val="24"/>
-              </w:rPr>
-              <w:tab/>
-            </w:r>
-            <w:r>
-              <w:rPr>
-                <w:rStyle w:val="Hyperlink"/>
-                <w:noProof/>
-              </w:rPr>
-              <w:t>Activity</w:t>
-            </w:r>
-            <w:r>
-              <w:rPr>
-                <w:noProof/>
-                <w:webHidden/>
-              </w:rPr>
-              <w:tab/>
-            </w:r>
-            <w:r>
-              <w:rPr>
-                <w:noProof/>
-                <w:webHidden/>
-              </w:rPr>
-              <w:fldChar w:fldCharType="begin"/>
-            </w:r>
-            <w:r>
-              <w:rPr>
-                <w:noProof/>
-                <w:webHidden/>
-              </w:rPr>
-              <w:instrText xml:space="preserve"> PAGEREF _Toc199235009 \h </w:instrText>
-            </w:r>
-            <w:r>
-              <w:rPr>
-                <w:noProof/>
-                <w:webHidden/>
-              </w:rPr>
-            </w:r>
-            <w:r>
-              <w:rPr>
-                <w:noProof/>
-                <w:webHidden/>
-              </w:rPr>
-              <w:fldChar w:fldCharType="separate"/>
-            </w:r>
-            <w:r>
-              <w:rPr>
-                <w:noProof/>
-                <w:webHidden/>
-              </w:rPr>
-              <w:t>29</w:t>
-            </w:r>
-            <w:r>
-              <w:rPr>
-                <w:noProof/>
-                <w:webHidden/>
-              </w:rPr>
-              <w:fldChar w:fldCharType="end"/>
-            </w:r>
-          </w:hyperlink>
-        </w:p>
-        <w:p>
-          <w:pPr>
-            <w:pStyle w:val="TOC1"/>
-            <w:tabs>
-              <w:tab w:val="left" w:pos="720"/>
-              <w:tab w:val="right" w:leader="dot" w:pos="10194"/>
-            </w:tabs>
-            <w:rPr>
-              <w:rFonts w:asciiTheme="minorHAnsi" w:eastAsiaTheme="minorEastAsia" w:hAnsiTheme="minorHAnsi"/>
-              <w:noProof/>
-              <w:color w:val="auto"/>
-              <w:sz w:val="24"/>
-            </w:rPr>
-          </w:pPr>
-          <w:hyperlink w:anchor="_Toc199235010" w:history="1">
-            <w:r>
-              <w:rPr>
-                <w:rStyle w:val="Hyperlink"/>
-                <w:rFonts w:ascii="Figtree ExtraBold" w:hAnsi="Figtree ExtraBold"/>
-                <w:noProof/>
-              </w:rPr>
-              <w:t>12.</w:t>
-            </w:r>
-            <w:r>
-              <w:rPr>
-                <w:rFonts w:asciiTheme="minorHAnsi" w:eastAsiaTheme="minorEastAsia" w:hAnsiTheme="minorHAnsi"/>
-                <w:noProof/>
-                <w:color w:val="auto"/>
-                <w:sz w:val="24"/>
-              </w:rPr>
-              <w:tab/>
-            </w:r>
-            <w:r>
-              <w:rPr>
-                <w:rStyle w:val="Hyperlink"/>
-                <w:noProof/>
-              </w:rPr>
-              <w:t>Quick Lab 12 – Editing Json in React</w:t>
-            </w:r>
-            <w:r>
-              <w:rPr>
-                <w:noProof/>
-                <w:webHidden/>
-              </w:rPr>
-              <w:tab/>
-            </w:r>
-            <w:r>
-              <w:rPr>
-                <w:noProof/>
-                <w:webHidden/>
-              </w:rPr>
-              <w:fldChar w:fldCharType="begin"/>
-            </w:r>
-            <w:r>
-              <w:rPr>
-                <w:noProof/>
-                <w:webHidden/>
-              </w:rPr>
-              <w:instrText xml:space="preserve"> PAGEREF _Toc199235010 \h </w:instrText>
-            </w:r>
-            <w:r>
-              <w:rPr>
-                <w:noProof/>
-                <w:webHidden/>
-              </w:rPr>
-            </w:r>
-            <w:r>
-              <w:rPr>
-                <w:noProof/>
-                <w:webHidden/>
-              </w:rPr>
-              <w:fldChar w:fldCharType="separate"/>
-            </w:r>
-            <w:r>
-              <w:rPr>
-                <w:noProof/>
-                <w:webHidden/>
-              </w:rPr>
-              <w:t>31</w:t>
-            </w:r>
-            <w:r>
-              <w:rPr>
-                <w:noProof/>
-                <w:webHidden/>
-              </w:rPr>
-              <w:fldChar w:fldCharType="end"/>
-            </w:r>
-          </w:hyperlink>
-        </w:p>
-        <w:p>
-          <w:pPr>
-            <w:pStyle w:val="TOC2"/>
-            <w:tabs>
-              <w:tab w:val="left" w:pos="960"/>
-              <w:tab w:val="right" w:leader="dot" w:pos="10194"/>
-            </w:tabs>
-            <w:rPr>
-              <w:rFonts w:asciiTheme="minorHAnsi" w:eastAsiaTheme="minorEastAsia" w:hAnsiTheme="minorHAnsi"/>
-              <w:noProof/>
-              <w:color w:val="auto"/>
-              <w:sz w:val="24"/>
-            </w:rPr>
-          </w:pPr>
-          <w:hyperlink w:anchor="_Toc199235011" w:history="1">
-            <w:r>
-              <w:rPr>
-                <w:rStyle w:val="Hyperlink"/>
-                <w:noProof/>
-              </w:rPr>
-              <w:t>12.1.</w:t>
-            </w:r>
-            <w:r>
-              <w:rPr>
-                <w:rFonts w:asciiTheme="minorHAnsi" w:eastAsiaTheme="minorEastAsia" w:hAnsiTheme="minorHAnsi"/>
-                <w:noProof/>
-                <w:color w:val="auto"/>
-                <w:sz w:val="24"/>
-              </w:rPr>
-              <w:tab/>
-            </w:r>
-            <w:r>
-              <w:rPr>
-                <w:rStyle w:val="Hyperlink"/>
-                <w:noProof/>
-              </w:rPr>
-              <w:t>Objectives</w:t>
-            </w:r>
-            <w:r>
-              <w:rPr>
-                <w:noProof/>
-                <w:webHidden/>
-              </w:rPr>
-              <w:tab/>
-            </w:r>
-            <w:r>
-              <w:rPr>
-                <w:noProof/>
-                <w:webHidden/>
-              </w:rPr>
-              <w:fldChar w:fldCharType="begin"/>
-            </w:r>
-            <w:r>
-              <w:rPr>
-                <w:noProof/>
-                <w:webHidden/>
-              </w:rPr>
-              <w:instrText xml:space="preserve"> PAGEREF _Toc199235011 \h </w:instrText>
-            </w:r>
-            <w:r>
-              <w:rPr>
-                <w:noProof/>
-                <w:webHidden/>
-              </w:rPr>
-            </w:r>
-            <w:r>
-              <w:rPr>
-                <w:noProof/>
-                <w:webHidden/>
-              </w:rPr>
-              <w:fldChar w:fldCharType="separate"/>
-            </w:r>
-            <w:r>
-              <w:rPr>
-                <w:noProof/>
-                <w:webHidden/>
-              </w:rPr>
-              <w:t>31</w:t>
-            </w:r>
-            <w:r>
-              <w:rPr>
-                <w:noProof/>
-                <w:webHidden/>
-              </w:rPr>
-              <w:fldChar w:fldCharType="end"/>
-            </w:r>
-          </w:hyperlink>
-        </w:p>
-        <w:p>
-          <w:pPr>
-            <w:pStyle w:val="TOC2"/>
-            <w:tabs>
-              <w:tab w:val="left" w:pos="960"/>
-              <w:tab w:val="right" w:leader="dot" w:pos="10194"/>
-            </w:tabs>
-            <w:rPr>
-              <w:rFonts w:asciiTheme="minorHAnsi" w:eastAsiaTheme="minorEastAsia" w:hAnsiTheme="minorHAnsi"/>
-              <w:noProof/>
-              <w:color w:val="auto"/>
-              <w:sz w:val="24"/>
-            </w:rPr>
-          </w:pPr>
-          <w:hyperlink w:anchor="_Toc199235012" w:history="1">
-            <w:r>
-              <w:rPr>
-                <w:rStyle w:val="Hyperlink"/>
-                <w:noProof/>
-              </w:rPr>
-              <w:t>12.2.</w:t>
-            </w:r>
-            <w:r>
-              <w:rPr>
-                <w:rFonts w:asciiTheme="minorHAnsi" w:eastAsiaTheme="minorEastAsia" w:hAnsiTheme="minorHAnsi"/>
-                <w:noProof/>
-                <w:color w:val="auto"/>
-                <w:sz w:val="24"/>
-              </w:rPr>
-              <w:tab/>
-            </w:r>
-            <w:r>
-              <w:rPr>
-                <w:rStyle w:val="Hyperlink"/>
-                <w:noProof/>
-              </w:rPr>
-              <w:t>Activity</w:t>
-            </w:r>
-            <w:r>
-              <w:rPr>
-                <w:noProof/>
-                <w:webHidden/>
-              </w:rPr>
-              <w:tab/>
-            </w:r>
-            <w:r>
-              <w:rPr>
-                <w:noProof/>
-                <w:webHidden/>
-              </w:rPr>
-              <w:fldChar w:fldCharType="begin"/>
-            </w:r>
-            <w:r>
-              <w:rPr>
-                <w:noProof/>
-                <w:webHidden/>
-              </w:rPr>
-              <w:instrText xml:space="preserve"> PAGEREF _Toc199235012 \h </w:instrText>
-            </w:r>
-            <w:r>
-              <w:rPr>
-                <w:noProof/>
-                <w:webHidden/>
-              </w:rPr>
-            </w:r>
-            <w:r>
-              <w:rPr>
-                <w:noProof/>
-                <w:webHidden/>
-              </w:rPr>
-              <w:fldChar w:fldCharType="separate"/>
-            </w:r>
-            <w:r>
-              <w:rPr>
-                <w:noProof/>
-                <w:webHidden/>
-              </w:rPr>
-              <w:t>31</w:t>
-            </w:r>
-            <w:r>
-              <w:rPr>
-                <w:noProof/>
-                <w:webHidden/>
-              </w:rPr>
-              <w:fldChar w:fldCharType="end"/>
-            </w:r>
-          </w:hyperlink>
-        </w:p>
-        <w:p>
-          <w:pPr>
-            <w:pStyle w:val="TOC1"/>
-            <w:tabs>
-              <w:tab w:val="left" w:pos="720"/>
-              <w:tab w:val="right" w:leader="dot" w:pos="10194"/>
-            </w:tabs>
-            <w:rPr>
-              <w:rFonts w:asciiTheme="minorHAnsi" w:eastAsiaTheme="minorEastAsia" w:hAnsiTheme="minorHAnsi"/>
-              <w:noProof/>
-              <w:color w:val="auto"/>
-              <w:sz w:val="24"/>
-            </w:rPr>
-          </w:pPr>
-          <w:hyperlink w:anchor="_Toc199235013" w:history="1">
-            <w:r>
-              <w:rPr>
-                <w:rStyle w:val="Hyperlink"/>
-                <w:rFonts w:ascii="Figtree ExtraBold" w:hAnsi="Figtree ExtraBold"/>
-                <w:noProof/>
-              </w:rPr>
-              <w:t>13.</w:t>
-            </w:r>
-            <w:r>
-              <w:rPr>
-                <w:rFonts w:asciiTheme="minorHAnsi" w:eastAsiaTheme="minorEastAsia" w:hAnsiTheme="minorHAnsi"/>
-                <w:noProof/>
-                <w:color w:val="auto"/>
-                <w:sz w:val="24"/>
-              </w:rPr>
-              <w:tab/>
-            </w:r>
-            <w:r>
-              <w:rPr>
-                <w:rStyle w:val="Hyperlink"/>
-                <w:noProof/>
-              </w:rPr>
-              <w:t>Quick Lab 13 – Context</w:t>
-            </w:r>
-            <w:r>
-              <w:rPr>
-                <w:noProof/>
-                <w:webHidden/>
-              </w:rPr>
-              <w:tab/>
-            </w:r>
-            <w:r>
-              <w:rPr>
-                <w:noProof/>
-                <w:webHidden/>
-              </w:rPr>
-              <w:fldChar w:fldCharType="begin"/>
-            </w:r>
-            <w:r>
-              <w:rPr>
-                <w:noProof/>
-                <w:webHidden/>
-              </w:rPr>
-              <w:instrText xml:space="preserve"> PAGEREF _Toc199235013 \h </w:instrText>
-            </w:r>
-            <w:r>
-              <w:rPr>
-                <w:noProof/>
-                <w:webHidden/>
-              </w:rPr>
-            </w:r>
-            <w:r>
-              <w:rPr>
-                <w:noProof/>
-                <w:webHidden/>
-              </w:rPr>
-              <w:fldChar w:fldCharType="separate"/>
-            </w:r>
-            <w:r>
-              <w:rPr>
-                <w:noProof/>
-                <w:webHidden/>
-              </w:rPr>
-              <w:t>36</w:t>
-            </w:r>
-            <w:r>
-              <w:rPr>
-                <w:noProof/>
-                <w:webHidden/>
-              </w:rPr>
-              <w:fldChar w:fldCharType="end"/>
-            </w:r>
-          </w:hyperlink>
-        </w:p>
-        <w:p>
-          <w:pPr>
-            <w:pStyle w:val="TOC2"/>
-            <w:tabs>
-              <w:tab w:val="left" w:pos="960"/>
-              <w:tab w:val="right" w:leader="dot" w:pos="10194"/>
-            </w:tabs>
-            <w:rPr>
-              <w:rFonts w:asciiTheme="minorHAnsi" w:eastAsiaTheme="minorEastAsia" w:hAnsiTheme="minorHAnsi"/>
-              <w:noProof/>
-              <w:color w:val="auto"/>
-              <w:sz w:val="24"/>
-            </w:rPr>
-          </w:pPr>
-          <w:hyperlink w:anchor="_Toc199235014" w:history="1">
-            <w:r>
-              <w:rPr>
-                <w:rStyle w:val="Hyperlink"/>
-                <w:noProof/>
-              </w:rPr>
-              <w:t>13.1.</w:t>
-            </w:r>
-            <w:r>
-              <w:rPr>
-                <w:rFonts w:asciiTheme="minorHAnsi" w:eastAsiaTheme="minorEastAsia" w:hAnsiTheme="minorHAnsi"/>
-                <w:noProof/>
-                <w:color w:val="auto"/>
-                <w:sz w:val="24"/>
-              </w:rPr>
-              <w:tab/>
-            </w:r>
-            <w:r>
-              <w:rPr>
-                <w:rStyle w:val="Hyperlink"/>
-                <w:noProof/>
-              </w:rPr>
-              <w:t>Objectives</w:t>
-            </w:r>
-            <w:r>
-              <w:rPr>
-                <w:noProof/>
-                <w:webHidden/>
-              </w:rPr>
-              <w:tab/>
-            </w:r>
-            <w:r>
-              <w:rPr>
-                <w:noProof/>
-                <w:webHidden/>
-              </w:rPr>
-              <w:fldChar w:fldCharType="begin"/>
-            </w:r>
-            <w:r>
-              <w:rPr>
-                <w:noProof/>
-                <w:webHidden/>
-              </w:rPr>
-              <w:instrText xml:space="preserve"> PAGEREF _Toc199235014 \h </w:instrText>
-            </w:r>
-            <w:r>
-              <w:rPr>
-                <w:noProof/>
-                <w:webHidden/>
-              </w:rPr>
-            </w:r>
-            <w:r>
-              <w:rPr>
-                <w:noProof/>
-                <w:webHidden/>
-              </w:rPr>
-              <w:fldChar w:fldCharType="separate"/>
-            </w:r>
-            <w:r>
-              <w:rPr>
-                <w:noProof/>
-                <w:webHidden/>
-              </w:rPr>
-              <w:t>36</w:t>
-            </w:r>
-            <w:r>
-              <w:rPr>
-                <w:noProof/>
-                <w:webHidden/>
-              </w:rPr>
-              <w:fldChar w:fldCharType="end"/>
-            </w:r>
-          </w:hyperlink>
-        </w:p>
-        <w:p>
-          <w:pPr>
-            <w:pStyle w:val="TOC2"/>
-            <w:tabs>
-              <w:tab w:val="left" w:pos="960"/>
-              <w:tab w:val="right" w:leader="dot" w:pos="10194"/>
-            </w:tabs>
-            <w:rPr>
-              <w:rFonts w:asciiTheme="minorHAnsi" w:eastAsiaTheme="minorEastAsia" w:hAnsiTheme="minorHAnsi"/>
-              <w:noProof/>
-              <w:color w:val="auto"/>
-              <w:sz w:val="24"/>
-            </w:rPr>
-          </w:pPr>
-          <w:hyperlink w:anchor="_Toc199235015" w:history="1">
-            <w:r>
-              <w:rPr>
-                <w:rStyle w:val="Hyperlink"/>
-                <w:noProof/>
-              </w:rPr>
-              <w:t>13.2.</w:t>
-            </w:r>
-            <w:r>
-              <w:rPr>
-                <w:rFonts w:asciiTheme="minorHAnsi" w:eastAsiaTheme="minorEastAsia" w:hAnsiTheme="minorHAnsi"/>
-                <w:noProof/>
-                <w:color w:val="auto"/>
-                <w:sz w:val="24"/>
-              </w:rPr>
-              <w:tab/>
-            </w:r>
-            <w:r>
-              <w:rPr>
-                <w:rStyle w:val="Hyperlink"/>
-                <w:noProof/>
-              </w:rPr>
-              <w:t>Activity</w:t>
-            </w:r>
-            <w:r>
-              <w:rPr>
-                <w:noProof/>
-                <w:webHidden/>
-              </w:rPr>
-              <w:tab/>
-            </w:r>
-            <w:r>
-              <w:rPr>
-                <w:noProof/>
-                <w:webHidden/>
-              </w:rPr>
-              <w:fldChar w:fldCharType="begin"/>
-            </w:r>
-            <w:r>
-              <w:rPr>
-                <w:noProof/>
-                <w:webHidden/>
-              </w:rPr>
-              <w:instrText xml:space="preserve"> PAGEREF _Toc199235015 \h </w:instrText>
-            </w:r>
-            <w:r>
-              <w:rPr>
-                <w:noProof/>
-                <w:webHidden/>
-              </w:rPr>
-            </w:r>
-            <w:r>
-              <w:rPr>
-                <w:noProof/>
-                <w:webHidden/>
-              </w:rPr>
-              <w:fldChar w:fldCharType="separate"/>
-            </w:r>
-            <w:r>
-              <w:rPr>
-                <w:noProof/>
-                <w:webHidden/>
-              </w:rPr>
-              <w:t>36</w:t>
-            </w:r>
-            <w:r>
-              <w:rPr>
-                <w:noProof/>
-                <w:webHidden/>
-              </w:rPr>
-              <w:fldChar w:fldCharType="end"/>
-            </w:r>
-          </w:hyperlink>
-        </w:p>
-        <w:p>
-          <w:pPr>
-            <w:pStyle w:val="TOC1"/>
-            <w:tabs>
-              <w:tab w:val="left" w:pos="720"/>
-              <w:tab w:val="right" w:leader="dot" w:pos="10194"/>
-            </w:tabs>
-            <w:rPr>
-              <w:rFonts w:asciiTheme="minorHAnsi" w:eastAsiaTheme="minorEastAsia" w:hAnsiTheme="minorHAnsi"/>
-              <w:noProof/>
-              <w:color w:val="auto"/>
-              <w:sz w:val="24"/>
-            </w:rPr>
-          </w:pPr>
-          <w:hyperlink w:anchor="_Toc199235016" w:history="1">
-            <w:r>
-              <w:rPr>
-                <w:rStyle w:val="Hyperlink"/>
-                <w:rFonts w:ascii="Figtree ExtraBold" w:hAnsi="Figtree ExtraBold"/>
-                <w:noProof/>
-              </w:rPr>
-              <w:t>14.</w:t>
-            </w:r>
-            <w:r>
-              <w:rPr>
-                <w:rFonts w:asciiTheme="minorHAnsi" w:eastAsiaTheme="minorEastAsia" w:hAnsiTheme="minorHAnsi"/>
-                <w:noProof/>
-                <w:color w:val="auto"/>
-                <w:sz w:val="24"/>
-              </w:rPr>
-              <w:tab/>
-            </w:r>
-            <w:r>
-              <w:rPr>
-                <w:rStyle w:val="Hyperlink"/>
-                <w:noProof/>
-              </w:rPr>
-              <w:t>React challenge 1</w:t>
-            </w:r>
-            <w:r>
-              <w:rPr>
-                <w:noProof/>
-                <w:webHidden/>
-              </w:rPr>
-              <w:tab/>
-            </w:r>
-            <w:r>
-              <w:rPr>
-                <w:noProof/>
-                <w:webHidden/>
-              </w:rPr>
-              <w:fldChar w:fldCharType="begin"/>
-            </w:r>
-            <w:r>
-              <w:rPr>
-                <w:noProof/>
-                <w:webHidden/>
-              </w:rPr>
-              <w:instrText xml:space="preserve"> PAGEREF _Toc199235016 \h </w:instrText>
-            </w:r>
-            <w:r>
-              <w:rPr>
-                <w:noProof/>
-                <w:webHidden/>
-              </w:rPr>
-            </w:r>
-            <w:r>
-              <w:rPr>
-                <w:noProof/>
-                <w:webHidden/>
-              </w:rPr>
-              <w:fldChar w:fldCharType="separate"/>
-            </w:r>
-            <w:r>
-              <w:rPr>
-                <w:noProof/>
-                <w:webHidden/>
-              </w:rPr>
-              <w:t>45</w:t>
-            </w:r>
-            <w:r>
-              <w:rPr>
-                <w:noProof/>
-                <w:webHidden/>
-              </w:rPr>
-              <w:fldChar w:fldCharType="end"/>
-            </w:r>
-          </w:hyperlink>
-        </w:p>
-        <w:p>
-          <w:pPr>
-            <w:pStyle w:val="TOC2"/>
-            <w:tabs>
-              <w:tab w:val="left" w:pos="960"/>
-              <w:tab w:val="right" w:leader="dot" w:pos="10194"/>
-            </w:tabs>
-            <w:rPr>
-              <w:rFonts w:asciiTheme="minorHAnsi" w:eastAsiaTheme="minorEastAsia" w:hAnsiTheme="minorHAnsi"/>
-              <w:noProof/>
-              <w:color w:val="auto"/>
-              <w:sz w:val="24"/>
-            </w:rPr>
-          </w:pPr>
-          <w:hyperlink w:anchor="_Toc199235017" w:history="1">
-            <w:r>
-              <w:rPr>
-                <w:rStyle w:val="Hyperlink"/>
-                <w:noProof/>
-              </w:rPr>
-              <w:t>14.1.</w:t>
-            </w:r>
-            <w:r>
-              <w:rPr>
-                <w:rFonts w:asciiTheme="minorHAnsi" w:eastAsiaTheme="minorEastAsia" w:hAnsiTheme="minorHAnsi"/>
-                <w:noProof/>
-                <w:color w:val="auto"/>
-                <w:sz w:val="24"/>
-              </w:rPr>
-              <w:tab/>
-            </w:r>
-            <w:r>
-              <w:rPr>
-                <w:rStyle w:val="Hyperlink"/>
-                <w:noProof/>
-              </w:rPr>
-              <w:t>Task summary</w:t>
-            </w:r>
-            <w:r>
-              <w:rPr>
-                <w:noProof/>
-                <w:webHidden/>
-              </w:rPr>
-              <w:tab/>
-            </w:r>
-            <w:r>
-              <w:rPr>
-                <w:noProof/>
-                <w:webHidden/>
-              </w:rPr>
-              <w:fldChar w:fldCharType="begin"/>
-            </w:r>
-            <w:r>
-              <w:rPr>
-                <w:noProof/>
-                <w:webHidden/>
-              </w:rPr>
-              <w:instrText xml:space="preserve"> PAGEREF _Toc199235017 \h </w:instrText>
-            </w:r>
-            <w:r>
-              <w:rPr>
-                <w:noProof/>
-                <w:webHidden/>
-              </w:rPr>
-            </w:r>
-            <w:r>
-              <w:rPr>
-                <w:noProof/>
-                <w:webHidden/>
-              </w:rPr>
-              <w:fldChar w:fldCharType="separate"/>
-            </w:r>
-            <w:r>
-              <w:rPr>
-                <w:noProof/>
-                <w:webHidden/>
-              </w:rPr>
-              <w:t>45</w:t>
-            </w:r>
-            <w:r>
-              <w:rPr>
-                <w:noProof/>
-                <w:webHidden/>
-              </w:rPr>
-              <w:fldChar w:fldCharType="end"/>
-            </w:r>
-          </w:hyperlink>
-        </w:p>
-        <w:p>
-          <w:pPr>
-            <w:pStyle w:val="TOC2"/>
-            <w:tabs>
-              <w:tab w:val="left" w:pos="960"/>
-              <w:tab w:val="right" w:leader="dot" w:pos="10194"/>
-            </w:tabs>
-            <w:rPr>
-              <w:rFonts w:asciiTheme="minorHAnsi" w:eastAsiaTheme="minorEastAsia" w:hAnsiTheme="minorHAnsi"/>
-              <w:noProof/>
-              <w:color w:val="auto"/>
-              <w:sz w:val="24"/>
-            </w:rPr>
-          </w:pPr>
-          <w:hyperlink w:anchor="_Toc199235018" w:history="1">
-            <w:r>
-              <w:rPr>
-                <w:rStyle w:val="Hyperlink"/>
-                <w:noProof/>
-              </w:rPr>
-              <w:t>14.2.</w:t>
-            </w:r>
-            <w:r>
-              <w:rPr>
-                <w:rFonts w:asciiTheme="minorHAnsi" w:eastAsiaTheme="minorEastAsia" w:hAnsiTheme="minorHAnsi"/>
-                <w:noProof/>
-                <w:color w:val="auto"/>
-                <w:sz w:val="24"/>
-              </w:rPr>
-              <w:tab/>
-            </w:r>
-            <w:r>
-              <w:rPr>
-                <w:rStyle w:val="Hyperlink"/>
-                <w:noProof/>
-              </w:rPr>
-              <w:t>Concepts</w:t>
-            </w:r>
-            <w:r>
-              <w:rPr>
-                <w:noProof/>
-                <w:webHidden/>
-              </w:rPr>
-              <w:tab/>
-            </w:r>
-            <w:r>
-              <w:rPr>
-                <w:noProof/>
-                <w:webHidden/>
-              </w:rPr>
-              <w:fldChar w:fldCharType="begin"/>
-            </w:r>
-            <w:r>
-              <w:rPr>
-                <w:noProof/>
-                <w:webHidden/>
-              </w:rPr>
-              <w:instrText xml:space="preserve"> PAGEREF _Toc199235018 \h </w:instrText>
-            </w:r>
-            <w:r>
-              <w:rPr>
-                <w:noProof/>
-                <w:webHidden/>
-              </w:rPr>
-            </w:r>
-            <w:r>
-              <w:rPr>
-                <w:noProof/>
-                <w:webHidden/>
-              </w:rPr>
-              <w:fldChar w:fldCharType="separate"/>
-            </w:r>
-            <w:r>
-              <w:rPr>
-                <w:noProof/>
-                <w:webHidden/>
-              </w:rPr>
-              <w:t>46</w:t>
-            </w:r>
-            <w:r>
-              <w:rPr>
-                <w:noProof/>
-                <w:webHidden/>
-              </w:rPr>
-              <w:fldChar w:fldCharType="end"/>
-            </w:r>
-          </w:hyperlink>
-        </w:p>
-        <w:p>
-          <w:pPr>
-            <w:pStyle w:val="TOC2"/>
-            <w:tabs>
-              <w:tab w:val="left" w:pos="960"/>
-              <w:tab w:val="right" w:leader="dot" w:pos="10194"/>
-            </w:tabs>
-            <w:rPr>
-              <w:rFonts w:asciiTheme="minorHAnsi" w:eastAsiaTheme="minorEastAsia" w:hAnsiTheme="minorHAnsi"/>
-              <w:noProof/>
-              <w:color w:val="auto"/>
-              <w:sz w:val="24"/>
-            </w:rPr>
-          </w:pPr>
-          <w:hyperlink w:anchor="_Toc199235019" w:history="1">
-            <w:r>
-              <w:rPr>
-                <w:rStyle w:val="Hyperlink"/>
-                <w:noProof/>
-              </w:rPr>
-              <w:t>14.3.</w:t>
-            </w:r>
-            <w:r>
-              <w:rPr>
-                <w:rFonts w:asciiTheme="minorHAnsi" w:eastAsiaTheme="minorEastAsia" w:hAnsiTheme="minorHAnsi"/>
-                <w:noProof/>
-                <w:color w:val="auto"/>
-                <w:sz w:val="24"/>
-              </w:rPr>
-              <w:tab/>
-            </w:r>
-            <w:r>
-              <w:rPr>
-                <w:rStyle w:val="Hyperlink"/>
-                <w:noProof/>
-              </w:rPr>
-              <w:t>Resources to help you</w:t>
-            </w:r>
-            <w:r>
-              <w:rPr>
-                <w:noProof/>
-                <w:webHidden/>
-              </w:rPr>
-              <w:tab/>
-            </w:r>
-            <w:r>
-              <w:rPr>
-                <w:noProof/>
-                <w:webHidden/>
-              </w:rPr>
-              <w:fldChar w:fldCharType="begin"/>
-            </w:r>
-            <w:r>
-              <w:rPr>
-                <w:noProof/>
-                <w:webHidden/>
-              </w:rPr>
-              <w:instrText xml:space="preserve"> PAGEREF _Toc199235019 \h </w:instrText>
-            </w:r>
-            <w:r>
-              <w:rPr>
-                <w:noProof/>
-                <w:webHidden/>
-              </w:rPr>
-            </w:r>
-            <w:r>
-              <w:rPr>
-                <w:noProof/>
-                <w:webHidden/>
-              </w:rPr>
-              <w:fldChar w:fldCharType="separate"/>
-            </w:r>
-            <w:r>
-              <w:rPr>
-                <w:noProof/>
-                <w:webHidden/>
-              </w:rPr>
-              <w:t>46</w:t>
-            </w:r>
-            <w:r>
-              <w:rPr>
-                <w:noProof/>
-                <w:webHidden/>
-              </w:rPr>
-              <w:fldChar w:fldCharType="end"/>
-            </w:r>
-          </w:hyperlink>
-        </w:p>
-        <w:p>
-          <w:pPr>
-            <w:pStyle w:val="TOC2"/>
-            <w:tabs>
-              <w:tab w:val="left" w:pos="960"/>
-              <w:tab w:val="right" w:leader="dot" w:pos="10194"/>
-            </w:tabs>
-            <w:rPr>
-              <w:rFonts w:asciiTheme="minorHAnsi" w:eastAsiaTheme="minorEastAsia" w:hAnsiTheme="minorHAnsi"/>
-              <w:noProof/>
-              <w:color w:val="auto"/>
-              <w:sz w:val="24"/>
-            </w:rPr>
-          </w:pPr>
-          <w:hyperlink w:anchor="_Toc199235020" w:history="1">
-            <w:r>
-              <w:rPr>
-                <w:rStyle w:val="Hyperlink"/>
-                <w:noProof/>
-              </w:rPr>
-              <w:t>14.4.</w:t>
-            </w:r>
-            <w:r>
-              <w:rPr>
-                <w:rFonts w:asciiTheme="minorHAnsi" w:eastAsiaTheme="minorEastAsia" w:hAnsiTheme="minorHAnsi"/>
-                <w:noProof/>
-                <w:color w:val="auto"/>
-                <w:sz w:val="24"/>
-              </w:rPr>
-              <w:tab/>
-            </w:r>
-            <w:r>
-              <w:rPr>
-                <w:rStyle w:val="Hyperlink"/>
-                <w:noProof/>
-              </w:rPr>
-              <w:t>Creating a React app</w:t>
-            </w:r>
-            <w:r>
-              <w:rPr>
-                <w:noProof/>
-                <w:webHidden/>
-              </w:rPr>
-              <w:tab/>
-            </w:r>
-            <w:r>
-              <w:rPr>
-                <w:noProof/>
-                <w:webHidden/>
-              </w:rPr>
-              <w:fldChar w:fldCharType="begin"/>
-            </w:r>
-            <w:r>
-              <w:rPr>
-                <w:noProof/>
-                <w:webHidden/>
-              </w:rPr>
-              <w:instrText xml:space="preserve"> PAGEREF _Toc199235020 \h </w:instrText>
-            </w:r>
-            <w:r>
-              <w:rPr>
-                <w:noProof/>
-                <w:webHidden/>
-              </w:rPr>
-            </w:r>
-            <w:r>
-              <w:rPr>
-                <w:noProof/>
-                <w:webHidden/>
-              </w:rPr>
-              <w:fldChar w:fldCharType="separate"/>
-            </w:r>
-            <w:r>
-              <w:rPr>
-                <w:noProof/>
-                <w:webHidden/>
-              </w:rPr>
-              <w:t>46</w:t>
-            </w:r>
-            <w:r>
-              <w:rPr>
-                <w:noProof/>
-                <w:webHidden/>
-              </w:rPr>
-              <w:fldChar w:fldCharType="end"/>
-            </w:r>
-          </w:hyperlink>
-        </w:p>
-        <w:p>
-          <w:pPr>
-            <w:pStyle w:val="TOC2"/>
-            <w:tabs>
-              <w:tab w:val="left" w:pos="960"/>
-              <w:tab w:val="right" w:leader="dot" w:pos="10194"/>
-            </w:tabs>
-            <w:rPr>
-              <w:rFonts w:asciiTheme="minorHAnsi" w:eastAsiaTheme="minorEastAsia" w:hAnsiTheme="minorHAnsi"/>
-              <w:noProof/>
-              <w:color w:val="auto"/>
-              <w:sz w:val="24"/>
-            </w:rPr>
-          </w:pPr>
-          <w:hyperlink w:anchor="_Toc199235021" w:history="1">
-            <w:r>
-              <w:rPr>
-                <w:rStyle w:val="Hyperlink"/>
-                <w:noProof/>
-              </w:rPr>
-              <w:t>14.5.</w:t>
-            </w:r>
-            <w:r>
-              <w:rPr>
-                <w:rFonts w:asciiTheme="minorHAnsi" w:eastAsiaTheme="minorEastAsia" w:hAnsiTheme="minorHAnsi"/>
-                <w:noProof/>
-                <w:color w:val="auto"/>
-                <w:sz w:val="24"/>
-              </w:rPr>
-              <w:tab/>
-            </w:r>
-            <w:r>
-              <w:rPr>
-                <w:rStyle w:val="Hyperlink"/>
-                <w:noProof/>
-              </w:rPr>
-              <w:t>Tips</w:t>
-            </w:r>
-            <w:r>
-              <w:rPr>
-                <w:noProof/>
-                <w:webHidden/>
-              </w:rPr>
-              <w:tab/>
-            </w:r>
-            <w:r>
-              <w:rPr>
-                <w:noProof/>
-                <w:webHidden/>
-              </w:rPr>
-              <w:fldChar w:fldCharType="begin"/>
-            </w:r>
-            <w:r>
-              <w:rPr>
-                <w:noProof/>
-                <w:webHidden/>
-              </w:rPr>
-              <w:instrText xml:space="preserve"> PAGEREF _Toc199235021 \h </w:instrText>
-            </w:r>
-            <w:r>
-              <w:rPr>
-                <w:noProof/>
-                <w:webHidden/>
-              </w:rPr>
-            </w:r>
-            <w:r>
-              <w:rPr>
-                <w:noProof/>
-                <w:webHidden/>
-              </w:rPr>
-              <w:fldChar w:fldCharType="separate"/>
-            </w:r>
-            <w:r>
-              <w:rPr>
-                <w:noProof/>
-                <w:webHidden/>
-              </w:rPr>
-              <w:t>46</w:t>
-            </w:r>
-            <w:r>
-              <w:rPr>
-                <w:noProof/>
-                <w:webHidden/>
-              </w:rPr>
-              <w:fldChar w:fldCharType="end"/>
-            </w:r>
-          </w:hyperlink>
-        </w:p>
-        <w:p>
-          <w:pPr>
-            <w:pStyle w:val="TOC1"/>
-            <w:tabs>
-              <w:tab w:val="left" w:pos="720"/>
-              <w:tab w:val="right" w:leader="dot" w:pos="10194"/>
-            </w:tabs>
-            <w:rPr>
-              <w:rFonts w:asciiTheme="minorHAnsi" w:eastAsiaTheme="minorEastAsia" w:hAnsiTheme="minorHAnsi"/>
-              <w:noProof/>
-              <w:color w:val="auto"/>
-              <w:sz w:val="24"/>
-            </w:rPr>
-          </w:pPr>
-          <w:hyperlink w:anchor="_Toc199235022" w:history="1">
-            <w:r>
-              <w:rPr>
-                <w:rStyle w:val="Hyperlink"/>
-                <w:rFonts w:ascii="Figtree ExtraBold" w:hAnsi="Figtree ExtraBold"/>
-                <w:noProof/>
-              </w:rPr>
-              <w:t>15.</w:t>
-            </w:r>
-            <w:r>
-              <w:rPr>
-                <w:rFonts w:asciiTheme="minorHAnsi" w:eastAsiaTheme="minorEastAsia" w:hAnsiTheme="minorHAnsi"/>
-                <w:noProof/>
-                <w:color w:val="auto"/>
-                <w:sz w:val="24"/>
-              </w:rPr>
-              <w:tab/>
-            </w:r>
-            <w:r>
-              <w:rPr>
-                <w:rStyle w:val="Hyperlink"/>
-                <w:noProof/>
-              </w:rPr>
-              <w:t>React challenge 2</w:t>
-            </w:r>
-            <w:r>
-              <w:rPr>
-                <w:noProof/>
-                <w:webHidden/>
-              </w:rPr>
-              <w:tab/>
-            </w:r>
-            <w:r>
-              <w:rPr>
-                <w:noProof/>
-                <w:webHidden/>
-              </w:rPr>
-              <w:fldChar w:fldCharType="begin"/>
-            </w:r>
-            <w:r>
-              <w:rPr>
-                <w:noProof/>
-                <w:webHidden/>
-              </w:rPr>
-              <w:instrText xml:space="preserve"> PAGEREF _Toc199235022 \h </w:instrText>
-            </w:r>
-            <w:r>
-              <w:rPr>
-                <w:noProof/>
-                <w:webHidden/>
-              </w:rPr>
-            </w:r>
-            <w:r>
-              <w:rPr>
-                <w:noProof/>
-                <w:webHidden/>
-              </w:rPr>
-              <w:fldChar w:fldCharType="separate"/>
-            </w:r>
-            <w:r>
-              <w:rPr>
-                <w:noProof/>
-                <w:webHidden/>
-              </w:rPr>
-              <w:t>47</w:t>
-            </w:r>
-            <w:r>
-              <w:rPr>
-                <w:noProof/>
-                <w:webHidden/>
-              </w:rPr>
-              <w:fldChar w:fldCharType="end"/>
-            </w:r>
-          </w:hyperlink>
-        </w:p>
-        <w:p>
-          <w:pPr>
-            <w:pStyle w:val="TOC2"/>
-            <w:tabs>
-              <w:tab w:val="left" w:pos="960"/>
-              <w:tab w:val="right" w:leader="dot" w:pos="10194"/>
-            </w:tabs>
-            <w:rPr>
-              <w:rFonts w:asciiTheme="minorHAnsi" w:eastAsiaTheme="minorEastAsia" w:hAnsiTheme="minorHAnsi"/>
-              <w:noProof/>
-              <w:color w:val="auto"/>
-              <w:sz w:val="24"/>
-            </w:rPr>
-          </w:pPr>
-          <w:hyperlink w:anchor="_Toc199235023" w:history="1">
-            <w:r>
-              <w:rPr>
-                <w:rStyle w:val="Hyperlink"/>
-                <w:noProof/>
-              </w:rPr>
-              <w:t>15.1.</w:t>
-            </w:r>
-            <w:r>
-              <w:rPr>
-                <w:rFonts w:asciiTheme="minorHAnsi" w:eastAsiaTheme="minorEastAsia" w:hAnsiTheme="minorHAnsi"/>
-                <w:noProof/>
-                <w:color w:val="auto"/>
-                <w:sz w:val="24"/>
-              </w:rPr>
-              <w:tab/>
-            </w:r>
-            <w:r>
-              <w:rPr>
-                <w:rStyle w:val="Hyperlink"/>
-                <w:noProof/>
-              </w:rPr>
-              <w:t>Concepts</w:t>
-            </w:r>
-            <w:r>
-              <w:rPr>
-                <w:noProof/>
-                <w:webHidden/>
-              </w:rPr>
-              <w:tab/>
-            </w:r>
-            <w:r>
-              <w:rPr>
-                <w:noProof/>
-                <w:webHidden/>
-              </w:rPr>
-              <w:fldChar w:fldCharType="begin"/>
-            </w:r>
-            <w:r>
-              <w:rPr>
-                <w:noProof/>
-                <w:webHidden/>
-              </w:rPr>
-              <w:instrText xml:space="preserve"> PAGEREF _Toc199235023 \h </w:instrText>
-            </w:r>
-            <w:r>
-              <w:rPr>
-                <w:noProof/>
-                <w:webHidden/>
-              </w:rPr>
-            </w:r>
-            <w:r>
-              <w:rPr>
-                <w:noProof/>
-                <w:webHidden/>
-              </w:rPr>
-              <w:fldChar w:fldCharType="separate"/>
-            </w:r>
-            <w:r>
-              <w:rPr>
-                <w:noProof/>
-                <w:webHidden/>
-              </w:rPr>
-              <w:t>47</w:t>
-            </w:r>
-            <w:r>
-              <w:rPr>
-                <w:noProof/>
-                <w:webHidden/>
-              </w:rPr>
-              <w:fldChar w:fldCharType="end"/>
-            </w:r>
-          </w:hyperlink>
-        </w:p>
-        <w:p>
-          <w:pPr>
-            <w:pStyle w:val="TOC2"/>
-            <w:tabs>
-              <w:tab w:val="left" w:pos="960"/>
-              <w:tab w:val="right" w:leader="dot" w:pos="10194"/>
-            </w:tabs>
-            <w:rPr>
-              <w:rFonts w:asciiTheme="minorHAnsi" w:eastAsiaTheme="minorEastAsia" w:hAnsiTheme="minorHAnsi"/>
-              <w:noProof/>
-              <w:color w:val="auto"/>
-              <w:sz w:val="24"/>
-            </w:rPr>
-          </w:pPr>
-          <w:hyperlink w:anchor="_Toc199235024" w:history="1">
-            <w:r>
-              <w:rPr>
-                <w:rStyle w:val="Hyperlink"/>
-                <w:noProof/>
-              </w:rPr>
-              <w:t>15.2.</w:t>
-            </w:r>
-            <w:r>
-              <w:rPr>
-                <w:rFonts w:asciiTheme="minorHAnsi" w:eastAsiaTheme="minorEastAsia" w:hAnsiTheme="minorHAnsi"/>
-                <w:noProof/>
-                <w:color w:val="auto"/>
-                <w:sz w:val="24"/>
-              </w:rPr>
-              <w:tab/>
-            </w:r>
-            <w:r>
-              <w:rPr>
-                <w:rStyle w:val="Hyperlink"/>
-                <w:noProof/>
-              </w:rPr>
-              <w:t>Task summary</w:t>
-            </w:r>
-            <w:r>
-              <w:rPr>
-                <w:noProof/>
-                <w:webHidden/>
-              </w:rPr>
-              <w:tab/>
-            </w:r>
-            <w:r>
-              <w:rPr>
-                <w:noProof/>
-                <w:webHidden/>
-              </w:rPr>
-              <w:fldChar w:fldCharType="begin"/>
-            </w:r>
-            <w:r>
-              <w:rPr>
-                <w:noProof/>
-                <w:webHidden/>
-              </w:rPr>
-              <w:instrText xml:space="preserve"> PAGEREF _Toc199235024 \h </w:instrText>
-            </w:r>
-            <w:r>
-              <w:rPr>
-                <w:noProof/>
-                <w:webHidden/>
-              </w:rPr>
-            </w:r>
-            <w:r>
-              <w:rPr>
-                <w:noProof/>
-                <w:webHidden/>
-              </w:rPr>
-              <w:fldChar w:fldCharType="separate"/>
-            </w:r>
-            <w:r>
-              <w:rPr>
-                <w:noProof/>
-                <w:webHidden/>
-              </w:rPr>
-              <w:t>47</w:t>
-            </w:r>
-            <w:r>
-              <w:rPr>
-                <w:noProof/>
-                <w:webHidden/>
-              </w:rPr>
-              <w:fldChar w:fldCharType="end"/>
-            </w:r>
-          </w:hyperlink>
-        </w:p>
-        <w:p>
-          <w:pPr>
-            <w:pStyle w:val="TOC2"/>
-            <w:tabs>
-              <w:tab w:val="left" w:pos="960"/>
-              <w:tab w:val="right" w:leader="dot" w:pos="10194"/>
-            </w:tabs>
-            <w:rPr>
-              <w:rFonts w:asciiTheme="minorHAnsi" w:eastAsiaTheme="minorEastAsia" w:hAnsiTheme="minorHAnsi"/>
-              <w:noProof/>
-              <w:color w:val="auto"/>
-              <w:sz w:val="24"/>
-            </w:rPr>
-          </w:pPr>
-          <w:hyperlink w:anchor="_Toc199235025" w:history="1">
-            <w:r>
-              <w:rPr>
-                <w:rStyle w:val="Hyperlink"/>
-                <w:noProof/>
-              </w:rPr>
-              <w:t>15.3.</w:t>
-            </w:r>
-            <w:r>
-              <w:rPr>
-                <w:rFonts w:asciiTheme="minorHAnsi" w:eastAsiaTheme="minorEastAsia" w:hAnsiTheme="minorHAnsi"/>
-                <w:noProof/>
-                <w:color w:val="auto"/>
-                <w:sz w:val="24"/>
-              </w:rPr>
-              <w:tab/>
-            </w:r>
-            <w:r>
-              <w:rPr>
-                <w:rStyle w:val="Hyperlink"/>
-                <w:noProof/>
-              </w:rPr>
-              <w:t>Tips</w:t>
-            </w:r>
-            <w:r>
-              <w:rPr>
-                <w:noProof/>
-                <w:webHidden/>
-              </w:rPr>
-              <w:tab/>
-            </w:r>
-            <w:r>
-              <w:rPr>
-                <w:noProof/>
-                <w:webHidden/>
-              </w:rPr>
-              <w:fldChar w:fldCharType="begin"/>
-            </w:r>
-            <w:r>
-              <w:rPr>
-                <w:noProof/>
-                <w:webHidden/>
-              </w:rPr>
-              <w:instrText xml:space="preserve"> PAGEREF _Toc199235025 \h </w:instrText>
-            </w:r>
-            <w:r>
-              <w:rPr>
-                <w:noProof/>
-                <w:webHidden/>
-              </w:rPr>
-            </w:r>
-            <w:r>
-              <w:rPr>
-                <w:noProof/>
-                <w:webHidden/>
-              </w:rPr>
-              <w:fldChar w:fldCharType="separate"/>
-            </w:r>
-            <w:r>
-              <w:rPr>
-                <w:noProof/>
-                <w:webHidden/>
-              </w:rPr>
-              <w:t>47</w:t>
-            </w:r>
-            <w:r>
-              <w:rPr>
-                <w:noProof/>
-                <w:webHidden/>
-              </w:rPr>
-              <w:fldChar w:fldCharType="end"/>
-            </w:r>
-          </w:hyperlink>
-        </w:p>
-        <w:p>
-          <w:pPr>
-            <w:pStyle w:val="TOC1"/>
-            <w:tabs>
-              <w:tab w:val="left" w:pos="720"/>
-              <w:tab w:val="right" w:leader="dot" w:pos="10194"/>
-            </w:tabs>
-            <w:rPr>
-              <w:rFonts w:asciiTheme="minorHAnsi" w:eastAsiaTheme="minorEastAsia" w:hAnsiTheme="minorHAnsi"/>
-              <w:noProof/>
-              <w:color w:val="auto"/>
-              <w:sz w:val="24"/>
-            </w:rPr>
-          </w:pPr>
-          <w:hyperlink w:anchor="_Toc199235026" w:history="1">
-            <w:r>
-              <w:rPr>
-                <w:rStyle w:val="Hyperlink"/>
-                <w:rFonts w:ascii="Figtree ExtraBold" w:hAnsi="Figtree ExtraBold"/>
-                <w:noProof/>
-              </w:rPr>
-              <w:t>16.</w:t>
-            </w:r>
-            <w:r>
-              <w:rPr>
-                <w:rFonts w:asciiTheme="minorHAnsi" w:eastAsiaTheme="minorEastAsia" w:hAnsiTheme="minorHAnsi"/>
-                <w:noProof/>
-                <w:color w:val="auto"/>
-                <w:sz w:val="24"/>
-              </w:rPr>
-              <w:tab/>
-            </w:r>
-            <w:r>
-              <w:rPr>
-                <w:rStyle w:val="Hyperlink"/>
-                <w:noProof/>
-              </w:rPr>
-              <w:t>React challenge 3</w:t>
-            </w:r>
-            <w:r>
-              <w:rPr>
-                <w:noProof/>
-                <w:webHidden/>
-              </w:rPr>
-              <w:tab/>
-            </w:r>
-            <w:r>
-              <w:rPr>
-                <w:noProof/>
-                <w:webHidden/>
-              </w:rPr>
-              <w:fldChar w:fldCharType="begin"/>
-            </w:r>
-            <w:r>
-              <w:rPr>
-                <w:noProof/>
-                <w:webHidden/>
-              </w:rPr>
-              <w:instrText xml:space="preserve"> PAGEREF _Toc199235026 \h </w:instrText>
-            </w:r>
-            <w:r>
-              <w:rPr>
-                <w:noProof/>
-                <w:webHidden/>
-              </w:rPr>
-            </w:r>
-            <w:r>
-              <w:rPr>
-                <w:noProof/>
-                <w:webHidden/>
-              </w:rPr>
-              <w:fldChar w:fldCharType="separate"/>
-            </w:r>
-            <w:r>
-              <w:rPr>
-                <w:noProof/>
-                <w:webHidden/>
-              </w:rPr>
-              <w:t>48</w:t>
-            </w:r>
-            <w:r>
-              <w:rPr>
-                <w:noProof/>
-                <w:webHidden/>
-              </w:rPr>
-              <w:fldChar w:fldCharType="end"/>
-            </w:r>
-          </w:hyperlink>
-        </w:p>
-        <w:p>
-          <w:pPr>
-            <w:pStyle w:val="TOC2"/>
-            <w:tabs>
-              <w:tab w:val="left" w:pos="960"/>
-              <w:tab w:val="right" w:leader="dot" w:pos="10194"/>
-            </w:tabs>
-            <w:rPr>
-              <w:rFonts w:asciiTheme="minorHAnsi" w:eastAsiaTheme="minorEastAsia" w:hAnsiTheme="minorHAnsi"/>
-              <w:noProof/>
-              <w:color w:val="auto"/>
-              <w:sz w:val="24"/>
-            </w:rPr>
-          </w:pPr>
-          <w:hyperlink w:anchor="_Toc199235027" w:history="1">
-            <w:r>
-              <w:rPr>
-                <w:rStyle w:val="Hyperlink"/>
-                <w:noProof/>
-              </w:rPr>
-              <w:t>16.1.</w:t>
-            </w:r>
-            <w:r>
-              <w:rPr>
-                <w:rFonts w:asciiTheme="minorHAnsi" w:eastAsiaTheme="minorEastAsia" w:hAnsiTheme="minorHAnsi"/>
-                <w:noProof/>
-                <w:color w:val="auto"/>
-                <w:sz w:val="24"/>
-              </w:rPr>
-              <w:tab/>
-            </w:r>
-            <w:r>
-              <w:rPr>
-                <w:rStyle w:val="Hyperlink"/>
-                <w:noProof/>
-              </w:rPr>
-              <w:t>Concepts</w:t>
-            </w:r>
-            <w:r>
-              <w:rPr>
-                <w:noProof/>
-                <w:webHidden/>
-              </w:rPr>
-              <w:tab/>
-            </w:r>
-            <w:r>
-              <w:rPr>
-                <w:noProof/>
-                <w:webHidden/>
-              </w:rPr>
-              <w:fldChar w:fldCharType="begin"/>
-            </w:r>
-            <w:r>
-              <w:rPr>
-                <w:noProof/>
-                <w:webHidden/>
-              </w:rPr>
-              <w:instrText xml:space="preserve"> PAGEREF _Toc199235027 \h </w:instrText>
-            </w:r>
-            <w:r>
-              <w:rPr>
-                <w:noProof/>
-                <w:webHidden/>
-              </w:rPr>
-            </w:r>
-            <w:r>
-              <w:rPr>
-                <w:noProof/>
-                <w:webHidden/>
-              </w:rPr>
-              <w:fldChar w:fldCharType="separate"/>
-            </w:r>
-            <w:r>
-              <w:rPr>
-                <w:noProof/>
-                <w:webHidden/>
-              </w:rPr>
-              <w:t>48</w:t>
-            </w:r>
-            <w:r>
-              <w:rPr>
-                <w:noProof/>
-                <w:webHidden/>
-              </w:rPr>
-              <w:fldChar w:fldCharType="end"/>
-            </w:r>
-          </w:hyperlink>
-        </w:p>
-        <w:p>
-          <w:pPr>
-            <w:pStyle w:val="TOC2"/>
-            <w:tabs>
-              <w:tab w:val="left" w:pos="960"/>
-              <w:tab w:val="right" w:leader="dot" w:pos="10194"/>
-            </w:tabs>
-            <w:rPr>
-              <w:rFonts w:asciiTheme="minorHAnsi" w:eastAsiaTheme="minorEastAsia" w:hAnsiTheme="minorHAnsi"/>
-              <w:noProof/>
-              <w:color w:val="auto"/>
-              <w:sz w:val="24"/>
-            </w:rPr>
-          </w:pPr>
-          <w:hyperlink w:anchor="_Toc199235028" w:history="1">
-            <w:r>
-              <w:rPr>
-                <w:rStyle w:val="Hyperlink"/>
-                <w:noProof/>
-              </w:rPr>
-              <w:t>16.2.</w:t>
-            </w:r>
-            <w:r>
-              <w:rPr>
-                <w:rFonts w:asciiTheme="minorHAnsi" w:eastAsiaTheme="minorEastAsia" w:hAnsiTheme="minorHAnsi"/>
-                <w:noProof/>
-                <w:color w:val="auto"/>
-                <w:sz w:val="24"/>
-              </w:rPr>
-              <w:tab/>
-            </w:r>
-            <w:r>
-              <w:rPr>
-                <w:rStyle w:val="Hyperlink"/>
-                <w:noProof/>
-              </w:rPr>
-              <w:t>Task summary</w:t>
-            </w:r>
-            <w:r>
-              <w:rPr>
-                <w:noProof/>
-                <w:webHidden/>
-              </w:rPr>
-              <w:tab/>
-            </w:r>
-            <w:r>
-              <w:rPr>
-                <w:noProof/>
-                <w:webHidden/>
-              </w:rPr>
-              <w:fldChar w:fldCharType="begin"/>
-            </w:r>
-            <w:r>
-              <w:rPr>
-                <w:noProof/>
-                <w:webHidden/>
-              </w:rPr>
-              <w:instrText xml:space="preserve"> PAGEREF _Toc199235028 \h </w:instrText>
-            </w:r>
-            <w:r>
-              <w:rPr>
-                <w:noProof/>
-                <w:webHidden/>
-              </w:rPr>
-            </w:r>
-            <w:r>
-              <w:rPr>
-                <w:noProof/>
-                <w:webHidden/>
-              </w:rPr>
-              <w:fldChar w:fldCharType="separate"/>
-            </w:r>
-            <w:r>
-              <w:rPr>
-                <w:noProof/>
-                <w:webHidden/>
-              </w:rPr>
-              <w:t>48</w:t>
-            </w:r>
-            <w:r>
-              <w:rPr>
-                <w:noProof/>
-                <w:webHidden/>
-              </w:rPr>
-              <w:fldChar w:fldCharType="end"/>
-            </w:r>
-          </w:hyperlink>
-        </w:p>
-        <w:p>
-          <w:pPr>
-            <w:pStyle w:val="TOC2"/>
-            <w:tabs>
-              <w:tab w:val="left" w:pos="960"/>
-              <w:tab w:val="right" w:leader="dot" w:pos="10194"/>
-            </w:tabs>
-            <w:rPr>
-              <w:rFonts w:asciiTheme="minorHAnsi" w:eastAsiaTheme="minorEastAsia" w:hAnsiTheme="minorHAnsi"/>
-              <w:noProof/>
-              <w:color w:val="auto"/>
-              <w:sz w:val="24"/>
-            </w:rPr>
-          </w:pPr>
-          <w:hyperlink w:anchor="_Toc199235029" w:history="1">
-            <w:r>
-              <w:rPr>
-                <w:rStyle w:val="Hyperlink"/>
-                <w:noProof/>
-              </w:rPr>
-              <w:t>16.3.</w:t>
-            </w:r>
-            <w:r>
-              <w:rPr>
-                <w:rFonts w:asciiTheme="minorHAnsi" w:eastAsiaTheme="minorEastAsia" w:hAnsiTheme="minorHAnsi"/>
-                <w:noProof/>
-                <w:color w:val="auto"/>
-                <w:sz w:val="24"/>
-              </w:rPr>
-              <w:tab/>
-            </w:r>
-            <w:r>
-              <w:rPr>
-                <w:rStyle w:val="Hyperlink"/>
-                <w:noProof/>
-              </w:rPr>
-              <w:t>Tips</w:t>
-            </w:r>
-            <w:r>
-              <w:rPr>
-                <w:noProof/>
-                <w:webHidden/>
-              </w:rPr>
-              <w:tab/>
-            </w:r>
-            <w:r>
-              <w:rPr>
-                <w:noProof/>
-                <w:webHidden/>
-              </w:rPr>
-              <w:fldChar w:fldCharType="begin"/>
-            </w:r>
-            <w:r>
-              <w:rPr>
-                <w:noProof/>
-                <w:webHidden/>
-              </w:rPr>
-              <w:instrText xml:space="preserve"> PAGEREF _Toc199235029 \h </w:instrText>
-            </w:r>
-            <w:r>
-              <w:rPr>
-                <w:noProof/>
-                <w:webHidden/>
-              </w:rPr>
-            </w:r>
-            <w:r>
-              <w:rPr>
-                <w:noProof/>
-                <w:webHidden/>
-              </w:rPr>
-              <w:fldChar w:fldCharType="separate"/>
-            </w:r>
-            <w:r>
-              <w:rPr>
-                <w:noProof/>
-                <w:webHidden/>
-              </w:rPr>
-              <w:t>48</w:t>
-            </w:r>
-            <w:r>
-              <w:rPr>
-                <w:noProof/>
-                <w:webHidden/>
-              </w:rPr>
-              <w:fldChar w:fldCharType="end"/>
-            </w:r>
-          </w:hyperlink>
-        </w:p>
-        <w:p>
-          <w:pPr>
-            <w:pStyle w:val="TOC2"/>
-            <w:tabs>
-              <w:tab w:val="left" w:pos="960"/>
-              <w:tab w:val="right" w:leader="dot" w:pos="10194"/>
-            </w:tabs>
-            <w:rPr>
-              <w:rFonts w:asciiTheme="minorHAnsi" w:eastAsiaTheme="minorEastAsia" w:hAnsiTheme="minorHAnsi"/>
-              <w:noProof/>
-              <w:color w:val="auto"/>
-              <w:sz w:val="24"/>
-            </w:rPr>
-          </w:pPr>
-          <w:hyperlink w:anchor="_Toc199235030" w:history="1">
-            <w:r>
-              <w:rPr>
-                <w:rStyle w:val="Hyperlink"/>
-                <w:noProof/>
-              </w:rPr>
-              <w:t>16.4.</w:t>
-            </w:r>
-            <w:r>
-              <w:rPr>
-                <w:rFonts w:asciiTheme="minorHAnsi" w:eastAsiaTheme="minorEastAsia" w:hAnsiTheme="minorHAnsi"/>
-                <w:noProof/>
-                <w:color w:val="auto"/>
-                <w:sz w:val="24"/>
-              </w:rPr>
-              <w:tab/>
-            </w:r>
-            <w:r>
-              <w:rPr>
-                <w:rStyle w:val="Hyperlink"/>
-                <w:noProof/>
-              </w:rPr>
-              <w:t>Extensions</w:t>
-            </w:r>
-            <w:r>
-              <w:rPr>
-                <w:noProof/>
-                <w:webHidden/>
-              </w:rPr>
-              <w:tab/>
-            </w:r>
-            <w:r>
-              <w:rPr>
-                <w:noProof/>
-                <w:webHidden/>
-              </w:rPr>
-              <w:fldChar w:fldCharType="begin"/>
-            </w:r>
-            <w:r>
-              <w:rPr>
-                <w:noProof/>
-                <w:webHidden/>
-              </w:rPr>
-              <w:instrText xml:space="preserve"> PAGEREF _Toc199235030 \h </w:instrText>
-            </w:r>
-            <w:r>
-              <w:rPr>
-                <w:noProof/>
-                <w:webHidden/>
-              </w:rPr>
-            </w:r>
-            <w:r>
-              <w:rPr>
-                <w:noProof/>
-                <w:webHidden/>
-              </w:rPr>
-              <w:fldChar w:fldCharType="separate"/>
-            </w:r>
-            <w:r>
-              <w:rPr>
-                <w:noProof/>
-                <w:webHidden/>
-              </w:rPr>
-              <w:t>48</w:t>
-            </w:r>
-            <w:r>
-              <w:rPr>
-                <w:noProof/>
-                <w:webHidden/>
-              </w:rPr>
-              <w:fldChar w:fldCharType="end"/>
-            </w:r>
-          </w:hyperlink>
-        </w:p>
-        <w:p>
-          <w:pPr>
-            <w:pStyle w:val="TOC3"/>
-            <w:tabs>
-              <w:tab w:val="left" w:pos="1440"/>
-              <w:tab w:val="right" w:leader="dot" w:pos="10194"/>
-            </w:tabs>
-            <w:rPr>
-              <w:rFonts w:asciiTheme="minorHAnsi" w:eastAsiaTheme="minorEastAsia" w:hAnsiTheme="minorHAnsi"/>
-              <w:noProof/>
-              <w:color w:val="auto"/>
-              <w:sz w:val="24"/>
-            </w:rPr>
-          </w:pPr>
-          <w:hyperlink w:anchor="_Toc199235031" w:history="1">
-            <w:r>
-              <w:rPr>
-                <w:rStyle w:val="Hyperlink"/>
-                <w:noProof/>
-              </w:rPr>
-              <w:t>16.4.1.</w:t>
-            </w:r>
-            <w:r>
-              <w:rPr>
-                <w:rFonts w:asciiTheme="minorHAnsi" w:eastAsiaTheme="minorEastAsia" w:hAnsiTheme="minorHAnsi"/>
-                <w:noProof/>
-                <w:color w:val="auto"/>
-                <w:sz w:val="24"/>
-              </w:rPr>
-              <w:tab/>
-            </w:r>
-            <w:r>
-              <w:rPr>
-                <w:rStyle w:val="Hyperlink"/>
-                <w:noProof/>
-              </w:rPr>
-              <w:t>Keep track of cart content via context</w:t>
-            </w:r>
-            <w:r>
-              <w:rPr>
-                <w:noProof/>
-                <w:webHidden/>
-              </w:rPr>
-              <w:tab/>
-            </w:r>
-            <w:r>
-              <w:rPr>
-                <w:noProof/>
-                <w:webHidden/>
-              </w:rPr>
-              <w:fldChar w:fldCharType="begin"/>
-            </w:r>
-            <w:r>
-              <w:rPr>
-                <w:noProof/>
-                <w:webHidden/>
-              </w:rPr>
-              <w:instrText xml:space="preserve"> PAGEREF _Toc199235031 \h </w:instrText>
-            </w:r>
-            <w:r>
-              <w:rPr>
-                <w:noProof/>
-                <w:webHidden/>
-              </w:rPr>
-            </w:r>
-            <w:r>
-              <w:rPr>
-                <w:noProof/>
-                <w:webHidden/>
-              </w:rPr>
-              <w:fldChar w:fldCharType="separate"/>
-            </w:r>
-            <w:r>
-              <w:rPr>
-                <w:noProof/>
-                <w:webHidden/>
-              </w:rPr>
-              <w:t>48</w:t>
-            </w:r>
-            <w:r>
-              <w:rPr>
-                <w:noProof/>
-                <w:webHidden/>
-              </w:rPr>
-              <w:fldChar w:fldCharType="end"/>
-            </w:r>
-          </w:hyperlink>
-        </w:p>
-        <w:p>
-          <w:pPr>
-            <w:pStyle w:val="TOC3"/>
-            <w:tabs>
-              <w:tab w:val="left" w:pos="1440"/>
-              <w:tab w:val="right" w:leader="dot" w:pos="10194"/>
-            </w:tabs>
-            <w:rPr>
-              <w:rFonts w:asciiTheme="minorHAnsi" w:eastAsiaTheme="minorEastAsia" w:hAnsiTheme="minorHAnsi"/>
-              <w:noProof/>
-              <w:color w:val="auto"/>
-              <w:sz w:val="24"/>
-            </w:rPr>
-          </w:pPr>
-          <w:hyperlink w:anchor="_Toc199235032" w:history="1">
-            <w:r>
-              <w:rPr>
-                <w:rStyle w:val="Hyperlink"/>
-                <w:noProof/>
-              </w:rPr>
-              <w:t>16.4.2.</w:t>
-            </w:r>
-            <w:r>
-              <w:rPr>
-                <w:rFonts w:asciiTheme="minorHAnsi" w:eastAsiaTheme="minorEastAsia" w:hAnsiTheme="minorHAnsi"/>
-                <w:noProof/>
-                <w:color w:val="auto"/>
-                <w:sz w:val="24"/>
-              </w:rPr>
-              <w:tab/>
-            </w:r>
-            <w:r>
-              <w:rPr>
-                <w:rStyle w:val="Hyperlink"/>
-                <w:noProof/>
-              </w:rPr>
-              <w:t>Enable the checkout page's checkout button</w:t>
-            </w:r>
-            <w:r>
-              <w:rPr>
-                <w:noProof/>
-                <w:webHidden/>
-              </w:rPr>
-              <w:tab/>
-            </w:r>
-            <w:r>
-              <w:rPr>
-                <w:noProof/>
-                <w:webHidden/>
-              </w:rPr>
-              <w:fldChar w:fldCharType="begin"/>
-            </w:r>
-            <w:r>
-              <w:rPr>
-                <w:noProof/>
-                <w:webHidden/>
-              </w:rPr>
-              <w:instrText xml:space="preserve"> PAGEREF _Toc199235032 \h </w:instrText>
-            </w:r>
-            <w:r>
-              <w:rPr>
-                <w:noProof/>
-                <w:webHidden/>
-              </w:rPr>
-            </w:r>
-            <w:r>
-              <w:rPr>
-                <w:noProof/>
-                <w:webHidden/>
-              </w:rPr>
-              <w:fldChar w:fldCharType="separate"/>
-            </w:r>
-            <w:r>
-              <w:rPr>
-                <w:noProof/>
-                <w:webHidden/>
-              </w:rPr>
-              <w:t>48</w:t>
-            </w:r>
-            <w:r>
-              <w:rPr>
-                <w:noProof/>
-                <w:webHidden/>
-              </w:rPr>
-              <w:fldChar w:fldCharType="end"/>
-            </w:r>
-          </w:hyperlink>
-        </w:p>
-        <w:p>
-          <w:pPr>
-            <w:pStyle w:val="TOC1"/>
-            <w:tabs>
-              <w:tab w:val="left" w:pos="720"/>
-              <w:tab w:val="right" w:leader="dot" w:pos="10194"/>
-            </w:tabs>
-            <w:rPr>
-              <w:rFonts w:asciiTheme="minorHAnsi" w:eastAsiaTheme="minorEastAsia" w:hAnsiTheme="minorHAnsi"/>
-              <w:noProof/>
-              <w:color w:val="auto"/>
-              <w:sz w:val="24"/>
-            </w:rPr>
-          </w:pPr>
-          <w:hyperlink w:anchor="_Toc199235033" w:history="1">
-            <w:r>
-              <w:rPr>
-                <w:rStyle w:val="Hyperlink"/>
-                <w:rFonts w:ascii="Figtree ExtraBold" w:hAnsi="Figtree ExtraBold"/>
-                <w:noProof/>
-              </w:rPr>
-              <w:t>17.</w:t>
-            </w:r>
-            <w:r>
-              <w:rPr>
-                <w:rFonts w:asciiTheme="minorHAnsi" w:eastAsiaTheme="minorEastAsia" w:hAnsiTheme="minorHAnsi"/>
-                <w:noProof/>
-                <w:color w:val="auto"/>
-                <w:sz w:val="24"/>
-              </w:rPr>
-              <w:tab/>
-            </w:r>
-            <w:r>
-              <w:rPr>
-                <w:rStyle w:val="Hyperlink"/>
-                <w:noProof/>
-              </w:rPr>
-              <w:t>React challenge 4 – Blogs</w:t>
-            </w:r>
-            <w:r>
-              <w:rPr>
-                <w:noProof/>
-                <w:webHidden/>
-              </w:rPr>
-              <w:tab/>
-            </w:r>
-            <w:r>
-              <w:rPr>
-                <w:noProof/>
-                <w:webHidden/>
-              </w:rPr>
-              <w:fldChar w:fldCharType="begin"/>
-            </w:r>
-            <w:r>
-              <w:rPr>
-                <w:noProof/>
-                <w:webHidden/>
-              </w:rPr>
-              <w:instrText xml:space="preserve"> PAGEREF _Toc199235033 \h </w:instrText>
-            </w:r>
-            <w:r>
-              <w:rPr>
-                <w:noProof/>
-                <w:webHidden/>
-              </w:rPr>
-            </w:r>
-            <w:r>
-              <w:rPr>
-                <w:noProof/>
-                <w:webHidden/>
-              </w:rPr>
-              <w:fldChar w:fldCharType="separate"/>
-            </w:r>
-            <w:r>
-              <w:rPr>
-                <w:noProof/>
-                <w:webHidden/>
-              </w:rPr>
-              <w:t>50</w:t>
-            </w:r>
-            <w:r>
-              <w:rPr>
-                <w:noProof/>
-                <w:webHidden/>
-              </w:rPr>
-              <w:fldChar w:fldCharType="end"/>
-            </w:r>
-          </w:hyperlink>
-        </w:p>
-        <w:p>
-          <w:pPr>
-            <w:pStyle w:val="TOC2"/>
-            <w:tabs>
-              <w:tab w:val="left" w:pos="960"/>
-              <w:tab w:val="right" w:leader="dot" w:pos="10194"/>
-            </w:tabs>
-            <w:rPr>
-              <w:rFonts w:asciiTheme="minorHAnsi" w:eastAsiaTheme="minorEastAsia" w:hAnsiTheme="minorHAnsi"/>
-              <w:noProof/>
-              <w:color w:val="auto"/>
-              <w:sz w:val="24"/>
-            </w:rPr>
-          </w:pPr>
-          <w:hyperlink w:anchor="_Toc199235034" w:history="1">
-            <w:r>
-              <w:rPr>
-                <w:rStyle w:val="Hyperlink"/>
-                <w:noProof/>
-              </w:rPr>
-              <w:t>17.1.</w:t>
-            </w:r>
-            <w:r>
-              <w:rPr>
-                <w:rFonts w:asciiTheme="minorHAnsi" w:eastAsiaTheme="minorEastAsia" w:hAnsiTheme="minorHAnsi"/>
-                <w:noProof/>
-                <w:color w:val="auto"/>
-                <w:sz w:val="24"/>
-              </w:rPr>
-              <w:tab/>
-            </w:r>
-            <w:r>
-              <w:rPr>
-                <w:rStyle w:val="Hyperlink"/>
-                <w:noProof/>
-              </w:rPr>
-              <w:t>Concepts</w:t>
-            </w:r>
-            <w:r>
-              <w:rPr>
-                <w:noProof/>
-                <w:webHidden/>
-              </w:rPr>
-              <w:tab/>
-            </w:r>
-            <w:r>
-              <w:rPr>
-                <w:noProof/>
-                <w:webHidden/>
-              </w:rPr>
-              <w:fldChar w:fldCharType="begin"/>
-            </w:r>
-            <w:r>
-              <w:rPr>
-                <w:noProof/>
-                <w:webHidden/>
-              </w:rPr>
-              <w:instrText xml:space="preserve"> PAGEREF _Toc199235034 \h </w:instrText>
-            </w:r>
-            <w:r>
-              <w:rPr>
-                <w:noProof/>
-                <w:webHidden/>
-              </w:rPr>
-            </w:r>
-            <w:r>
-              <w:rPr>
-                <w:noProof/>
-                <w:webHidden/>
-              </w:rPr>
-              <w:fldChar w:fldCharType="separate"/>
-            </w:r>
-            <w:r>
-              <w:rPr>
-                <w:noProof/>
-                <w:webHidden/>
-              </w:rPr>
-              <w:t>50</w:t>
-            </w:r>
-            <w:r>
-              <w:rPr>
-                <w:noProof/>
-                <w:webHidden/>
-              </w:rPr>
-              <w:fldChar w:fldCharType="end"/>
-            </w:r>
-          </w:hyperlink>
-        </w:p>
-        <w:p>
-          <w:pPr>
-            <w:pStyle w:val="TOC2"/>
-            <w:tabs>
-              <w:tab w:val="left" w:pos="960"/>
-              <w:tab w:val="right" w:leader="dot" w:pos="10194"/>
-            </w:tabs>
-            <w:rPr>
-              <w:rFonts w:asciiTheme="minorHAnsi" w:eastAsiaTheme="minorEastAsia" w:hAnsiTheme="minorHAnsi"/>
-              <w:noProof/>
-              <w:color w:val="auto"/>
-              <w:sz w:val="24"/>
-            </w:rPr>
-          </w:pPr>
-          <w:hyperlink w:anchor="_Toc199235035" w:history="1">
-            <w:r>
-              <w:rPr>
-                <w:rStyle w:val="Hyperlink"/>
-                <w:noProof/>
-              </w:rPr>
-              <w:t>17.2.</w:t>
-            </w:r>
-            <w:r>
-              <w:rPr>
-                <w:rFonts w:asciiTheme="minorHAnsi" w:eastAsiaTheme="minorEastAsia" w:hAnsiTheme="minorHAnsi"/>
-                <w:noProof/>
-                <w:color w:val="auto"/>
-                <w:sz w:val="24"/>
-              </w:rPr>
-              <w:tab/>
-            </w:r>
-            <w:r>
-              <w:rPr>
-                <w:rStyle w:val="Hyperlink"/>
-                <w:noProof/>
-              </w:rPr>
-              <w:t>Task summary</w:t>
-            </w:r>
-            <w:r>
-              <w:rPr>
-                <w:noProof/>
-                <w:webHidden/>
-              </w:rPr>
-              <w:tab/>
-            </w:r>
-            <w:r>
-              <w:rPr>
-                <w:noProof/>
-                <w:webHidden/>
-              </w:rPr>
-              <w:fldChar w:fldCharType="begin"/>
-            </w:r>
-            <w:r>
-              <w:rPr>
-                <w:noProof/>
-                <w:webHidden/>
-              </w:rPr>
-              <w:instrText xml:space="preserve"> PAGEREF _Toc199235035 \h </w:instrText>
-            </w:r>
-            <w:r>
-              <w:rPr>
-                <w:noProof/>
-                <w:webHidden/>
-              </w:rPr>
-            </w:r>
-            <w:r>
-              <w:rPr>
-                <w:noProof/>
-                <w:webHidden/>
-              </w:rPr>
-              <w:fldChar w:fldCharType="separate"/>
-            </w:r>
-            <w:r>
-              <w:rPr>
-                <w:noProof/>
-                <w:webHidden/>
-              </w:rPr>
-              <w:t>50</w:t>
-            </w:r>
-            <w:r>
-              <w:rPr>
-                <w:noProof/>
-                <w:webHidden/>
-              </w:rPr>
-              <w:fldChar w:fldCharType="end"/>
-            </w:r>
-          </w:hyperlink>
-        </w:p>
-        <w:p>
-          <w:pPr>
-            <w:pStyle w:val="TOC2"/>
-            <w:tabs>
-              <w:tab w:val="left" w:pos="960"/>
-              <w:tab w:val="right" w:leader="dot" w:pos="10194"/>
-            </w:tabs>
-            <w:rPr>
-              <w:rFonts w:asciiTheme="minorHAnsi" w:eastAsiaTheme="minorEastAsia" w:hAnsiTheme="minorHAnsi"/>
-              <w:noProof/>
-              <w:color w:val="auto"/>
-              <w:sz w:val="24"/>
-            </w:rPr>
-          </w:pPr>
-          <w:hyperlink w:anchor="_Toc199235036" w:history="1">
-            <w:r>
-              <w:rPr>
-                <w:rStyle w:val="Hyperlink"/>
-                <w:noProof/>
-              </w:rPr>
-              <w:t>17.3.</w:t>
-            </w:r>
-            <w:r>
-              <w:rPr>
-                <w:rFonts w:asciiTheme="minorHAnsi" w:eastAsiaTheme="minorEastAsia" w:hAnsiTheme="minorHAnsi"/>
-                <w:noProof/>
-                <w:color w:val="auto"/>
-                <w:sz w:val="24"/>
-              </w:rPr>
-              <w:tab/>
-            </w:r>
-            <w:r>
-              <w:rPr>
-                <w:rStyle w:val="Hyperlink"/>
-                <w:noProof/>
-              </w:rPr>
-              <w:t>Base files</w:t>
-            </w:r>
-            <w:r>
-              <w:rPr>
-                <w:noProof/>
-                <w:webHidden/>
-              </w:rPr>
-              <w:tab/>
-            </w:r>
-            <w:r>
-              <w:rPr>
-                <w:noProof/>
-                <w:webHidden/>
-              </w:rPr>
-              <w:fldChar w:fldCharType="begin"/>
-            </w:r>
-            <w:r>
-              <w:rPr>
-                <w:noProof/>
-                <w:webHidden/>
-              </w:rPr>
-              <w:instrText xml:space="preserve"> PAGEREF _Toc199235036 \h </w:instrText>
-            </w:r>
-            <w:r>
-              <w:rPr>
-                <w:noProof/>
-                <w:webHidden/>
-              </w:rPr>
-            </w:r>
-            <w:r>
-              <w:rPr>
-                <w:noProof/>
-                <w:webHidden/>
-              </w:rPr>
-              <w:fldChar w:fldCharType="separate"/>
-            </w:r>
-            <w:r>
-              <w:rPr>
-                <w:noProof/>
-                <w:webHidden/>
-              </w:rPr>
-              <w:t>50</w:t>
-            </w:r>
-            <w:r>
-              <w:rPr>
-                <w:noProof/>
-                <w:webHidden/>
-              </w:rPr>
-              <w:fldChar w:fldCharType="end"/>
-            </w:r>
-          </w:hyperlink>
-        </w:p>
-        <w:p>
-          <w:pPr>
-            <w:pStyle w:val="TOC2"/>
-            <w:tabs>
-              <w:tab w:val="left" w:pos="960"/>
-              <w:tab w:val="right" w:leader="dot" w:pos="10194"/>
-            </w:tabs>
-            <w:rPr>
-              <w:rFonts w:asciiTheme="minorHAnsi" w:eastAsiaTheme="minorEastAsia" w:hAnsiTheme="minorHAnsi"/>
-              <w:noProof/>
-              <w:color w:val="auto"/>
-              <w:sz w:val="24"/>
-            </w:rPr>
-          </w:pPr>
-          <w:hyperlink w:anchor="_Toc199235037" w:history="1">
-            <w:r>
-              <w:rPr>
-                <w:rStyle w:val="Hyperlink"/>
-                <w:noProof/>
-              </w:rPr>
-              <w:t>17.4.</w:t>
-            </w:r>
-            <w:r>
-              <w:rPr>
-                <w:rFonts w:asciiTheme="minorHAnsi" w:eastAsiaTheme="minorEastAsia" w:hAnsiTheme="minorHAnsi"/>
-                <w:noProof/>
-                <w:color w:val="auto"/>
-                <w:sz w:val="24"/>
-              </w:rPr>
-              <w:tab/>
-            </w:r>
-            <w:r>
-              <w:rPr>
-                <w:rStyle w:val="Hyperlink"/>
-                <w:noProof/>
-              </w:rPr>
-              <w:t>Challenge</w:t>
-            </w:r>
-            <w:r>
-              <w:rPr>
-                <w:noProof/>
-                <w:webHidden/>
-              </w:rPr>
-              <w:tab/>
-            </w:r>
-            <w:r>
-              <w:rPr>
-                <w:noProof/>
-                <w:webHidden/>
-              </w:rPr>
-              <w:fldChar w:fldCharType="begin"/>
-            </w:r>
-            <w:r>
-              <w:rPr>
-                <w:noProof/>
-                <w:webHidden/>
-              </w:rPr>
-              <w:instrText xml:space="preserve"> PAGEREF _Toc199235037 \h </w:instrText>
-            </w:r>
-            <w:r>
-              <w:rPr>
-                <w:noProof/>
-                <w:webHidden/>
-              </w:rPr>
-            </w:r>
-            <w:r>
-              <w:rPr>
-                <w:noProof/>
-                <w:webHidden/>
-              </w:rPr>
-              <w:fldChar w:fldCharType="separate"/>
-            </w:r>
-            <w:r>
-              <w:rPr>
-                <w:noProof/>
-                <w:webHidden/>
-              </w:rPr>
-              <w:t>52</w:t>
-            </w:r>
-            <w:r>
-              <w:rPr>
-                <w:noProof/>
-                <w:webHidden/>
-              </w:rPr>
-              <w:fldChar w:fldCharType="end"/>
-            </w:r>
-          </w:hyperlink>
-        </w:p>
-        <w:p>
-          <w:pPr>
-            <w:pStyle w:val="TOC2"/>
-            <w:tabs>
-              <w:tab w:val="left" w:pos="960"/>
-              <w:tab w:val="right" w:leader="dot" w:pos="10194"/>
-            </w:tabs>
-            <w:rPr>
-              <w:rFonts w:asciiTheme="minorHAnsi" w:eastAsiaTheme="minorEastAsia" w:hAnsiTheme="minorHAnsi"/>
-              <w:noProof/>
-              <w:color w:val="auto"/>
-              <w:sz w:val="24"/>
-            </w:rPr>
-          </w:pPr>
-          <w:hyperlink w:anchor="_Toc199235038" w:history="1">
-            <w:r>
-              <w:rPr>
-                <w:rStyle w:val="Hyperlink"/>
-                <w:noProof/>
-              </w:rPr>
-              <w:t>17.5.</w:t>
-            </w:r>
-            <w:r>
-              <w:rPr>
-                <w:rFonts w:asciiTheme="minorHAnsi" w:eastAsiaTheme="minorEastAsia" w:hAnsiTheme="minorHAnsi"/>
-                <w:noProof/>
-                <w:color w:val="auto"/>
-                <w:sz w:val="24"/>
-              </w:rPr>
-              <w:tab/>
-            </w:r>
-            <w:r>
-              <w:rPr>
-                <w:rStyle w:val="Hyperlink"/>
-                <w:noProof/>
-              </w:rPr>
-              <w:t>Tips</w:t>
-            </w:r>
-            <w:r>
-              <w:rPr>
-                <w:noProof/>
-                <w:webHidden/>
-              </w:rPr>
-              <w:tab/>
-            </w:r>
-            <w:r>
-              <w:rPr>
-                <w:noProof/>
-                <w:webHidden/>
-              </w:rPr>
-              <w:fldChar w:fldCharType="begin"/>
-            </w:r>
-            <w:r>
-              <w:rPr>
-                <w:noProof/>
-                <w:webHidden/>
-              </w:rPr>
-              <w:instrText xml:space="preserve"> PAGEREF _Toc199235038 \h </w:instrText>
-            </w:r>
-            <w:r>
-              <w:rPr>
-                <w:noProof/>
-                <w:webHidden/>
-              </w:rPr>
-            </w:r>
-            <w:r>
-              <w:rPr>
-                <w:noProof/>
-                <w:webHidden/>
-              </w:rPr>
-              <w:fldChar w:fldCharType="separate"/>
-            </w:r>
-            <w:r>
-              <w:rPr>
-                <w:noProof/>
-                <w:webHidden/>
-              </w:rPr>
-              <w:t>52</w:t>
-            </w:r>
-            <w:r>
-              <w:rPr>
-                <w:noProof/>
-                <w:webHidden/>
-              </w:rPr>
-              <w:fldChar w:fldCharType="end"/>
-            </w:r>
-          </w:hyperlink>
-        </w:p>
-        <w:p>
-          <w:pPr>
-            <w:pStyle w:val="TOC3"/>
-            <w:tabs>
-              <w:tab w:val="left" w:pos="1440"/>
-              <w:tab w:val="right" w:leader="dot" w:pos="10194"/>
-            </w:tabs>
-            <w:rPr>
-              <w:rFonts w:asciiTheme="minorHAnsi" w:eastAsiaTheme="minorEastAsia" w:hAnsiTheme="minorHAnsi"/>
-              <w:noProof/>
-              <w:color w:val="auto"/>
-              <w:sz w:val="24"/>
-            </w:rPr>
-          </w:pPr>
-          <w:hyperlink w:anchor="_Toc199235039" w:history="1">
-            <w:r>
-              <w:rPr>
-                <w:rStyle w:val="Hyperlink"/>
-                <w:noProof/>
-              </w:rPr>
-              <w:t>17.5.1.</w:t>
-            </w:r>
-            <w:r>
-              <w:rPr>
-                <w:rFonts w:asciiTheme="minorHAnsi" w:eastAsiaTheme="minorEastAsia" w:hAnsiTheme="minorHAnsi"/>
-                <w:noProof/>
-                <w:color w:val="auto"/>
-                <w:sz w:val="24"/>
-              </w:rPr>
-              <w:tab/>
-            </w:r>
-            <w:r>
-              <w:rPr>
-                <w:rStyle w:val="Hyperlink"/>
-                <w:noProof/>
-              </w:rPr>
-              <w:t>The BlogDetails component</w:t>
-            </w:r>
-            <w:r>
-              <w:rPr>
-                <w:noProof/>
-                <w:webHidden/>
-              </w:rPr>
-              <w:tab/>
-            </w:r>
-            <w:r>
-              <w:rPr>
-                <w:noProof/>
-                <w:webHidden/>
-              </w:rPr>
-              <w:fldChar w:fldCharType="begin"/>
-            </w:r>
-            <w:r>
-              <w:rPr>
-                <w:noProof/>
-                <w:webHidden/>
-              </w:rPr>
-              <w:instrText xml:space="preserve"> PAGEREF _Toc199235039 \h </w:instrText>
-            </w:r>
-            <w:r>
-              <w:rPr>
-                <w:noProof/>
-                <w:webHidden/>
-              </w:rPr>
-            </w:r>
-            <w:r>
-              <w:rPr>
-                <w:noProof/>
-                <w:webHidden/>
-              </w:rPr>
-              <w:fldChar w:fldCharType="separate"/>
-            </w:r>
-            <w:r>
-              <w:rPr>
-                <w:noProof/>
-                <w:webHidden/>
-              </w:rPr>
-              <w:t>52</w:t>
-            </w:r>
-            <w:r>
-              <w:rPr>
-                <w:noProof/>
-                <w:webHidden/>
-              </w:rPr>
-              <w:fldChar w:fldCharType="end"/>
-            </w:r>
-          </w:hyperlink>
-        </w:p>
-        <w:p>
-          <w:pPr>
-            <w:pStyle w:val="TOC3"/>
-            <w:tabs>
-              <w:tab w:val="left" w:pos="1440"/>
-              <w:tab w:val="right" w:leader="dot" w:pos="10194"/>
-            </w:tabs>
-            <w:rPr>
-              <w:rFonts w:asciiTheme="minorHAnsi" w:eastAsiaTheme="minorEastAsia" w:hAnsiTheme="minorHAnsi"/>
-              <w:noProof/>
-              <w:color w:val="auto"/>
-              <w:sz w:val="24"/>
-            </w:rPr>
-          </w:pPr>
-          <w:hyperlink w:anchor="_Toc199235040" w:history="1">
-            <w:r>
-              <w:rPr>
-                <w:rStyle w:val="Hyperlink"/>
-                <w:noProof/>
-              </w:rPr>
-              <w:t>17.5.2.</w:t>
-            </w:r>
-            <w:r>
-              <w:rPr>
-                <w:rFonts w:asciiTheme="minorHAnsi" w:eastAsiaTheme="minorEastAsia" w:hAnsiTheme="minorHAnsi"/>
-                <w:noProof/>
-                <w:color w:val="auto"/>
-                <w:sz w:val="24"/>
-              </w:rPr>
-              <w:tab/>
-            </w:r>
-            <w:r>
-              <w:rPr>
-                <w:rStyle w:val="Hyperlink"/>
-                <w:noProof/>
-              </w:rPr>
-              <w:t>The CreatePage component</w:t>
-            </w:r>
-            <w:r>
-              <w:rPr>
-                <w:noProof/>
-                <w:webHidden/>
-              </w:rPr>
-              <w:tab/>
-            </w:r>
-            <w:r>
-              <w:rPr>
-                <w:noProof/>
-                <w:webHidden/>
-              </w:rPr>
-              <w:fldChar w:fldCharType="begin"/>
-            </w:r>
-            <w:r>
-              <w:rPr>
-                <w:noProof/>
-                <w:webHidden/>
-              </w:rPr>
-              <w:instrText xml:space="preserve"> PAGEREF _Toc199235040 \h </w:instrText>
-            </w:r>
-            <w:r>
-              <w:rPr>
-                <w:noProof/>
-                <w:webHidden/>
-              </w:rPr>
-            </w:r>
-            <w:r>
-              <w:rPr>
-                <w:noProof/>
-                <w:webHidden/>
-              </w:rPr>
-              <w:fldChar w:fldCharType="separate"/>
-            </w:r>
-            <w:r>
-              <w:rPr>
-                <w:noProof/>
-                <w:webHidden/>
-              </w:rPr>
-              <w:t>53</w:t>
-            </w:r>
-            <w:r>
-              <w:rPr>
-                <w:noProof/>
-                <w:webHidden/>
-              </w:rPr>
-              <w:fldChar w:fldCharType="end"/>
-            </w:r>
-          </w:hyperlink>
-        </w:p>
-        <w:p>
-          <w:pPr>
-            <w:pStyle w:val="TOC2"/>
-            <w:tabs>
-              <w:tab w:val="left" w:pos="960"/>
-              <w:tab w:val="right" w:leader="dot" w:pos="10194"/>
-            </w:tabs>
-            <w:rPr>
-              <w:rFonts w:asciiTheme="minorHAnsi" w:eastAsiaTheme="minorEastAsia" w:hAnsiTheme="minorHAnsi"/>
-              <w:noProof/>
-              <w:color w:val="auto"/>
-              <w:sz w:val="24"/>
-            </w:rPr>
-          </w:pPr>
-          <w:hyperlink w:anchor="_Toc199235041" w:history="1">
-            <w:r>
-              <w:rPr>
-                <w:rStyle w:val="Hyperlink"/>
-                <w:noProof/>
-              </w:rPr>
-              <w:t>17.6.</w:t>
-            </w:r>
-            <w:r>
-              <w:rPr>
-                <w:rFonts w:asciiTheme="minorHAnsi" w:eastAsiaTheme="minorEastAsia" w:hAnsiTheme="minorHAnsi"/>
-                <w:noProof/>
-                <w:color w:val="auto"/>
-                <w:sz w:val="24"/>
-              </w:rPr>
-              <w:tab/>
-            </w:r>
-            <w:r>
-              <w:rPr>
-                <w:rStyle w:val="Hyperlink"/>
-                <w:noProof/>
-              </w:rPr>
-              <w:t>Solutions</w:t>
-            </w:r>
-            <w:r>
-              <w:rPr>
-                <w:noProof/>
-                <w:webHidden/>
-              </w:rPr>
-              <w:tab/>
-            </w:r>
-            <w:r>
-              <w:rPr>
-                <w:noProof/>
-                <w:webHidden/>
-              </w:rPr>
-              <w:fldChar w:fldCharType="begin"/>
-            </w:r>
-            <w:r>
-              <w:rPr>
-                <w:noProof/>
-                <w:webHidden/>
-              </w:rPr>
-              <w:instrText xml:space="preserve"> PAGEREF _Toc199235041 \h </w:instrText>
-            </w:r>
-            <w:r>
-              <w:rPr>
-                <w:noProof/>
-                <w:webHidden/>
-              </w:rPr>
-            </w:r>
-            <w:r>
-              <w:rPr>
-                <w:noProof/>
-                <w:webHidden/>
-              </w:rPr>
-              <w:fldChar w:fldCharType="separate"/>
-            </w:r>
-            <w:r>
-              <w:rPr>
-                <w:noProof/>
-                <w:webHidden/>
-              </w:rPr>
-              <w:t>53</w:t>
-            </w:r>
-            <w:r>
-              <w:rPr>
-                <w:noProof/>
-                <w:webHidden/>
-              </w:rPr>
-              <w:fldChar w:fldCharType="end"/>
-            </w:r>
-          </w:hyperlink>
-        </w:p>
-        <w:p>
           <w:r>
             <w:fldChar w:fldCharType="end"/>
           </w:r>
@@ -6082,28 +1439,28 @@
         </w:rPr>
       </w:pPr>
       <w:bookmarkStart w:id="0" w:name="_Toc152925759"/>
-      <w:bookmarkStart w:id="1" w:name="_Toc199234976"/>
-      <w:bookmarkStart w:id="2" w:name="_Toc335129559"/>
-      <w:bookmarkStart w:id="3" w:name="_Toc335137709"/>
-      <w:bookmarkStart w:id="4" w:name="_Toc335143949"/>
-      <w:bookmarkStart w:id="5" w:name="_Toc335144173"/>
-      <w:bookmarkStart w:id="6" w:name="_Toc335132589"/>
-      <w:bookmarkStart w:id="7" w:name="_Toc335137591"/>
-      <w:bookmarkStart w:id="8" w:name="_Toc335137611"/>
-      <w:bookmarkStart w:id="9" w:name="_Toc335137729"/>
-      <w:bookmarkStart w:id="10" w:name="_Toc335138008"/>
-      <w:bookmarkStart w:id="11" w:name="_Toc335138624"/>
-      <w:bookmarkStart w:id="12" w:name="_Toc335138941"/>
-      <w:bookmarkStart w:id="13" w:name="_Toc335138988"/>
-      <w:bookmarkStart w:id="14" w:name="_Toc335139008"/>
-      <w:bookmarkStart w:id="15" w:name="_Toc335139022"/>
-      <w:bookmarkStart w:id="16" w:name="_Toc335139191"/>
-      <w:bookmarkStart w:id="17" w:name="_Toc335140018"/>
-      <w:bookmarkStart w:id="18" w:name="_Toc335142864"/>
-      <w:bookmarkStart w:id="19" w:name="_Toc335143117"/>
-      <w:bookmarkStart w:id="20" w:name="_Toc335144475"/>
-      <w:bookmarkStart w:id="21" w:name="_Toc335144900"/>
-      <w:bookmarkStart w:id="22" w:name="_Toc335145941"/>
+      <w:bookmarkStart w:id="1" w:name="_Toc335129559"/>
+      <w:bookmarkStart w:id="2" w:name="_Toc335137709"/>
+      <w:bookmarkStart w:id="3" w:name="_Toc335143949"/>
+      <w:bookmarkStart w:id="4" w:name="_Toc335144173"/>
+      <w:bookmarkStart w:id="5" w:name="_Toc335132589"/>
+      <w:bookmarkStart w:id="6" w:name="_Toc335137591"/>
+      <w:bookmarkStart w:id="7" w:name="_Toc335137611"/>
+      <w:bookmarkStart w:id="8" w:name="_Toc335137729"/>
+      <w:bookmarkStart w:id="9" w:name="_Toc335138008"/>
+      <w:bookmarkStart w:id="10" w:name="_Toc335138624"/>
+      <w:bookmarkStart w:id="11" w:name="_Toc335138941"/>
+      <w:bookmarkStart w:id="12" w:name="_Toc335138988"/>
+      <w:bookmarkStart w:id="13" w:name="_Toc335139008"/>
+      <w:bookmarkStart w:id="14" w:name="_Toc335139022"/>
+      <w:bookmarkStart w:id="15" w:name="_Toc335139191"/>
+      <w:bookmarkStart w:id="16" w:name="_Toc335140018"/>
+      <w:bookmarkStart w:id="17" w:name="_Toc335142864"/>
+      <w:bookmarkStart w:id="18" w:name="_Toc335143117"/>
+      <w:bookmarkStart w:id="19" w:name="_Toc335144475"/>
+      <w:bookmarkStart w:id="20" w:name="_Toc335144900"/>
+      <w:bookmarkStart w:id="21" w:name="_Toc335145941"/>
+      <w:bookmarkStart w:id="22" w:name="_Toc220063299"/>
       <w:r>
         <w:rPr>
           <w:b/>
@@ -6127,20 +1484,38 @@
         <w:t xml:space="preserve">ab 1 – </w:t>
       </w:r>
       <w:bookmarkEnd w:id="0"/>
-      <w:bookmarkEnd w:id="1"/>
-      <w:r>
-        <w:rPr>
-          <w:b/>
-          <w:bCs/>
-        </w:rPr>
-        <w:t>useReducer and useRef</w:t>
-      </w:r>
+      <w:proofErr w:type="spellStart"/>
+      <w:r>
+        <w:rPr>
+          <w:b/>
+          <w:bCs/>
+        </w:rPr>
+        <w:t>useReducer</w:t>
+      </w:r>
+      <w:proofErr w:type="spellEnd"/>
+      <w:r>
+        <w:rPr>
+          <w:b/>
+          <w:bCs/>
+        </w:rPr>
+        <w:t xml:space="preserve"> and </w:t>
+      </w:r>
+      <w:proofErr w:type="spellStart"/>
+      <w:r>
+        <w:rPr>
+          <w:b/>
+          <w:bCs/>
+        </w:rPr>
+        <w:t>useRef</w:t>
+      </w:r>
+      <w:bookmarkEnd w:id="22"/>
+      <w:proofErr w:type="spellEnd"/>
     </w:p>
     <w:p>
       <w:pPr>
         <w:pStyle w:val="Heading2"/>
       </w:pPr>
-      <w:bookmarkStart w:id="23" w:name="_Toc199234977"/>
+      <w:bookmarkStart w:id="23" w:name="_Toc220063300"/>
       <w:r>
         <w:t>Objectives</w:t>
       </w:r>
@@ -6154,19 +1529,33 @@
         <w:t xml:space="preserve">To be able to </w:t>
       </w:r>
       <w:r>
-        <w:t>create a managed form in React using useReducer and useRef</w:t>
-      </w:r>
+        <w:t xml:space="preserve">create a managed form in React using </w:t>
+      </w:r>
+      <w:proofErr w:type="spellStart"/>
+      <w:r>
+        <w:t>useReducer</w:t>
+      </w:r>
+      <w:proofErr w:type="spellEnd"/>
+      <w:r>
+        <w:t xml:space="preserve"> and </w:t>
+      </w:r>
+      <w:proofErr w:type="spellStart"/>
+      <w:r>
+        <w:t>useRef</w:t>
+      </w:r>
+      <w:proofErr w:type="spellEnd"/>
     </w:p>
     <w:p>
       <w:pPr>
         <w:pStyle w:val="Heading2"/>
       </w:pPr>
-      <w:bookmarkStart w:id="24" w:name="_Toc199234978"/>
+      <w:bookmarkStart w:id="24" w:name="_Toc220063301"/>
       <w:r>
         <w:t>Activity</w:t>
       </w:r>
       <w:bookmarkEnd w:id="24"/>
     </w:p>
+    <w:bookmarkEnd w:id="1"/>
     <w:bookmarkEnd w:id="2"/>
     <w:bookmarkEnd w:id="3"/>
     <w:bookmarkEnd w:id="4"/>
@@ -6187,13 +1576,20 @@
     <w:bookmarkEnd w:id="19"/>
     <w:bookmarkEnd w:id="20"/>
     <w:bookmarkEnd w:id="21"/>
-    <w:bookmarkEnd w:id="22"/>
     <w:p>
       <w:pPr>
         <w:pStyle w:val="Numberlist"/>
       </w:pPr>
       <w:r>
-        <w:t>Open the lab 1 starter in VSCode.</w:t>
+        <w:t xml:space="preserve">Open the lab 1 starter in </w:t>
+      </w:r>
+      <w:proofErr w:type="spellStart"/>
+      <w:r>
+        <w:t>VSCode</w:t>
+      </w:r>
+      <w:proofErr w:type="spellEnd"/>
+      <w:r>
+        <w:t>.</w:t>
       </w:r>
     </w:p>
     <w:p>
@@ -6211,6 +1607,7 @@
       <w:r>
         <w:t xml:space="preserve">Create an </w:t>
       </w:r>
+      <w:proofErr w:type="spellStart"/>
       <w:r>
         <w:rPr>
           <w:b/>
@@ -6223,21 +1620,39 @@
           <w:b/>
           <w:bCs/>
         </w:rPr>
-        <w:t xml:space="preserve">ef </w:t>
+        <w:t>ef</w:t>
+      </w:r>
+      <w:proofErr w:type="spellEnd"/>
+      <w:r>
+        <w:rPr>
+          <w:b/>
+          <w:bCs/>
+        </w:rPr>
+        <w:t xml:space="preserve"> </w:t>
       </w:r>
       <w:r>
         <w:t xml:space="preserve">using </w:t>
       </w:r>
-      <w:r>
-        <w:rPr>
-          <w:b/>
-          <w:bCs/>
-        </w:rPr>
-        <w:t xml:space="preserve">useRef </w:t>
+      <w:proofErr w:type="spellStart"/>
+      <w:r>
+        <w:rPr>
+          <w:b/>
+          <w:bCs/>
+        </w:rPr>
+        <w:t>useRef</w:t>
+      </w:r>
+      <w:proofErr w:type="spellEnd"/>
+      <w:r>
+        <w:rPr>
+          <w:b/>
+          <w:bCs/>
+        </w:rPr>
+        <w:t xml:space="preserve"> </w:t>
       </w:r>
       <w:r>
         <w:t xml:space="preserve">and add it to the </w:t>
       </w:r>
+      <w:proofErr w:type="spellStart"/>
       <w:r>
         <w:rPr>
           <w:b/>
@@ -6245,6 +1660,7 @@
         </w:rPr>
         <w:t>addTask</w:t>
       </w:r>
+      <w:proofErr w:type="spellEnd"/>
       <w:r>
         <w:t xml:space="preserve"> input</w:t>
       </w:r>
@@ -6254,8 +1670,29 @@
         <w:pStyle w:val="Numberlist"/>
       </w:pPr>
       <w:r>
-        <w:t>In TaskManager.jsx create a new initialise a new reducer with useReducer</w:t>
-      </w:r>
+        <w:t xml:space="preserve">In </w:t>
+      </w:r>
+      <w:proofErr w:type="spellStart"/>
+      <w:r>
+        <w:t>TaskManager.jsx</w:t>
+      </w:r>
+      <w:proofErr w:type="spellEnd"/>
+      <w:r>
+        <w:t xml:space="preserve"> create a new </w:t>
+      </w:r>
+      <w:proofErr w:type="spellStart"/>
+      <w:r>
+        <w:t>initialise</w:t>
+      </w:r>
+      <w:proofErr w:type="spellEnd"/>
+      <w:r>
+        <w:t xml:space="preserve"> a new reducer with </w:t>
+      </w:r>
+      <w:proofErr w:type="spellStart"/>
+      <w:r>
+        <w:t>useReducer</w:t>
+      </w:r>
+      <w:proofErr w:type="spellEnd"/>
     </w:p>
     <w:p>
       <w:pPr>
@@ -6322,7 +1759,15 @@
         <w:t>COMPLETED</w:t>
       </w:r>
       <w:r>
-        <w:t xml:space="preserve">. At the moment these can just return a blank object and remember to add a default case to the switch statement that just returns the </w:t>
+        <w:t xml:space="preserve">. </w:t>
+      </w:r>
+      <w:proofErr w:type="gramStart"/>
+      <w:r>
+        <w:t>At the moment</w:t>
+      </w:r>
+      <w:proofErr w:type="gramEnd"/>
+      <w:r>
+        <w:t xml:space="preserve"> these can just return a blank object and remember to add a default case to the switch statement that just returns the </w:t>
       </w:r>
       <w:r>
         <w:rPr>
@@ -6342,6 +1787,7 @@
       <w:r>
         <w:t xml:space="preserve">In the </w:t>
       </w:r>
+      <w:proofErr w:type="spellStart"/>
       <w:r>
         <w:rPr>
           <w:b/>
@@ -6349,25 +1795,44 @@
         </w:rPr>
         <w:t>handleTask</w:t>
       </w:r>
+      <w:proofErr w:type="spellEnd"/>
       <w:r>
         <w:t xml:space="preserve"> function use the </w:t>
       </w:r>
-      <w:r>
-        <w:rPr>
-          <w:b/>
-          <w:bCs/>
-        </w:rPr>
-        <w:t xml:space="preserve">inputRef </w:t>
+      <w:proofErr w:type="spellStart"/>
+      <w:r>
+        <w:rPr>
+          <w:b/>
+          <w:bCs/>
+        </w:rPr>
+        <w:t>inputRef</w:t>
+      </w:r>
+      <w:proofErr w:type="spellEnd"/>
+      <w:r>
+        <w:rPr>
+          <w:b/>
+          <w:bCs/>
+        </w:rPr>
+        <w:t xml:space="preserve"> </w:t>
       </w:r>
       <w:r>
         <w:t xml:space="preserve">to grab the value of the </w:t>
       </w:r>
-      <w:r>
-        <w:rPr>
-          <w:b/>
-          <w:bCs/>
-        </w:rPr>
-        <w:t xml:space="preserve">addTask </w:t>
+      <w:proofErr w:type="spellStart"/>
+      <w:r>
+        <w:rPr>
+          <w:b/>
+          <w:bCs/>
+        </w:rPr>
+        <w:t>addTask</w:t>
+      </w:r>
+      <w:proofErr w:type="spellEnd"/>
+      <w:r>
+        <w:rPr>
+          <w:b/>
+          <w:bCs/>
+        </w:rPr>
+        <w:t xml:space="preserve"> </w:t>
       </w:r>
       <w:r>
         <w:t xml:space="preserve">field then dispatch an event with </w:t>
@@ -6382,6 +1847,7 @@
       <w:r>
         <w:t xml:space="preserve">and </w:t>
       </w:r>
+      <w:proofErr w:type="spellStart"/>
       <w:r>
         <w:rPr>
           <w:b/>
@@ -6389,6 +1855,7 @@
         </w:rPr>
         <w:t>payload:value</w:t>
       </w:r>
+      <w:proofErr w:type="spellEnd"/>
     </w:p>
     <w:p>
       <w:pPr>
@@ -6405,8 +1872,13 @@
       <w:pPr>
         <w:pStyle w:val="Numberlist"/>
       </w:pPr>
-      <w:r>
-        <w:t>Focus the input again</w:t>
+      <w:proofErr w:type="gramStart"/>
+      <w:r>
+        <w:t>Focus</w:t>
+      </w:r>
+      <w:proofErr w:type="gramEnd"/>
+      <w:r>
+        <w:t xml:space="preserve"> the input again</w:t>
       </w:r>
       <w:r>
         <w:t>.</w:t>
@@ -6512,22 +1984,40 @@
       <w:r>
         <w:t xml:space="preserve">Add the </w:t>
       </w:r>
-      <w:r>
-        <w:rPr>
-          <w:b/>
-          <w:bCs/>
-        </w:rPr>
-        <w:t xml:space="preserve">handleAddTask </w:t>
+      <w:proofErr w:type="spellStart"/>
+      <w:r>
+        <w:rPr>
+          <w:b/>
+          <w:bCs/>
+        </w:rPr>
+        <w:t>handleAddTask</w:t>
+      </w:r>
+      <w:proofErr w:type="spellEnd"/>
+      <w:r>
+        <w:rPr>
+          <w:b/>
+          <w:bCs/>
+        </w:rPr>
+        <w:t xml:space="preserve"> </w:t>
       </w:r>
       <w:r>
         <w:t xml:space="preserve">function as the </w:t>
       </w:r>
-      <w:r>
-        <w:rPr>
-          <w:b/>
-          <w:bCs/>
-        </w:rPr>
-        <w:t xml:space="preserve">onSubmit </w:t>
+      <w:proofErr w:type="spellStart"/>
+      <w:r>
+        <w:rPr>
+          <w:b/>
+          <w:bCs/>
+        </w:rPr>
+        <w:t>onSubmit</w:t>
+      </w:r>
+      <w:proofErr w:type="spellEnd"/>
+      <w:r>
+        <w:rPr>
+          <w:b/>
+          <w:bCs/>
+        </w:rPr>
+        <w:t xml:space="preserve"> </w:t>
       </w:r>
       <w:r>
         <w:t>for the form</w:t>
@@ -6644,12 +2134,21 @@
       <w:r>
         <w:t xml:space="preserve">from the </w:t>
       </w:r>
-      <w:r>
-        <w:rPr>
-          <w:b/>
-          <w:bCs/>
-        </w:rPr>
-        <w:t xml:space="preserve">onClick </w:t>
+      <w:proofErr w:type="spellStart"/>
+      <w:r>
+        <w:rPr>
+          <w:b/>
+          <w:bCs/>
+        </w:rPr>
+        <w:t>onClick</w:t>
+      </w:r>
+      <w:proofErr w:type="spellEnd"/>
+      <w:r>
+        <w:rPr>
+          <w:b/>
+          <w:bCs/>
+        </w:rPr>
+        <w:t xml:space="preserve"> </w:t>
       </w:r>
       <w:r>
         <w:t xml:space="preserve">of the </w:t>
@@ -6743,6 +2242,7 @@
           <w:bCs/>
         </w:rPr>
       </w:pPr>
+      <w:bookmarkStart w:id="25" w:name="_Toc220063302"/>
       <w:r>
         <w:lastRenderedPageBreak/>
         <w:t xml:space="preserve">Quick Lab </w:t>
@@ -6753,6 +2253,7 @@
       <w:r>
         <w:t xml:space="preserve"> – </w:t>
       </w:r>
+      <w:proofErr w:type="spellStart"/>
       <w:r>
         <w:rPr>
           <w:b/>
@@ -6767,6 +2268,7 @@
         </w:rPr>
         <w:t>Memo</w:t>
       </w:r>
+      <w:proofErr w:type="spellEnd"/>
       <w:r>
         <w:rPr>
           <w:b/>
@@ -6774,6 +2276,7 @@
         </w:rPr>
         <w:t xml:space="preserve"> and </w:t>
       </w:r>
+      <w:proofErr w:type="spellStart"/>
       <w:r>
         <w:rPr>
           <w:b/>
@@ -6781,14 +2284,18 @@
         </w:rPr>
         <w:t>useCallback</w:t>
       </w:r>
+      <w:bookmarkEnd w:id="25"/>
+      <w:proofErr w:type="spellEnd"/>
     </w:p>
     <w:p>
       <w:pPr>
         <w:pStyle w:val="Heading2"/>
       </w:pPr>
+      <w:bookmarkStart w:id="26" w:name="_Toc220063303"/>
       <w:r>
         <w:t>Objectives</w:t>
       </w:r>
+      <w:bookmarkEnd w:id="26"/>
     </w:p>
     <w:p>
       <w:pPr>
@@ -6800,24 +2307,43 @@
       <w:r>
         <w:t xml:space="preserve">use </w:t>
       </w:r>
-      <w:r>
-        <w:rPr>
-          <w:b/>
-          <w:bCs/>
-        </w:rPr>
-        <w:t xml:space="preserve">useMemo </w:t>
-      </w:r>
-      <w:r>
-        <w:t>and useCallbck to make a React app more efficient</w:t>
+      <w:proofErr w:type="spellStart"/>
+      <w:r>
+        <w:rPr>
+          <w:b/>
+          <w:bCs/>
+        </w:rPr>
+        <w:t>useMemo</w:t>
+      </w:r>
+      <w:proofErr w:type="spellEnd"/>
+      <w:r>
+        <w:rPr>
+          <w:b/>
+          <w:bCs/>
+        </w:rPr>
+        <w:t xml:space="preserve"> </w:t>
+      </w:r>
+      <w:r>
+        <w:t xml:space="preserve">and </w:t>
+      </w:r>
+      <w:proofErr w:type="spellStart"/>
+      <w:r>
+        <w:t>useCallbck</w:t>
+      </w:r>
+      <w:proofErr w:type="spellEnd"/>
+      <w:r>
+        <w:t xml:space="preserve"> to make a React app more efficient</w:t>
       </w:r>
     </w:p>
     <w:p>
       <w:pPr>
         <w:pStyle w:val="Heading2"/>
       </w:pPr>
+      <w:bookmarkStart w:id="27" w:name="_Toc220063304"/>
       <w:r>
         <w:t>Activity</w:t>
       </w:r>
+      <w:bookmarkEnd w:id="27"/>
     </w:p>
     <w:p>
       <w:pPr>
@@ -6832,7 +2358,15 @@
         <w:t xml:space="preserve">1. </w:t>
       </w:r>
       <w:r>
-        <w:t>Open the lab 1 starter in VSCode.</w:t>
+        <w:t xml:space="preserve">Open the lab 1 starter in </w:t>
+      </w:r>
+      <w:proofErr w:type="spellStart"/>
+      <w:r>
+        <w:t>VSCode</w:t>
+      </w:r>
+      <w:proofErr w:type="spellEnd"/>
+      <w:r>
+        <w:t>.</w:t>
       </w:r>
     </w:p>
     <w:p>
@@ -6851,6 +2385,7 @@
       <w:r>
         <w:t xml:space="preserve">2. Open </w:t>
       </w:r>
+      <w:proofErr w:type="spellStart"/>
       <w:r>
         <w:rPr>
           <w:b/>
@@ -6858,6 +2393,7 @@
         </w:rPr>
         <w:t>SearchList.jsx</w:t>
       </w:r>
+      <w:proofErr w:type="spellEnd"/>
     </w:p>
     <w:p>
       <w:pPr>
@@ -6878,18 +2414,40 @@
       <w:r>
         <w:t xml:space="preserve">Use </w:t>
       </w:r>
-      <w:r>
-        <w:rPr>
-          <w:b/>
-          <w:bCs/>
-        </w:rPr>
-        <w:t xml:space="preserve">useCallback </w:t>
-      </w:r>
-      <w:r>
-        <w:t xml:space="preserve">to memoise the </w:t>
-      </w:r>
-      <w:r>
-        <w:t>handleSelect function to prevent unnecessary re-renders</w:t>
+      <w:proofErr w:type="spellStart"/>
+      <w:r>
+        <w:rPr>
+          <w:b/>
+          <w:bCs/>
+        </w:rPr>
+        <w:t>useCallback</w:t>
+      </w:r>
+      <w:proofErr w:type="spellEnd"/>
+      <w:r>
+        <w:rPr>
+          <w:b/>
+          <w:bCs/>
+        </w:rPr>
+        <w:t xml:space="preserve"> </w:t>
+      </w:r>
+      <w:r>
+        <w:t xml:space="preserve">to </w:t>
+      </w:r>
+      <w:proofErr w:type="spellStart"/>
+      <w:r>
+        <w:t>memoise</w:t>
+      </w:r>
+      <w:proofErr w:type="spellEnd"/>
+      <w:r>
+        <w:t xml:space="preserve"> the </w:t>
+      </w:r>
+      <w:proofErr w:type="spellStart"/>
+      <w:r>
+        <w:t>handleSelect</w:t>
+      </w:r>
+      <w:proofErr w:type="spellEnd"/>
+      <w:r>
+        <w:t xml:space="preserve"> function to prevent unnecessary re-renders</w:t>
       </w:r>
     </w:p>
     <w:p>
@@ -6906,10 +2464,42 @@
           <w:b/>
           <w:bCs/>
         </w:rPr>
-        <w:t xml:space="preserve">4. Use useMemo </w:t>
-      </w:r>
-      <w:r>
-        <w:t xml:space="preserve">to memoise the item filtering (makng sure to add a </w:t>
+        <w:t xml:space="preserve">4. Use </w:t>
+      </w:r>
+      <w:proofErr w:type="spellStart"/>
+      <w:r>
+        <w:rPr>
+          <w:b/>
+          <w:bCs/>
+        </w:rPr>
+        <w:t>useMemo</w:t>
+      </w:r>
+      <w:proofErr w:type="spellEnd"/>
+      <w:r>
+        <w:rPr>
+          <w:b/>
+          <w:bCs/>
+        </w:rPr>
+        <w:t xml:space="preserve"> </w:t>
+      </w:r>
+      <w:r>
+        <w:t xml:space="preserve">to </w:t>
+      </w:r>
+      <w:proofErr w:type="spellStart"/>
+      <w:r>
+        <w:t>memoise</w:t>
+      </w:r>
+      <w:proofErr w:type="spellEnd"/>
+      <w:r>
+        <w:t xml:space="preserve"> the item filtering (</w:t>
+      </w:r>
+      <w:proofErr w:type="spellStart"/>
+      <w:r>
+        <w:t>makng</w:t>
+      </w:r>
+      <w:proofErr w:type="spellEnd"/>
+      <w:r>
+        <w:t xml:space="preserve"> sure to add a </w:t>
       </w:r>
       <w:r>
         <w:rPr>
@@ -6921,8 +2511,13 @@
       <w:r>
         <w:t xml:space="preserve"> dependency</w:t>
       </w:r>
-      <w:r>
-        <w:t>) this will ensure the filtering operation doesn’t slow down the application by being run unnecessarily.</w:t>
+      <w:proofErr w:type="gramStart"/>
+      <w:r>
+        <w:t>) this</w:t>
+      </w:r>
+      <w:proofErr w:type="gramEnd"/>
+      <w:r>
+        <w:t xml:space="preserve"> will ensure the filtering operation doesn’t slow down the application by being run unnecessarily.</w:t>
       </w:r>
     </w:p>
     <w:p>
@@ -6942,6 +2537,7 @@
         <w:lastRenderedPageBreak/>
         <w:br w:type="page"/>
       </w:r>
+      <w:bookmarkStart w:id="28" w:name="_Toc220063305"/>
       <w:r>
         <w:lastRenderedPageBreak/>
         <w:t xml:space="preserve">Quick Lab </w:t>
@@ -6952,6 +2548,7 @@
       <w:r>
         <w:t xml:space="preserve"> – </w:t>
       </w:r>
+      <w:proofErr w:type="spellStart"/>
       <w:r>
         <w:rPr>
           <w:b/>
@@ -6965,8 +2562,27 @@
           <w:b/>
           <w:bCs/>
         </w:rPr>
-        <w:t>State, useOptimistic</w:t>
-      </w:r>
+        <w:t>State</w:t>
+      </w:r>
+      <w:proofErr w:type="spellEnd"/>
+      <w:r>
+        <w:rPr>
+          <w:rFonts w:ascii="Cambria" w:hAnsi="Cambria"/>
+          <w:b/>
+          <w:bCs/>
+        </w:rPr>
+        <w:t xml:space="preserve">, </w:t>
+      </w:r>
+      <w:proofErr w:type="spellStart"/>
+      <w:r>
+        <w:rPr>
+          <w:rFonts w:ascii="Cambria" w:hAnsi="Cambria"/>
+          <w:b/>
+          <w:bCs/>
+        </w:rPr>
+        <w:t>useOptimistic</w:t>
+      </w:r>
+      <w:proofErr w:type="spellEnd"/>
       <w:r>
         <w:rPr>
           <w:b/>
@@ -6974,6 +2590,7 @@
         </w:rPr>
         <w:t xml:space="preserve"> and </w:t>
       </w:r>
+      <w:proofErr w:type="spellStart"/>
       <w:r>
         <w:rPr>
           <w:b/>
@@ -6989,14 +2606,18 @@
         </w:rPr>
         <w:t>FormStatus</w:t>
       </w:r>
+      <w:bookmarkEnd w:id="28"/>
+      <w:proofErr w:type="spellEnd"/>
     </w:p>
     <w:p>
       <w:pPr>
         <w:pStyle w:val="Heading2"/>
       </w:pPr>
+      <w:bookmarkStart w:id="29" w:name="_Toc220063306"/>
       <w:r>
         <w:t>Objectives</w:t>
       </w:r>
+      <w:bookmarkEnd w:id="29"/>
     </w:p>
     <w:p>
       <w:pPr>
@@ -7008,6 +2629,7 @@
       <w:r>
         <w:t xml:space="preserve">use </w:t>
       </w:r>
+      <w:proofErr w:type="spellStart"/>
       <w:r>
         <w:rPr>
           <w:b/>
@@ -7023,9 +2645,11 @@
         </w:rPr>
         <w:t>State</w:t>
       </w:r>
+      <w:proofErr w:type="spellEnd"/>
       <w:r>
         <w:t xml:space="preserve">, </w:t>
       </w:r>
+      <w:proofErr w:type="spellStart"/>
       <w:r>
         <w:rPr>
           <w:rFonts w:ascii="Cambria" w:hAnsi="Cambria"/>
@@ -7034,6 +2658,7 @@
         </w:rPr>
         <w:t>useOptimistic</w:t>
       </w:r>
+      <w:proofErr w:type="spellEnd"/>
       <w:r>
         <w:rPr>
           <w:rFonts w:asciiTheme="majorHAnsi" w:hAnsiTheme="majorHAnsi"/>
@@ -7050,6 +2675,7 @@
         </w:rPr>
         <w:t xml:space="preserve">and </w:t>
       </w:r>
+      <w:proofErr w:type="spellStart"/>
       <w:r>
         <w:rPr>
           <w:b/>
@@ -7065,6 +2691,7 @@
         </w:rPr>
         <w:t>FormStatus</w:t>
       </w:r>
+      <w:proofErr w:type="spellEnd"/>
       <w:r>
         <w:t xml:space="preserve"> in a React app</w:t>
       </w:r>
@@ -7083,9 +2710,11 @@
       <w:pPr>
         <w:pStyle w:val="Heading2"/>
       </w:pPr>
+      <w:bookmarkStart w:id="30" w:name="_Toc220063307"/>
       <w:r>
         <w:t>Activity</w:t>
       </w:r>
+      <w:bookmarkEnd w:id="30"/>
     </w:p>
     <w:p>
       <w:pPr>
@@ -7097,7 +2726,15 @@
         <w:ind w:left="567"/>
       </w:pPr>
       <w:r>
-        <w:t>1. Open the lab 1 starter in VSCode.</w:t>
+        <w:t xml:space="preserve">1. Open the lab 1 starter in </w:t>
+      </w:r>
+      <w:proofErr w:type="spellStart"/>
+      <w:r>
+        <w:t>VSCode</w:t>
+      </w:r>
+      <w:proofErr w:type="spellEnd"/>
+      <w:r>
+        <w:t>.</w:t>
       </w:r>
     </w:p>
     <w:p>
@@ -7116,6 +2753,7 @@
       <w:r>
         <w:t xml:space="preserve">2. Open </w:t>
       </w:r>
+      <w:proofErr w:type="spellStart"/>
       <w:r>
         <w:rPr>
           <w:b/>
@@ -7130,6 +2768,7 @@
         </w:rPr>
         <w:t>.jsx</w:t>
       </w:r>
+      <w:proofErr w:type="spellEnd"/>
     </w:p>
     <w:p>
       <w:pPr>
@@ -7154,6 +2793,7 @@
       <w:r>
         <w:t xml:space="preserve">Add the optimistic state to </w:t>
       </w:r>
+      <w:proofErr w:type="spellStart"/>
       <w:r>
         <w:rPr>
           <w:b/>
@@ -7161,6 +2801,7 @@
         </w:rPr>
         <w:t>ToDoApp</w:t>
       </w:r>
+      <w:proofErr w:type="spellEnd"/>
       <w:r>
         <w:rPr>
           <w:noProof/>
@@ -7240,6 +2881,8 @@
         </w:rPr>
         <w:t xml:space="preserve"> </w:t>
       </w:r>
+      <w:proofErr w:type="spellStart"/>
+      <w:proofErr w:type="gramStart"/>
       <w:r>
         <w:rPr>
           <w:b/>
@@ -7247,15 +2890,29 @@
         </w:rPr>
         <w:t>useActionState</w:t>
       </w:r>
-      <w:r>
-        <w:t xml:space="preserve">  for </w:t>
-      </w:r>
-      <w:r>
-        <w:rPr>
-          <w:b/>
-          <w:bCs/>
-        </w:rPr>
-        <w:t xml:space="preserve">addTodo </w:t>
+      <w:proofErr w:type="spellEnd"/>
+      <w:r>
+        <w:t xml:space="preserve">  for</w:t>
+      </w:r>
+      <w:proofErr w:type="gramEnd"/>
+      <w:r>
+        <w:t xml:space="preserve"> </w:t>
+      </w:r>
+      <w:proofErr w:type="spellStart"/>
+      <w:r>
+        <w:rPr>
+          <w:b/>
+          <w:bCs/>
+        </w:rPr>
+        <w:t>addTodo</w:t>
+      </w:r>
+      <w:proofErr w:type="spellEnd"/>
+      <w:r>
+        <w:rPr>
+          <w:b/>
+          <w:bCs/>
+        </w:rPr>
+        <w:t xml:space="preserve"> </w:t>
       </w:r>
       <w:r>
         <w:rPr>
@@ -7310,6 +2967,7 @@
       <w:r>
         <w:t xml:space="preserve">Add the </w:t>
       </w:r>
+      <w:proofErr w:type="spellStart"/>
       <w:r>
         <w:rPr>
           <w:b/>
@@ -7317,6 +2975,7 @@
         </w:rPr>
         <w:t>formAction</w:t>
       </w:r>
+      <w:proofErr w:type="spellEnd"/>
       <w:r>
         <w:rPr>
           <w:b/>
@@ -7327,12 +2986,21 @@
       <w:r>
         <w:t xml:space="preserve">to the </w:t>
       </w:r>
-      <w:r>
-        <w:rPr>
-          <w:b/>
-          <w:bCs/>
-        </w:rPr>
-        <w:t xml:space="preserve">AddTodoForm </w:t>
+      <w:proofErr w:type="spellStart"/>
+      <w:r>
+        <w:rPr>
+          <w:b/>
+          <w:bCs/>
+        </w:rPr>
+        <w:t>AddTodoForm</w:t>
+      </w:r>
+      <w:proofErr w:type="spellEnd"/>
+      <w:r>
+        <w:rPr>
+          <w:b/>
+          <w:bCs/>
+        </w:rPr>
+        <w:t xml:space="preserve"> </w:t>
       </w:r>
       <w:r>
         <w:t xml:space="preserve">via the </w:t>
@@ -7398,6 +3066,7 @@
       <w:r>
         <w:t xml:space="preserve">Add the </w:t>
       </w:r>
+      <w:proofErr w:type="spellStart"/>
       <w:r>
         <w:rPr>
           <w:b/>
@@ -7406,8 +3075,17 @@
         <w:t>formAction</w:t>
       </w:r>
       <w:r>
-        <w:t>s to toggle and delete todos</w:t>
-      </w:r>
+        <w:t>s</w:t>
+      </w:r>
+      <w:proofErr w:type="spellEnd"/>
+      <w:r>
+        <w:t xml:space="preserve"> to toggle and delete </w:t>
+      </w:r>
+      <w:proofErr w:type="spellStart"/>
+      <w:r>
+        <w:t>todos</w:t>
+      </w:r>
+      <w:proofErr w:type="spellEnd"/>
       <w:r>
         <w:rPr>
           <w:noProof/>
@@ -7455,6 +3133,9 @@
     <w:p>
       <w:pPr>
         <w:pStyle w:val="Numberlist"/>
+        <w:rPr>
+          <w:noProof/>
+        </w:rPr>
       </w:pPr>
       <w:r>
         <w:lastRenderedPageBreak/>
@@ -7463,6 +3144,7 @@
       <w:r>
         <w:t xml:space="preserve">dd </w:t>
       </w:r>
+      <w:proofErr w:type="spellStart"/>
       <w:r>
         <w:rPr>
           <w:b/>
@@ -7470,9 +3152,11 @@
         </w:rPr>
         <w:t>useFormStatus</w:t>
       </w:r>
+      <w:proofErr w:type="spellEnd"/>
       <w:r>
         <w:t xml:space="preserve"> to </w:t>
       </w:r>
+      <w:proofErr w:type="spellStart"/>
       <w:r>
         <w:rPr>
           <w:b/>
@@ -7480,6 +3164,7 @@
         </w:rPr>
         <w:t>SubmitButton</w:t>
       </w:r>
+      <w:proofErr w:type="spellEnd"/>
       <w:r>
         <w:rPr>
           <w:noProof/>
@@ -7538,15 +3223,1250 @@
       <w:pPr>
         <w:spacing w:before="0" w:after="160" w:line="259" w:lineRule="auto"/>
         <w:rPr>
-          <w:b/>
-          <w:bCs/>
+          <w:noProof/>
+        </w:rPr>
+      </w:pPr>
+      <w:r>
+        <w:rPr>
+          <w:noProof/>
+        </w:rPr>
+        <w:br w:type="page"/>
+      </w:r>
+    </w:p>
+    <w:p>
+      <w:pPr>
+        <w:pStyle w:val="Heading1"/>
+        <w:rPr>
+          <w:b/>
+          <w:bCs/>
+        </w:rPr>
+      </w:pPr>
+      <w:bookmarkStart w:id="31" w:name="_Toc220063308"/>
+      <w:r>
+        <w:lastRenderedPageBreak/>
+        <w:t xml:space="preserve">Quick Lab 4 </w:t>
+      </w:r>
+      <w:r>
+        <w:rPr>
+          <w:rFonts w:ascii="Cambria" w:hAnsi="Cambria"/>
+        </w:rPr>
+        <w:t>–</w:t>
+      </w:r>
+      <w:r>
+        <w:rPr>
+          <w:rFonts w:ascii="Cambria" w:hAnsi="Cambria"/>
+        </w:rPr>
+        <w:t xml:space="preserve"> </w:t>
+      </w:r>
+      <w:r>
+        <w:rPr>
+          <w:b/>
+          <w:bCs/>
+        </w:rPr>
+        <w:t>Redux</w:t>
+      </w:r>
+      <w:bookmarkEnd w:id="31"/>
+    </w:p>
+    <w:p>
+      <w:pPr>
+        <w:pStyle w:val="Heading2"/>
+      </w:pPr>
+      <w:bookmarkStart w:id="32" w:name="_Toc220063309"/>
+      <w:r>
+        <w:t>Objectives</w:t>
+      </w:r>
+      <w:bookmarkEnd w:id="32"/>
+    </w:p>
+    <w:p>
+      <w:pPr>
+        <w:pStyle w:val="ListParagraph"/>
+        <w:numPr>
+          <w:ilvl w:val="0"/>
+          <w:numId w:val="31"/>
+        </w:numPr>
+      </w:pPr>
+      <w:r>
+        <w:t>To implement React Redux to manage state in a simple application.</w:t>
+      </w:r>
+    </w:p>
+    <w:p>
+      <w:pPr>
+        <w:pStyle w:val="Heading2"/>
+      </w:pPr>
+      <w:bookmarkStart w:id="33" w:name="_Toc220063310"/>
+      <w:r>
+        <w:t>Activity</w:t>
+      </w:r>
+      <w:bookmarkEnd w:id="33"/>
+    </w:p>
+    <w:p>
+      <w:pPr>
+        <w:pStyle w:val="ListParagraph"/>
+        <w:numPr>
+          <w:ilvl w:val="0"/>
+          <w:numId w:val="32"/>
+        </w:numPr>
+      </w:pPr>
+      <w:r>
+        <w:t xml:space="preserve">Open the starter </w:t>
+      </w:r>
+      <w:r>
+        <w:rPr>
+          <w:b/>
+          <w:bCs/>
+        </w:rPr>
+        <w:t xml:space="preserve">02-redux </w:t>
+      </w:r>
+      <w:r>
+        <w:t xml:space="preserve">in </w:t>
+      </w:r>
+      <w:proofErr w:type="spellStart"/>
+      <w:r>
+        <w:t>VSCode</w:t>
+      </w:r>
+      <w:proofErr w:type="spellEnd"/>
+    </w:p>
+    <w:p>
+      <w:pPr>
+        <w:pStyle w:val="ListParagraph"/>
+        <w:numPr>
+          <w:ilvl w:val="0"/>
+          <w:numId w:val="32"/>
+        </w:numPr>
+      </w:pPr>
+      <w:r>
+        <w:t>Install dependencies</w:t>
+      </w:r>
+    </w:p>
+    <w:p>
+      <w:pPr>
+        <w:pStyle w:val="ListParagraph"/>
+        <w:numPr>
+          <w:ilvl w:val="0"/>
+          <w:numId w:val="32"/>
+        </w:numPr>
+      </w:pPr>
+      <w:r>
+        <w:t xml:space="preserve">Open </w:t>
+      </w:r>
+      <w:r>
+        <w:rPr>
+          <w:b/>
+          <w:bCs/>
+        </w:rPr>
+        <w:t>store.js</w:t>
+      </w:r>
+      <w:r>
+        <w:t>;</w:t>
+      </w:r>
+      <w:r>
+        <w:t xml:space="preserve"> this is where we will be creating the store for this React app</w:t>
+      </w:r>
+      <w:r>
+        <w:t xml:space="preserve">. Start by </w:t>
+      </w:r>
+      <w:r>
+        <w:t xml:space="preserve">creating a slice called </w:t>
+      </w:r>
+      <w:proofErr w:type="spellStart"/>
+      <w:r>
+        <w:rPr>
+          <w:b/>
+          <w:bCs/>
+        </w:rPr>
+        <w:t>booksSlice</w:t>
+      </w:r>
+      <w:proofErr w:type="spellEnd"/>
+      <w:r>
+        <w:rPr>
+          <w:b/>
+          <w:bCs/>
+        </w:rPr>
+        <w:t xml:space="preserve"> </w:t>
+      </w:r>
+      <w:r>
+        <w:t xml:space="preserve">with </w:t>
+      </w:r>
+      <w:r>
+        <w:rPr>
+          <w:b/>
+          <w:bCs/>
+        </w:rPr>
+        <w:t>name: “books”</w:t>
+      </w:r>
+      <w:r>
+        <w:t xml:space="preserve">, </w:t>
+      </w:r>
+      <w:r>
+        <w:t>an</w:t>
+      </w:r>
+      <w:r>
+        <w:rPr>
+          <w:b/>
+          <w:bCs/>
+        </w:rPr>
+        <w:t xml:space="preserve"> </w:t>
+      </w:r>
+      <w:proofErr w:type="spellStart"/>
+      <w:r>
+        <w:rPr>
+          <w:b/>
+          <w:bCs/>
+        </w:rPr>
+        <w:t>initialState</w:t>
+      </w:r>
+      <w:proofErr w:type="spellEnd"/>
+      <w:r>
+        <w:rPr>
+          <w:b/>
+          <w:bCs/>
+        </w:rPr>
+        <w:t xml:space="preserve">: </w:t>
+      </w:r>
+      <w:proofErr w:type="gramStart"/>
+      <w:r>
+        <w:rPr>
+          <w:b/>
+          <w:bCs/>
+        </w:rPr>
+        <w:t>{ items</w:t>
+      </w:r>
+      <w:proofErr w:type="gramEnd"/>
+      <w:r>
+        <w:rPr>
+          <w:b/>
+          <w:bCs/>
+        </w:rPr>
+        <w:t xml:space="preserve">: [], filter: “all” </w:t>
+      </w:r>
+      <w:r>
+        <w:t xml:space="preserve">and </w:t>
+      </w:r>
+      <w:r>
+        <w:rPr>
+          <w:b/>
+          <w:bCs/>
+        </w:rPr>
+        <w:t>reducers: {}</w:t>
+      </w:r>
+      <w:r>
+        <w:rPr>
+          <w:noProof/>
+        </w:rPr>
+        <w:t xml:space="preserve"> </w:t>
+      </w:r>
+      <w:r>
+        <w:rPr>
+          <w:noProof/>
+        </w:rPr>
+        <w:br/>
+      </w:r>
+      <w:r>
+        <w:rPr>
+          <w:b/>
+          <w:bCs/>
+        </w:rPr>
+        <w:drawing>
+          <wp:inline distT="0" distB="0" distL="0" distR="0" wp14:anchorId="65AB8C66" wp14:editId="49AF3497">
+            <wp:extent cx="5006340" cy="2237742"/>
+            <wp:effectExtent l="0" t="0" r="3810" b="0"/>
+            <wp:docPr id="1556581093" name="Picture 1"/>
+            <wp:cNvGraphicFramePr>
+              <a:graphicFrameLocks xmlns:a="http://schemas.openxmlformats.org/drawingml/2006/main" noChangeAspect="1"/>
+            </wp:cNvGraphicFramePr>
+            <a:graphic xmlns:a="http://schemas.openxmlformats.org/drawingml/2006/main">
+              <a:graphicData uri="http://schemas.openxmlformats.org/drawingml/2006/picture">
+                <pic:pic xmlns:pic="http://schemas.openxmlformats.org/drawingml/2006/picture">
+                  <pic:nvPicPr>
+                    <pic:cNvPr id="1556581093" name=""/>
+                    <pic:cNvPicPr/>
+                  </pic:nvPicPr>
+                  <pic:blipFill>
+                    <a:blip r:embed="rId26"/>
+                    <a:stretch>
+                      <a:fillRect/>
+                    </a:stretch>
+                  </pic:blipFill>
+                  <pic:spPr>
+                    <a:xfrm>
+                      <a:off x="0" y="0"/>
+                      <a:ext cx="5015772" cy="2241958"/>
+                    </a:xfrm>
+                    <a:prstGeom prst="rect">
+                      <a:avLst/>
+                    </a:prstGeom>
+                  </pic:spPr>
+                </pic:pic>
+              </a:graphicData>
+            </a:graphic>
+          </wp:inline>
+        </w:drawing>
+      </w:r>
+    </w:p>
+    <w:p>
+      <w:pPr>
+        <w:pStyle w:val="ListParagraph"/>
+        <w:numPr>
+          <w:ilvl w:val="0"/>
+          <w:numId w:val="32"/>
+        </w:numPr>
+        <w:rPr>
+          <w:noProof/>
           <w:lang w:val="en-GB"/>
         </w:rPr>
       </w:pPr>
       <w:r>
         <w:rPr>
-          <w:b/>
-          <w:bCs/>
+          <w:noProof/>
+        </w:rPr>
+        <w:t xml:space="preserve">Add reducers </w:t>
+      </w:r>
+      <w:r>
+        <w:rPr>
+          <w:b/>
+          <w:bCs/>
+          <w:noProof/>
+        </w:rPr>
+        <w:t>addBook</w:t>
+      </w:r>
+      <w:r>
+        <w:rPr>
+          <w:noProof/>
+        </w:rPr>
+        <w:t xml:space="preserve">, </w:t>
+      </w:r>
+      <w:r>
+        <w:rPr>
+          <w:b/>
+          <w:bCs/>
+          <w:noProof/>
+          <w:lang w:val="en-GB"/>
+        </w:rPr>
+        <w:t>removeBook</w:t>
+      </w:r>
+      <w:r>
+        <w:rPr>
+          <w:noProof/>
+          <w:lang w:val="en-GB"/>
+        </w:rPr>
+        <w:t xml:space="preserve">, </w:t>
+      </w:r>
+      <w:r>
+        <w:rPr>
+          <w:b/>
+          <w:bCs/>
+          <w:noProof/>
+          <w:lang w:val="en-GB"/>
+        </w:rPr>
+        <w:t>toggleRead</w:t>
+      </w:r>
+      <w:r>
+        <w:rPr>
+          <w:b/>
+          <w:bCs/>
+          <w:noProof/>
+          <w:lang w:val="en-GB"/>
+        </w:rPr>
+        <w:t xml:space="preserve"> </w:t>
+      </w:r>
+      <w:r>
+        <w:rPr>
+          <w:noProof/>
+          <w:lang w:val="en-GB"/>
+        </w:rPr>
+        <w:t xml:space="preserve">and </w:t>
+      </w:r>
+      <w:r>
+        <w:rPr>
+          <w:b/>
+          <w:bCs/>
+          <w:noProof/>
+          <w:lang w:val="en-GB"/>
+        </w:rPr>
+        <w:t>setFilter</w:t>
+      </w:r>
+      <w:r>
+        <w:rPr>
+          <w:b/>
+          <w:bCs/>
+          <w:noProof/>
+          <w:lang w:val="en-GB"/>
+        </w:rPr>
+        <w:br/>
+      </w:r>
+      <w:r>
+        <w:rPr>
+          <w:noProof/>
+          <w:lang w:val="en-GB"/>
+        </w:rPr>
+        <w:drawing>
+          <wp:inline distT="0" distB="0" distL="0" distR="0" wp14:anchorId="637CD11D" wp14:editId="54D5FB68">
+            <wp:extent cx="5006340" cy="3183668"/>
+            <wp:effectExtent l="0" t="0" r="3810" b="0"/>
+            <wp:docPr id="566972055" name="Picture 1"/>
+            <wp:cNvGraphicFramePr>
+              <a:graphicFrameLocks xmlns:a="http://schemas.openxmlformats.org/drawingml/2006/main" noChangeAspect="1"/>
+            </wp:cNvGraphicFramePr>
+            <a:graphic xmlns:a="http://schemas.openxmlformats.org/drawingml/2006/main">
+              <a:graphicData uri="http://schemas.openxmlformats.org/drawingml/2006/picture">
+                <pic:pic xmlns:pic="http://schemas.openxmlformats.org/drawingml/2006/picture">
+                  <pic:nvPicPr>
+                    <pic:cNvPr id="566972055" name=""/>
+                    <pic:cNvPicPr/>
+                  </pic:nvPicPr>
+                  <pic:blipFill>
+                    <a:blip r:embed="rId27"/>
+                    <a:stretch>
+                      <a:fillRect/>
+                    </a:stretch>
+                  </pic:blipFill>
+                  <pic:spPr>
+                    <a:xfrm>
+                      <a:off x="0" y="0"/>
+                      <a:ext cx="5016130" cy="3189894"/>
+                    </a:xfrm>
+                    <a:prstGeom prst="rect">
+                      <a:avLst/>
+                    </a:prstGeom>
+                  </pic:spPr>
+                </pic:pic>
+              </a:graphicData>
+            </a:graphic>
+          </wp:inline>
+        </w:drawing>
+      </w:r>
+    </w:p>
+    <w:p>
+      <w:pPr>
+        <w:pStyle w:val="ListParagraph"/>
+        <w:numPr>
+          <w:ilvl w:val="0"/>
+          <w:numId w:val="32"/>
+        </w:numPr>
+        <w:rPr>
+          <w:noProof/>
+          <w:lang w:val="en-GB"/>
+        </w:rPr>
+      </w:pPr>
+      <w:r>
+        <w:rPr>
+          <w:noProof/>
+          <w:lang w:val="en-GB"/>
+        </w:rPr>
+        <w:t xml:space="preserve">Export the actions from </w:t>
+      </w:r>
+      <w:r>
+        <w:rPr>
+          <w:b/>
+          <w:bCs/>
+          <w:noProof/>
+          <w:lang w:val="en-GB"/>
+        </w:rPr>
+        <w:t>bookSlice</w:t>
+      </w:r>
+      <w:r>
+        <w:rPr>
+          <w:b/>
+          <w:bCs/>
+          <w:noProof/>
+          <w:lang w:val="en-GB"/>
+        </w:rPr>
+        <w:br/>
+      </w:r>
+      <w:r>
+        <w:rPr>
+          <w:noProof/>
+          <w:lang w:val="en-GB"/>
+        </w:rPr>
+        <w:drawing>
+          <wp:inline distT="0" distB="0" distL="0" distR="0" wp14:anchorId="348AFC44" wp14:editId="0C2347DA">
+            <wp:extent cx="5006340" cy="551953"/>
+            <wp:effectExtent l="0" t="0" r="3810" b="635"/>
+            <wp:docPr id="611239377" name="Picture 1"/>
+            <wp:cNvGraphicFramePr>
+              <a:graphicFrameLocks xmlns:a="http://schemas.openxmlformats.org/drawingml/2006/main" noChangeAspect="1"/>
+            </wp:cNvGraphicFramePr>
+            <a:graphic xmlns:a="http://schemas.openxmlformats.org/drawingml/2006/main">
+              <a:graphicData uri="http://schemas.openxmlformats.org/drawingml/2006/picture">
+                <pic:pic xmlns:pic="http://schemas.openxmlformats.org/drawingml/2006/picture">
+                  <pic:nvPicPr>
+                    <pic:cNvPr id="611239377" name=""/>
+                    <pic:cNvPicPr/>
+                  </pic:nvPicPr>
+                  <pic:blipFill>
+                    <a:blip r:embed="rId28"/>
+                    <a:stretch>
+                      <a:fillRect/>
+                    </a:stretch>
+                  </pic:blipFill>
+                  <pic:spPr>
+                    <a:xfrm>
+                      <a:off x="0" y="0"/>
+                      <a:ext cx="5035009" cy="555114"/>
+                    </a:xfrm>
+                    <a:prstGeom prst="rect">
+                      <a:avLst/>
+                    </a:prstGeom>
+                  </pic:spPr>
+                </pic:pic>
+              </a:graphicData>
+            </a:graphic>
+          </wp:inline>
+        </w:drawing>
+      </w:r>
+    </w:p>
+    <w:p>
+      <w:pPr>
+        <w:pStyle w:val="ListParagraph"/>
+        <w:numPr>
+          <w:ilvl w:val="0"/>
+          <w:numId w:val="32"/>
+        </w:numPr>
+        <w:rPr>
+          <w:noProof/>
+          <w:lang w:val="en-GB"/>
+        </w:rPr>
+      </w:pPr>
+      <w:r>
+        <w:rPr>
+          <w:noProof/>
+          <w:lang w:val="en-GB"/>
+        </w:rPr>
+        <w:lastRenderedPageBreak/>
+        <w:t>Configure and export the store</w:t>
+      </w:r>
+      <w:r>
+        <w:rPr>
+          <w:noProof/>
+          <w:lang w:val="en-GB"/>
+        </w:rPr>
+        <w:br/>
+      </w:r>
+      <w:r>
+        <w:rPr>
+          <w:noProof/>
+          <w:lang w:val="en-GB"/>
+        </w:rPr>
+        <w:drawing>
+          <wp:inline distT="0" distB="0" distL="0" distR="0" wp14:anchorId="3A85604A" wp14:editId="5CABB27A">
+            <wp:extent cx="4910081" cy="1623060"/>
+            <wp:effectExtent l="0" t="0" r="5080" b="0"/>
+            <wp:docPr id="1198326169" name="Picture 1"/>
+            <wp:cNvGraphicFramePr>
+              <a:graphicFrameLocks xmlns:a="http://schemas.openxmlformats.org/drawingml/2006/main" noChangeAspect="1"/>
+            </wp:cNvGraphicFramePr>
+            <a:graphic xmlns:a="http://schemas.openxmlformats.org/drawingml/2006/main">
+              <a:graphicData uri="http://schemas.openxmlformats.org/drawingml/2006/picture">
+                <pic:pic xmlns:pic="http://schemas.openxmlformats.org/drawingml/2006/picture">
+                  <pic:nvPicPr>
+                    <pic:cNvPr id="1198326169" name=""/>
+                    <pic:cNvPicPr/>
+                  </pic:nvPicPr>
+                  <pic:blipFill>
+                    <a:blip r:embed="rId29"/>
+                    <a:stretch>
+                      <a:fillRect/>
+                    </a:stretch>
+                  </pic:blipFill>
+                  <pic:spPr>
+                    <a:xfrm>
+                      <a:off x="0" y="0"/>
+                      <a:ext cx="4911703" cy="1623596"/>
+                    </a:xfrm>
+                    <a:prstGeom prst="rect">
+                      <a:avLst/>
+                    </a:prstGeom>
+                  </pic:spPr>
+                </pic:pic>
+              </a:graphicData>
+            </a:graphic>
+          </wp:inline>
+        </w:drawing>
+      </w:r>
+    </w:p>
+    <w:p>
+      <w:pPr>
+        <w:pStyle w:val="ListParagraph"/>
+        <w:numPr>
+          <w:ilvl w:val="0"/>
+          <w:numId w:val="32"/>
+        </w:numPr>
+        <w:rPr>
+          <w:noProof/>
+          <w:lang w:val="en-GB"/>
+        </w:rPr>
+      </w:pPr>
+      <w:r>
+        <w:rPr>
+          <w:noProof/>
+          <w:lang w:val="en-GB"/>
+        </w:rPr>
+        <w:t xml:space="preserve">In order to access the store in </w:t>
+      </w:r>
+      <w:r>
+        <w:rPr>
+          <w:b/>
+          <w:bCs/>
+          <w:noProof/>
+          <w:lang w:val="en-GB"/>
+        </w:rPr>
+        <w:t xml:space="preserve">App </w:t>
+      </w:r>
+      <w:r>
+        <w:rPr>
+          <w:noProof/>
+          <w:lang w:val="en-GB"/>
+        </w:rPr>
+        <w:t xml:space="preserve">it must be provided so next add a </w:t>
+      </w:r>
+      <w:r>
+        <w:rPr>
+          <w:b/>
+          <w:bCs/>
+          <w:noProof/>
+          <w:lang w:val="en-GB"/>
+        </w:rPr>
+        <w:t xml:space="preserve">provider </w:t>
+      </w:r>
+      <w:r>
+        <w:rPr>
+          <w:noProof/>
+          <w:lang w:val="en-GB"/>
+        </w:rPr>
+        <w:t xml:space="preserve">wrapped around </w:t>
+      </w:r>
+      <w:r>
+        <w:rPr>
+          <w:b/>
+          <w:bCs/>
+          <w:noProof/>
+          <w:lang w:val="en-GB"/>
+        </w:rPr>
+        <w:t xml:space="preserve">&lt;App/&gt; </w:t>
+      </w:r>
+      <w:r>
+        <w:rPr>
+          <w:noProof/>
+          <w:lang w:val="en-GB"/>
+        </w:rPr>
+        <w:t xml:space="preserve">in </w:t>
+      </w:r>
+      <w:r>
+        <w:rPr>
+          <w:b/>
+          <w:bCs/>
+          <w:noProof/>
+          <w:lang w:val="en-GB"/>
+        </w:rPr>
+        <w:t>main.jsx</w:t>
+      </w:r>
+      <w:r>
+        <w:rPr>
+          <w:noProof/>
+          <w:lang w:val="en-GB"/>
+        </w:rPr>
+        <w:t>, making sure to import the demoStore you just created.</w:t>
+      </w:r>
+      <w:r>
+        <w:rPr>
+          <w:noProof/>
+          <w:lang w:val="en-GB"/>
+        </w:rPr>
+        <w:br/>
+      </w:r>
+      <w:r>
+        <w:rPr>
+          <w:noProof/>
+          <w:lang w:val="en-GB"/>
+        </w:rPr>
+        <w:drawing>
+          <wp:inline distT="0" distB="0" distL="0" distR="0" wp14:anchorId="5459F3A2" wp14:editId="3933C244">
+            <wp:extent cx="5217193" cy="1737360"/>
+            <wp:effectExtent l="0" t="0" r="2540" b="0"/>
+            <wp:docPr id="1792214356" name="Picture 1"/>
+            <wp:cNvGraphicFramePr>
+              <a:graphicFrameLocks xmlns:a="http://schemas.openxmlformats.org/drawingml/2006/main" noChangeAspect="1"/>
+            </wp:cNvGraphicFramePr>
+            <a:graphic xmlns:a="http://schemas.openxmlformats.org/drawingml/2006/main">
+              <a:graphicData uri="http://schemas.openxmlformats.org/drawingml/2006/picture">
+                <pic:pic xmlns:pic="http://schemas.openxmlformats.org/drawingml/2006/picture">
+                  <pic:nvPicPr>
+                    <pic:cNvPr id="1792214356" name=""/>
+                    <pic:cNvPicPr/>
+                  </pic:nvPicPr>
+                  <pic:blipFill>
+                    <a:blip r:embed="rId30"/>
+                    <a:stretch>
+                      <a:fillRect/>
+                    </a:stretch>
+                  </pic:blipFill>
+                  <pic:spPr>
+                    <a:xfrm>
+                      <a:off x="0" y="0"/>
+                      <a:ext cx="5220653" cy="1738512"/>
+                    </a:xfrm>
+                    <a:prstGeom prst="rect">
+                      <a:avLst/>
+                    </a:prstGeom>
+                  </pic:spPr>
+                </pic:pic>
+              </a:graphicData>
+            </a:graphic>
+          </wp:inline>
+        </w:drawing>
+      </w:r>
+    </w:p>
+    <w:p>
+      <w:pPr>
+        <w:pStyle w:val="ListParagraph"/>
+        <w:numPr>
+          <w:ilvl w:val="0"/>
+          <w:numId w:val="32"/>
+        </w:numPr>
+        <w:spacing w:before="0" w:after="160" w:line="259" w:lineRule="auto"/>
+        <w:rPr>
+          <w:b/>
+          <w:bCs/>
+          <w:lang w:val="en-GB"/>
+        </w:rPr>
+      </w:pPr>
+      <w:r>
+        <w:rPr>
+          <w:noProof/>
+          <w:lang w:val="en-GB"/>
+        </w:rPr>
+        <w:t xml:space="preserve">Fetch </w:t>
+      </w:r>
+      <w:r>
+        <w:rPr>
+          <w:b/>
+          <w:bCs/>
+          <w:noProof/>
+          <w:lang w:val="en-GB"/>
+        </w:rPr>
+        <w:t>dispatch</w:t>
+      </w:r>
+      <w:r>
+        <w:rPr>
+          <w:noProof/>
+          <w:lang w:val="en-GB"/>
+        </w:rPr>
+        <w:t xml:space="preserve"> function from the store</w:t>
+      </w:r>
+      <w:r>
+        <w:rPr>
+          <w:noProof/>
+          <w:lang w:val="en-GB"/>
+        </w:rPr>
+        <w:t xml:space="preserve"> in </w:t>
+      </w:r>
+      <w:r>
+        <w:rPr>
+          <w:b/>
+          <w:bCs/>
+          <w:noProof/>
+          <w:lang w:val="en-GB"/>
+        </w:rPr>
+        <w:t>App.js</w:t>
+      </w:r>
+      <w:r>
+        <w:rPr>
+          <w:b/>
+          <w:bCs/>
+          <w:noProof/>
+          <w:lang w:val="en-GB"/>
+        </w:rPr>
+        <w:br/>
+      </w:r>
+      <w:r>
+        <w:rPr>
+          <w:b/>
+          <w:bCs/>
+          <w:lang w:val="en-GB"/>
+        </w:rPr>
+        <w:drawing>
+          <wp:inline distT="0" distB="0" distL="0" distR="0" wp14:anchorId="75872AC9" wp14:editId="1A3A81E7">
+            <wp:extent cx="5227320" cy="840654"/>
+            <wp:effectExtent l="0" t="0" r="0" b="0"/>
+            <wp:docPr id="1849082087" name="Picture 1"/>
+            <wp:cNvGraphicFramePr>
+              <a:graphicFrameLocks xmlns:a="http://schemas.openxmlformats.org/drawingml/2006/main" noChangeAspect="1"/>
+            </wp:cNvGraphicFramePr>
+            <a:graphic xmlns:a="http://schemas.openxmlformats.org/drawingml/2006/main">
+              <a:graphicData uri="http://schemas.openxmlformats.org/drawingml/2006/picture">
+                <pic:pic xmlns:pic="http://schemas.openxmlformats.org/drawingml/2006/picture">
+                  <pic:nvPicPr>
+                    <pic:cNvPr id="1849082087" name=""/>
+                    <pic:cNvPicPr/>
+                  </pic:nvPicPr>
+                  <pic:blipFill>
+                    <a:blip r:embed="rId31"/>
+                    <a:stretch>
+                      <a:fillRect/>
+                    </a:stretch>
+                  </pic:blipFill>
+                  <pic:spPr>
+                    <a:xfrm>
+                      <a:off x="0" y="0"/>
+                      <a:ext cx="5247592" cy="843914"/>
+                    </a:xfrm>
+                    <a:prstGeom prst="rect">
+                      <a:avLst/>
+                    </a:prstGeom>
+                  </pic:spPr>
+                </pic:pic>
+              </a:graphicData>
+            </a:graphic>
+          </wp:inline>
+        </w:drawing>
+      </w:r>
+    </w:p>
+    <w:p>
+      <w:pPr>
+        <w:pStyle w:val="ListParagraph"/>
+        <w:numPr>
+          <w:ilvl w:val="0"/>
+          <w:numId w:val="32"/>
+        </w:numPr>
+        <w:spacing w:before="0" w:after="160" w:line="259" w:lineRule="auto"/>
+        <w:rPr>
+          <w:lang w:val="en-GB"/>
+        </w:rPr>
+      </w:pPr>
+      <w:r>
+        <w:rPr>
+          <w:lang w:val="en-GB"/>
+        </w:rPr>
+        <w:t>Fetch items and filter from the store</w:t>
+      </w:r>
+      <w:r>
+        <w:rPr>
+          <w:lang w:val="en-GB"/>
+        </w:rPr>
+        <w:br/>
+      </w:r>
+      <w:r>
+        <w:rPr>
+          <w:lang w:val="en-GB"/>
+        </w:rPr>
+        <w:drawing>
+          <wp:inline distT="0" distB="0" distL="0" distR="0" wp14:anchorId="07809E59" wp14:editId="72C03060">
+            <wp:extent cx="5217160" cy="915670"/>
+            <wp:effectExtent l="0" t="0" r="2540" b="0"/>
+            <wp:docPr id="289865467" name="Picture 1"/>
+            <wp:cNvGraphicFramePr>
+              <a:graphicFrameLocks xmlns:a="http://schemas.openxmlformats.org/drawingml/2006/main" noChangeAspect="1"/>
+            </wp:cNvGraphicFramePr>
+            <a:graphic xmlns:a="http://schemas.openxmlformats.org/drawingml/2006/main">
+              <a:graphicData uri="http://schemas.openxmlformats.org/drawingml/2006/picture">
+                <pic:pic xmlns:pic="http://schemas.openxmlformats.org/drawingml/2006/picture">
+                  <pic:nvPicPr>
+                    <pic:cNvPr id="289865467" name=""/>
+                    <pic:cNvPicPr/>
+                  </pic:nvPicPr>
+                  <pic:blipFill>
+                    <a:blip r:embed="rId32"/>
+                    <a:stretch>
+                      <a:fillRect/>
+                    </a:stretch>
+                  </pic:blipFill>
+                  <pic:spPr>
+                    <a:xfrm>
+                      <a:off x="0" y="0"/>
+                      <a:ext cx="5217160" cy="915670"/>
+                    </a:xfrm>
+                    <a:prstGeom prst="rect">
+                      <a:avLst/>
+                    </a:prstGeom>
+                  </pic:spPr>
+                </pic:pic>
+              </a:graphicData>
+            </a:graphic>
+          </wp:inline>
+        </w:drawing>
+      </w:r>
+    </w:p>
+    <w:p>
+      <w:pPr>
+        <w:pStyle w:val="ListParagraph"/>
+        <w:numPr>
+          <w:ilvl w:val="0"/>
+          <w:numId w:val="32"/>
+        </w:numPr>
+        <w:spacing w:before="0" w:after="160" w:line="259" w:lineRule="auto"/>
+        <w:rPr>
+          <w:lang w:val="en-GB"/>
+        </w:rPr>
+      </w:pPr>
+      <w:r>
+        <w:rPr>
+          <w:lang w:val="en-GB"/>
+        </w:rPr>
+        <w:t xml:space="preserve">Filter the </w:t>
+      </w:r>
+      <w:r>
+        <w:rPr>
+          <w:b/>
+          <w:bCs/>
+          <w:lang w:val="en-GB"/>
+        </w:rPr>
+        <w:t>items</w:t>
+      </w:r>
+      <w:r>
+        <w:rPr>
+          <w:b/>
+          <w:bCs/>
+          <w:lang w:val="en-GB"/>
+        </w:rPr>
+        <w:t xml:space="preserve"> </w:t>
+      </w:r>
+      <w:r>
+        <w:rPr>
+          <w:lang w:val="en-GB"/>
+        </w:rPr>
+        <w:t xml:space="preserve">array using the </w:t>
+      </w:r>
+      <w:r>
+        <w:rPr>
+          <w:b/>
+          <w:bCs/>
+          <w:lang w:val="en-GB"/>
+        </w:rPr>
+        <w:t>filter</w:t>
+      </w:r>
+      <w:r>
+        <w:rPr>
+          <w:lang w:val="en-GB"/>
+        </w:rPr>
+        <w:t xml:space="preserve"> you just extracted from the store</w:t>
+      </w:r>
+      <w:r>
+        <w:rPr>
+          <w:lang w:val="en-GB"/>
+        </w:rPr>
+        <w:br/>
+      </w:r>
+      <w:r>
+        <w:rPr>
+          <w:lang w:val="en-GB"/>
+        </w:rPr>
+        <w:drawing>
+          <wp:inline distT="0" distB="0" distL="0" distR="0" wp14:anchorId="3CEE9BF7" wp14:editId="218EB6D7">
+            <wp:extent cx="5217160" cy="1806884"/>
+            <wp:effectExtent l="0" t="0" r="2540" b="3175"/>
+            <wp:docPr id="1965046502" name="Picture 1"/>
+            <wp:cNvGraphicFramePr>
+              <a:graphicFrameLocks xmlns:a="http://schemas.openxmlformats.org/drawingml/2006/main" noChangeAspect="1"/>
+            </wp:cNvGraphicFramePr>
+            <a:graphic xmlns:a="http://schemas.openxmlformats.org/drawingml/2006/main">
+              <a:graphicData uri="http://schemas.openxmlformats.org/drawingml/2006/picture">
+                <pic:pic xmlns:pic="http://schemas.openxmlformats.org/drawingml/2006/picture">
+                  <pic:nvPicPr>
+                    <pic:cNvPr id="1965046502" name=""/>
+                    <pic:cNvPicPr/>
+                  </pic:nvPicPr>
+                  <pic:blipFill>
+                    <a:blip r:embed="rId33"/>
+                    <a:stretch>
+                      <a:fillRect/>
+                    </a:stretch>
+                  </pic:blipFill>
+                  <pic:spPr>
+                    <a:xfrm>
+                      <a:off x="0" y="0"/>
+                      <a:ext cx="5233191" cy="1812436"/>
+                    </a:xfrm>
+                    <a:prstGeom prst="rect">
+                      <a:avLst/>
+                    </a:prstGeom>
+                  </pic:spPr>
+                </pic:pic>
+              </a:graphicData>
+            </a:graphic>
+          </wp:inline>
+        </w:drawing>
+      </w:r>
+    </w:p>
+    <w:p>
+      <w:pPr>
+        <w:pStyle w:val="ListParagraph"/>
+        <w:numPr>
+          <w:ilvl w:val="0"/>
+          <w:numId w:val="32"/>
+        </w:numPr>
+        <w:spacing w:before="0" w:after="160" w:line="259" w:lineRule="auto"/>
+        <w:rPr>
+          <w:lang w:val="en-GB"/>
+        </w:rPr>
+      </w:pPr>
+      <w:r>
+        <w:rPr>
+          <w:lang w:val="en-GB"/>
+        </w:rPr>
+        <w:lastRenderedPageBreak/>
+        <w:t xml:space="preserve">Use dispatch to update the filter value when the corresponding button is clicked </w:t>
+      </w:r>
+      <w:r>
+        <w:rPr>
+          <w:lang w:val="en-GB"/>
+        </w:rPr>
+        <w:br/>
+      </w:r>
+      <w:r>
+        <w:rPr>
+          <w:lang w:val="en-GB"/>
+        </w:rPr>
+        <w:drawing>
+          <wp:inline distT="0" distB="0" distL="0" distR="0" wp14:anchorId="20B997DC" wp14:editId="7E7CE8EB">
+            <wp:extent cx="4960620" cy="856587"/>
+            <wp:effectExtent l="0" t="0" r="0" b="1270"/>
+            <wp:docPr id="1294280810" name="Picture 1"/>
+            <wp:cNvGraphicFramePr>
+              <a:graphicFrameLocks xmlns:a="http://schemas.openxmlformats.org/drawingml/2006/main" noChangeAspect="1"/>
+            </wp:cNvGraphicFramePr>
+            <a:graphic xmlns:a="http://schemas.openxmlformats.org/drawingml/2006/main">
+              <a:graphicData uri="http://schemas.openxmlformats.org/drawingml/2006/picture">
+                <pic:pic xmlns:pic="http://schemas.openxmlformats.org/drawingml/2006/picture">
+                  <pic:nvPicPr>
+                    <pic:cNvPr id="1294280810" name=""/>
+                    <pic:cNvPicPr/>
+                  </pic:nvPicPr>
+                  <pic:blipFill>
+                    <a:blip r:embed="rId34"/>
+                    <a:stretch>
+                      <a:fillRect/>
+                    </a:stretch>
+                  </pic:blipFill>
+                  <pic:spPr>
+                    <a:xfrm>
+                      <a:off x="0" y="0"/>
+                      <a:ext cx="4984943" cy="860787"/>
+                    </a:xfrm>
+                    <a:prstGeom prst="rect">
+                      <a:avLst/>
+                    </a:prstGeom>
+                  </pic:spPr>
+                </pic:pic>
+              </a:graphicData>
+            </a:graphic>
+          </wp:inline>
+        </w:drawing>
+      </w:r>
+    </w:p>
+    <w:p>
+      <w:pPr>
+        <w:pStyle w:val="ListParagraph"/>
+        <w:numPr>
+          <w:ilvl w:val="0"/>
+          <w:numId w:val="32"/>
+        </w:numPr>
+        <w:spacing w:before="0" w:after="160" w:line="259" w:lineRule="auto"/>
+        <w:rPr>
+          <w:lang w:val="en-GB"/>
+        </w:rPr>
+      </w:pPr>
+      <w:r>
+        <w:rPr>
+          <w:lang w:val="en-GB"/>
+        </w:rPr>
+        <w:t xml:space="preserve">Use </w:t>
+      </w:r>
+      <w:r>
+        <w:rPr>
+          <w:b/>
+          <w:bCs/>
+          <w:lang w:val="en-GB"/>
+        </w:rPr>
+        <w:t xml:space="preserve">dispatch </w:t>
+      </w:r>
+      <w:r>
+        <w:rPr>
+          <w:lang w:val="en-GB"/>
+        </w:rPr>
+        <w:t>to toggle and remove books</w:t>
+      </w:r>
+      <w:r>
+        <w:rPr>
+          <w:lang w:val="en-GB"/>
+        </w:rPr>
+        <w:br/>
+      </w:r>
+      <w:r>
+        <w:rPr>
+          <w:lang w:val="en-GB"/>
+        </w:rPr>
+        <w:drawing>
+          <wp:inline distT="0" distB="0" distL="0" distR="0" wp14:anchorId="3057E6C0" wp14:editId="41726BB5">
+            <wp:extent cx="4960620" cy="1921730"/>
+            <wp:effectExtent l="0" t="0" r="0" b="2540"/>
+            <wp:docPr id="975768302" name="Picture 1"/>
+            <wp:cNvGraphicFramePr>
+              <a:graphicFrameLocks xmlns:a="http://schemas.openxmlformats.org/drawingml/2006/main" noChangeAspect="1"/>
+            </wp:cNvGraphicFramePr>
+            <a:graphic xmlns:a="http://schemas.openxmlformats.org/drawingml/2006/main">
+              <a:graphicData uri="http://schemas.openxmlformats.org/drawingml/2006/picture">
+                <pic:pic xmlns:pic="http://schemas.openxmlformats.org/drawingml/2006/picture">
+                  <pic:nvPicPr>
+                    <pic:cNvPr id="975768302" name=""/>
+                    <pic:cNvPicPr/>
+                  </pic:nvPicPr>
+                  <pic:blipFill>
+                    <a:blip r:embed="rId35"/>
+                    <a:stretch>
+                      <a:fillRect/>
+                    </a:stretch>
+                  </pic:blipFill>
+                  <pic:spPr>
+                    <a:xfrm>
+                      <a:off x="0" y="0"/>
+                      <a:ext cx="4981092" cy="1929661"/>
+                    </a:xfrm>
+                    <a:prstGeom prst="rect">
+                      <a:avLst/>
+                    </a:prstGeom>
+                  </pic:spPr>
+                </pic:pic>
+              </a:graphicData>
+            </a:graphic>
+          </wp:inline>
+        </w:drawing>
+      </w:r>
+    </w:p>
+    <w:p>
+      <w:pPr>
+        <w:pStyle w:val="ListParagraph"/>
+        <w:numPr>
+          <w:ilvl w:val="0"/>
+          <w:numId w:val="32"/>
+        </w:numPr>
+        <w:spacing w:before="0" w:after="160" w:line="259" w:lineRule="auto"/>
+        <w:rPr>
+          <w:lang w:val="en-GB"/>
+        </w:rPr>
+      </w:pPr>
+      <w:r>
+        <w:rPr>
+          <w:lang w:val="en-GB"/>
+        </w:rPr>
+        <w:t>Update</w:t>
+      </w:r>
+      <w:r>
+        <w:rPr>
+          <w:lang w:val="en-GB"/>
+        </w:rPr>
+        <w:t xml:space="preserve"> the </w:t>
+      </w:r>
+      <w:proofErr w:type="spellStart"/>
+      <w:r>
+        <w:rPr>
+          <w:b/>
+          <w:bCs/>
+          <w:lang w:val="en-GB"/>
+        </w:rPr>
+        <w:t>handleSubmit</w:t>
+      </w:r>
+      <w:proofErr w:type="spellEnd"/>
+      <w:r>
+        <w:rPr>
+          <w:lang w:val="en-GB"/>
+        </w:rPr>
+        <w:t xml:space="preserve"> function to add a book using </w:t>
+      </w:r>
+      <w:r>
+        <w:rPr>
+          <w:b/>
+          <w:bCs/>
+          <w:lang w:val="en-GB"/>
+        </w:rPr>
+        <w:t>dispatch</w:t>
+      </w:r>
+      <w:r>
+        <w:rPr>
+          <w:lang w:val="en-GB"/>
+        </w:rPr>
+        <w:t xml:space="preserve"> – remember to blank the </w:t>
+      </w:r>
+      <w:r>
+        <w:rPr>
+          <w:b/>
+          <w:bCs/>
+          <w:lang w:val="en-GB"/>
+        </w:rPr>
+        <w:t xml:space="preserve">title </w:t>
+      </w:r>
+      <w:r>
+        <w:rPr>
+          <w:lang w:val="en-GB"/>
+        </w:rPr>
+        <w:t>afterwards.</w:t>
+      </w:r>
+      <w:r>
+        <w:rPr>
+          <w:lang w:val="en-GB"/>
+        </w:rPr>
+        <w:br/>
+      </w:r>
+      <w:r>
+        <w:rPr>
+          <w:lang w:val="en-GB"/>
+        </w:rPr>
+        <w:drawing>
+          <wp:inline distT="0" distB="0" distL="0" distR="0" wp14:anchorId="03BABF0E" wp14:editId="3B12E5D6">
+            <wp:extent cx="4936792" cy="2225040"/>
+            <wp:effectExtent l="0" t="0" r="0" b="3810"/>
+            <wp:docPr id="877216788" name="Picture 1"/>
+            <wp:cNvGraphicFramePr>
+              <a:graphicFrameLocks xmlns:a="http://schemas.openxmlformats.org/drawingml/2006/main" noChangeAspect="1"/>
+            </wp:cNvGraphicFramePr>
+            <a:graphic xmlns:a="http://schemas.openxmlformats.org/drawingml/2006/main">
+              <a:graphicData uri="http://schemas.openxmlformats.org/drawingml/2006/picture">
+                <pic:pic xmlns:pic="http://schemas.openxmlformats.org/drawingml/2006/picture">
+                  <pic:nvPicPr>
+                    <pic:cNvPr id="877216788" name=""/>
+                    <pic:cNvPicPr/>
+                  </pic:nvPicPr>
+                  <pic:blipFill>
+                    <a:blip r:embed="rId36"/>
+                    <a:stretch>
+                      <a:fillRect/>
+                    </a:stretch>
+                  </pic:blipFill>
+                  <pic:spPr>
+                    <a:xfrm>
+                      <a:off x="0" y="0"/>
+                      <a:ext cx="4944023" cy="2228299"/>
+                    </a:xfrm>
+                    <a:prstGeom prst="rect">
+                      <a:avLst/>
+                    </a:prstGeom>
+                  </pic:spPr>
+                </pic:pic>
+              </a:graphicData>
+            </a:graphic>
+          </wp:inline>
+        </w:drawing>
+      </w:r>
+    </w:p>
+    <w:p>
+      <w:pPr>
+        <w:pStyle w:val="ListParagraph"/>
+        <w:numPr>
+          <w:ilvl w:val="0"/>
+          <w:numId w:val="32"/>
+        </w:numPr>
+        <w:spacing w:before="0" w:after="160" w:line="259" w:lineRule="auto"/>
+        <w:rPr>
+          <w:lang w:val="en-GB"/>
+        </w:rPr>
+      </w:pPr>
+      <w:r>
+        <w:rPr>
+          <w:lang w:val="en-GB"/>
+        </w:rPr>
+        <w:t>Test your App in the browser</w:t>
+      </w:r>
+      <w:r>
+        <w:rPr>
           <w:lang w:val="en-GB"/>
         </w:rPr>
         <w:br w:type="page"/>
@@ -7632,7 +4552,7 @@
                     <pic:cNvPicPr/>
                   </pic:nvPicPr>
                   <pic:blipFill>
-                    <a:blip r:embed="rId26"/>
+                    <a:blip r:embed="rId37"/>
                     <a:stretch>
                       <a:fillRect/>
                     </a:stretch>
@@ -7681,12 +4601,21 @@
       <w:r>
         <w:t xml:space="preserve">from the </w:t>
       </w:r>
-      <w:r>
-        <w:rPr>
-          <w:b/>
-          <w:bCs/>
-        </w:rPr>
-        <w:t xml:space="preserve">onClick </w:t>
+      <w:proofErr w:type="spellStart"/>
+      <w:r>
+        <w:rPr>
+          <w:b/>
+          <w:bCs/>
+        </w:rPr>
+        <w:t>onClick</w:t>
+      </w:r>
+      <w:proofErr w:type="spellEnd"/>
+      <w:r>
+        <w:rPr>
+          <w:b/>
+          <w:bCs/>
+        </w:rPr>
+        <w:t xml:space="preserve"> </w:t>
       </w:r>
       <w:r>
         <w:t xml:space="preserve">of the </w:t>
@@ -7732,28 +4661,56 @@
         </w:rPr>
         <w:t xml:space="preserve">Test your </w:t>
       </w:r>
+      <w:proofErr w:type="spellStart"/>
       <w:r>
         <w:rPr>
           <w:b/>
           <w:bCs/>
           <w:lang w:val="en-GB"/>
         </w:rPr>
-        <w:t>TaskManager in the browser</w:t>
-      </w:r>
-      <w:r>
-        <w:rPr>
+        <w:t>TaskManager</w:t>
+      </w:r>
+      <w:proofErr w:type="spellEnd"/>
+      <w:r>
+        <w:rPr>
+          <w:b/>
+          <w:bCs/>
           <w:lang w:val="en-GB"/>
         </w:rPr>
-        <w:t xml:space="preserve">by running it using </w:t>
-      </w:r>
+        <w:t xml:space="preserve"> in the </w:t>
+      </w:r>
+      <w:proofErr w:type="spellStart"/>
       <w:r>
         <w:rPr>
           <w:b/>
           <w:bCs/>
           <w:lang w:val="en-GB"/>
         </w:rPr>
+        <w:t>browser</w:t>
+      </w:r>
+      <w:r>
+        <w:rPr>
+          <w:lang w:val="en-GB"/>
+        </w:rPr>
+        <w:t>by</w:t>
+      </w:r>
+      <w:proofErr w:type="spellEnd"/>
+      <w:r>
+        <w:rPr>
+          <w:lang w:val="en-GB"/>
+        </w:rPr>
+        <w:t xml:space="preserve"> running it using </w:t>
+      </w:r>
+      <w:proofErr w:type="spellStart"/>
+      <w:r>
+        <w:rPr>
+          <w:b/>
+          <w:bCs/>
+          <w:lang w:val="en-GB"/>
+        </w:rPr>
         <w:t>vite</w:t>
       </w:r>
+      <w:proofErr w:type="spellEnd"/>
     </w:p>
     <w:p>
       <w:pPr>
@@ -7805,7 +4762,7 @@
                     <pic:cNvPicPr/>
                   </pic:nvPicPr>
                   <pic:blipFill>
-                    <a:blip r:embed="rId27" cstate="print">
+                    <a:blip r:embed="rId38" cstate="print">
                       <a:extLst>
                         <a:ext uri="{28A0092B-C50C-407E-A947-70E740481C1C}">
                           <a14:useLocalDpi xmlns:a14="http://schemas.microsoft.com/office/drawing/2010/main" val="0"/>
@@ -8051,7 +5008,7 @@
       <w:rPr>
         <w:szCs w:val="20"/>
       </w:rPr>
-      <w:t>5</w:t>
+      <w:t>6</w:t>
     </w:r>
     <w:r>
       <w:rPr>
@@ -8082,9 +5039,11 @@
     <w:r>
       <w:fldChar w:fldCharType="separate"/>
     </w:r>
+    <w:proofErr w:type="spellStart"/>
     <w:r>
       <w:t>i</w:t>
     </w:r>
+    <w:proofErr w:type="spellEnd"/>
     <w:r>
       <w:fldChar w:fldCharType="end"/>
     </w:r>
@@ -8929,6 +5888,210 @@
     </w:lvl>
   </w:abstractNum>
   <w:abstractNum w:abstractNumId="5" w15:restartNumberingAfterBreak="0">
+    <w:nsid w:val="29D17233"/>
+    <w:multiLevelType w:val="hybridMultilevel"/>
+    <w:tmpl w:val="ADD4437C"/>
+    <w:lvl w:ilvl="0" w:tplc="5A864BE8">
+      <w:start w:val="1"/>
+      <w:numFmt w:val="decimal"/>
+      <w:lvlText w:val="%1."/>
+      <w:lvlJc w:val="left"/>
+      <w:pPr>
+        <w:ind w:left="720" w:hanging="360"/>
+      </w:pPr>
+      <w:rPr>
+        <w:rFonts w:hint="default"/>
+        <w:b w:val="0"/>
+        <w:bCs w:val="0"/>
+      </w:rPr>
+    </w:lvl>
+    <w:lvl w:ilvl="1" w:tplc="08090019" w:tentative="1">
+      <w:start w:val="1"/>
+      <w:numFmt w:val="lowerLetter"/>
+      <w:lvlText w:val="%2."/>
+      <w:lvlJc w:val="left"/>
+      <w:pPr>
+        <w:ind w:left="1440" w:hanging="360"/>
+      </w:pPr>
+    </w:lvl>
+    <w:lvl w:ilvl="2" w:tplc="0809001B" w:tentative="1">
+      <w:start w:val="1"/>
+      <w:numFmt w:val="lowerRoman"/>
+      <w:lvlText w:val="%3."/>
+      <w:lvlJc w:val="right"/>
+      <w:pPr>
+        <w:ind w:left="2160" w:hanging="180"/>
+      </w:pPr>
+    </w:lvl>
+    <w:lvl w:ilvl="3" w:tplc="0809000F" w:tentative="1">
+      <w:start w:val="1"/>
+      <w:numFmt w:val="decimal"/>
+      <w:lvlText w:val="%4."/>
+      <w:lvlJc w:val="left"/>
+      <w:pPr>
+        <w:ind w:left="2880" w:hanging="360"/>
+      </w:pPr>
+    </w:lvl>
+    <w:lvl w:ilvl="4" w:tplc="08090019" w:tentative="1">
+      <w:start w:val="1"/>
+      <w:numFmt w:val="lowerLetter"/>
+      <w:lvlText w:val="%5."/>
+      <w:lvlJc w:val="left"/>
+      <w:pPr>
+        <w:ind w:left="3600" w:hanging="360"/>
+      </w:pPr>
+    </w:lvl>
+    <w:lvl w:ilvl="5" w:tplc="0809001B" w:tentative="1">
+      <w:start w:val="1"/>
+      <w:numFmt w:val="lowerRoman"/>
+      <w:lvlText w:val="%6."/>
+      <w:lvlJc w:val="right"/>
+      <w:pPr>
+        <w:ind w:left="4320" w:hanging="180"/>
+      </w:pPr>
+    </w:lvl>
+    <w:lvl w:ilvl="6" w:tplc="0809000F" w:tentative="1">
+      <w:start w:val="1"/>
+      <w:numFmt w:val="decimal"/>
+      <w:lvlText w:val="%7."/>
+      <w:lvlJc w:val="left"/>
+      <w:pPr>
+        <w:ind w:left="5040" w:hanging="360"/>
+      </w:pPr>
+    </w:lvl>
+    <w:lvl w:ilvl="7" w:tplc="08090019" w:tentative="1">
+      <w:start w:val="1"/>
+      <w:numFmt w:val="lowerLetter"/>
+      <w:lvlText w:val="%8."/>
+      <w:lvlJc w:val="left"/>
+      <w:pPr>
+        <w:ind w:left="5760" w:hanging="360"/>
+      </w:pPr>
+    </w:lvl>
+    <w:lvl w:ilvl="8" w:tplc="0809001B" w:tentative="1">
+      <w:start w:val="1"/>
+      <w:numFmt w:val="lowerRoman"/>
+      <w:lvlText w:val="%9."/>
+      <w:lvlJc w:val="right"/>
+      <w:pPr>
+        <w:ind w:left="6480" w:hanging="180"/>
+      </w:pPr>
+    </w:lvl>
+  </w:abstractNum>
+  <w:abstractNum w:abstractNumId="6" w15:restartNumberingAfterBreak="0">
+    <w:nsid w:val="312B069A"/>
+    <w:multiLevelType w:val="hybridMultilevel"/>
+    <w:tmpl w:val="C8A8755E"/>
+    <w:lvl w:ilvl="0" w:tplc="08090001">
+      <w:start w:val="1"/>
+      <w:numFmt w:val="bullet"/>
+      <w:lvlText w:val=""/>
+      <w:lvlJc w:val="left"/>
+      <w:pPr>
+        <w:ind w:left="720" w:hanging="360"/>
+      </w:pPr>
+      <w:rPr>
+        <w:rFonts w:ascii="Symbol" w:hAnsi="Symbol" w:hint="default"/>
+      </w:rPr>
+    </w:lvl>
+    <w:lvl w:ilvl="1" w:tplc="08090003" w:tentative="1">
+      <w:start w:val="1"/>
+      <w:numFmt w:val="bullet"/>
+      <w:lvlText w:val="o"/>
+      <w:lvlJc w:val="left"/>
+      <w:pPr>
+        <w:ind w:left="1440" w:hanging="360"/>
+      </w:pPr>
+      <w:rPr>
+        <w:rFonts w:ascii="Courier New" w:hAnsi="Courier New" w:cs="Courier New" w:hint="default"/>
+      </w:rPr>
+    </w:lvl>
+    <w:lvl w:ilvl="2" w:tplc="08090005" w:tentative="1">
+      <w:start w:val="1"/>
+      <w:numFmt w:val="bullet"/>
+      <w:lvlText w:val=""/>
+      <w:lvlJc w:val="left"/>
+      <w:pPr>
+        <w:ind w:left="2160" w:hanging="360"/>
+      </w:pPr>
+      <w:rPr>
+        <w:rFonts w:ascii="Wingdings" w:hAnsi="Wingdings" w:hint="default"/>
+      </w:rPr>
+    </w:lvl>
+    <w:lvl w:ilvl="3" w:tplc="08090001" w:tentative="1">
+      <w:start w:val="1"/>
+      <w:numFmt w:val="bullet"/>
+      <w:lvlText w:val=""/>
+      <w:lvlJc w:val="left"/>
+      <w:pPr>
+        <w:ind w:left="2880" w:hanging="360"/>
+      </w:pPr>
+      <w:rPr>
+        <w:rFonts w:ascii="Symbol" w:hAnsi="Symbol" w:hint="default"/>
+      </w:rPr>
+    </w:lvl>
+    <w:lvl w:ilvl="4" w:tplc="08090003" w:tentative="1">
+      <w:start w:val="1"/>
+      <w:numFmt w:val="bullet"/>
+      <w:lvlText w:val="o"/>
+      <w:lvlJc w:val="left"/>
+      <w:pPr>
+        <w:ind w:left="3600" w:hanging="360"/>
+      </w:pPr>
+      <w:rPr>
+        <w:rFonts w:ascii="Courier New" w:hAnsi="Courier New" w:cs="Courier New" w:hint="default"/>
+      </w:rPr>
+    </w:lvl>
+    <w:lvl w:ilvl="5" w:tplc="08090005" w:tentative="1">
+      <w:start w:val="1"/>
+      <w:numFmt w:val="bullet"/>
+      <w:lvlText w:val=""/>
+      <w:lvlJc w:val="left"/>
+      <w:pPr>
+        <w:ind w:left="4320" w:hanging="360"/>
+      </w:pPr>
+      <w:rPr>
+        <w:rFonts w:ascii="Wingdings" w:hAnsi="Wingdings" w:hint="default"/>
+      </w:rPr>
+    </w:lvl>
+    <w:lvl w:ilvl="6" w:tplc="08090001" w:tentative="1">
+      <w:start w:val="1"/>
+      <w:numFmt w:val="bullet"/>
+      <w:lvlText w:val=""/>
+      <w:lvlJc w:val="left"/>
+      <w:pPr>
+        <w:ind w:left="5040" w:hanging="360"/>
+      </w:pPr>
+      <w:rPr>
+        <w:rFonts w:ascii="Symbol" w:hAnsi="Symbol" w:hint="default"/>
+      </w:rPr>
+    </w:lvl>
+    <w:lvl w:ilvl="7" w:tplc="08090003" w:tentative="1">
+      <w:start w:val="1"/>
+      <w:numFmt w:val="bullet"/>
+      <w:lvlText w:val="o"/>
+      <w:lvlJc w:val="left"/>
+      <w:pPr>
+        <w:ind w:left="5760" w:hanging="360"/>
+      </w:pPr>
+      <w:rPr>
+        <w:rFonts w:ascii="Courier New" w:hAnsi="Courier New" w:cs="Courier New" w:hint="default"/>
+      </w:rPr>
+    </w:lvl>
+    <w:lvl w:ilvl="8" w:tplc="08090005" w:tentative="1">
+      <w:start w:val="1"/>
+      <w:numFmt w:val="bullet"/>
+      <w:lvlText w:val=""/>
+      <w:lvlJc w:val="left"/>
+      <w:pPr>
+        <w:ind w:left="6480" w:hanging="360"/>
+      </w:pPr>
+      <w:rPr>
+        <w:rFonts w:ascii="Wingdings" w:hAnsi="Wingdings" w:hint="default"/>
+      </w:rPr>
+    </w:lvl>
+  </w:abstractNum>
+  <w:abstractNum w:abstractNumId="7" w15:restartNumberingAfterBreak="0">
     <w:nsid w:val="37A91925"/>
     <w:multiLevelType w:val="multilevel"/>
     <w:tmpl w:val="40A0A4FA"/>
@@ -9041,7 +6204,7 @@
       </w:rPr>
     </w:lvl>
   </w:abstractNum>
-  <w:abstractNum w:abstractNumId="6" w15:restartNumberingAfterBreak="0">
+  <w:abstractNum w:abstractNumId="8" w15:restartNumberingAfterBreak="0">
     <w:nsid w:val="383E6163"/>
     <w:multiLevelType w:val="multilevel"/>
     <w:tmpl w:val="CE9CAF3E"/>
@@ -9168,7 +6331,7 @@
       </w:rPr>
     </w:lvl>
   </w:abstractNum>
-  <w:abstractNum w:abstractNumId="7" w15:restartNumberingAfterBreak="0">
+  <w:abstractNum w:abstractNumId="9" w15:restartNumberingAfterBreak="0">
     <w:nsid w:val="4387497B"/>
     <w:multiLevelType w:val="hybridMultilevel"/>
     <w:tmpl w:val="7D0A7FCC"/>
@@ -9282,7 +6445,7 @@
       </w:rPr>
     </w:lvl>
   </w:abstractNum>
-  <w:abstractNum w:abstractNumId="8" w15:restartNumberingAfterBreak="0">
+  <w:abstractNum w:abstractNumId="10" w15:restartNumberingAfterBreak="0">
     <w:nsid w:val="461B4D36"/>
     <w:multiLevelType w:val="multilevel"/>
     <w:tmpl w:val="55A03AEC"/>
@@ -9375,7 +6538,7 @@
       </w:pPr>
     </w:lvl>
   </w:abstractNum>
-  <w:abstractNum w:abstractNumId="9" w15:restartNumberingAfterBreak="0">
+  <w:abstractNum w:abstractNumId="11" w15:restartNumberingAfterBreak="0">
     <w:nsid w:val="49D418F6"/>
     <w:multiLevelType w:val="multilevel"/>
     <w:tmpl w:val="E98418C0"/>
@@ -9492,7 +6655,7 @@
       </w:rPr>
     </w:lvl>
   </w:abstractNum>
-  <w:abstractNum w:abstractNumId="10" w15:restartNumberingAfterBreak="0">
+  <w:abstractNum w:abstractNumId="12" w15:restartNumberingAfterBreak="0">
     <w:nsid w:val="513F3354"/>
     <w:multiLevelType w:val="multilevel"/>
     <w:tmpl w:val="9A682326"/>
@@ -9608,7 +6771,7 @@
       </w:rPr>
     </w:lvl>
   </w:abstractNum>
-  <w:abstractNum w:abstractNumId="11" w15:restartNumberingAfterBreak="0">
+  <w:abstractNum w:abstractNumId="13" w15:restartNumberingAfterBreak="0">
     <w:nsid w:val="532758DD"/>
     <w:multiLevelType w:val="hybridMultilevel"/>
     <w:tmpl w:val="1D36214E"/>
@@ -9702,7 +6865,7 @@
       </w:pPr>
     </w:lvl>
   </w:abstractNum>
-  <w:abstractNum w:abstractNumId="12" w15:restartNumberingAfterBreak="0">
+  <w:abstractNum w:abstractNumId="14" w15:restartNumberingAfterBreak="0">
     <w:nsid w:val="56373ADF"/>
     <w:multiLevelType w:val="multilevel"/>
     <w:tmpl w:val="0809001D"/>
@@ -9789,7 +6952,7 @@
       </w:pPr>
     </w:lvl>
   </w:abstractNum>
-  <w:abstractNum w:abstractNumId="13" w15:restartNumberingAfterBreak="0">
+  <w:abstractNum w:abstractNumId="15" w15:restartNumberingAfterBreak="0">
     <w:nsid w:val="590E49FA"/>
     <w:multiLevelType w:val="multilevel"/>
     <w:tmpl w:val="8F5EB048"/>
@@ -9903,7 +7066,7 @@
       </w:rPr>
     </w:lvl>
   </w:abstractNum>
-  <w:abstractNum w:abstractNumId="14" w15:restartNumberingAfterBreak="0">
+  <w:abstractNum w:abstractNumId="16" w15:restartNumberingAfterBreak="0">
     <w:nsid w:val="668C51FE"/>
     <w:multiLevelType w:val="multilevel"/>
     <w:tmpl w:val="D856F844"/>
@@ -9990,7 +7153,7 @@
       </w:pPr>
     </w:lvl>
   </w:abstractNum>
-  <w:abstractNum w:abstractNumId="15" w15:restartNumberingAfterBreak="0">
+  <w:abstractNum w:abstractNumId="17" w15:restartNumberingAfterBreak="0">
     <w:nsid w:val="75E34A92"/>
     <w:multiLevelType w:val="multilevel"/>
     <w:tmpl w:val="9F808E3C"/>
@@ -10105,22 +7268,22 @@
     </w:lvl>
   </w:abstractNum>
   <w:num w:numId="1" w16cid:durableId="1775049767">
-    <w:abstractNumId w:val="6"/>
+    <w:abstractNumId w:val="8"/>
   </w:num>
   <w:num w:numId="2" w16cid:durableId="37897106">
     <w:abstractNumId w:val="0"/>
   </w:num>
   <w:num w:numId="3" w16cid:durableId="1509756976">
-    <w:abstractNumId w:val="11"/>
+    <w:abstractNumId w:val="13"/>
   </w:num>
   <w:num w:numId="4" w16cid:durableId="1589922319">
-    <w:abstractNumId w:val="7"/>
+    <w:abstractNumId w:val="9"/>
   </w:num>
   <w:num w:numId="5" w16cid:durableId="1693529811">
-    <w:abstractNumId w:val="15"/>
+    <w:abstractNumId w:val="17"/>
   </w:num>
   <w:num w:numId="6" w16cid:durableId="1663772690">
-    <w:abstractNumId w:val="5"/>
+    <w:abstractNumId w:val="7"/>
   </w:num>
   <w:num w:numId="7" w16cid:durableId="112597264">
     <w:abstractNumId w:val="3"/>
@@ -10129,16 +7292,16 @@
     <w:abstractNumId w:val="1"/>
   </w:num>
   <w:num w:numId="9" w16cid:durableId="1528326635">
-    <w:abstractNumId w:val="8"/>
+    <w:abstractNumId w:val="10"/>
   </w:num>
   <w:num w:numId="10" w16cid:durableId="996686339">
-    <w:abstractNumId w:val="12"/>
+    <w:abstractNumId w:val="14"/>
   </w:num>
   <w:num w:numId="11" w16cid:durableId="329069657">
-    <w:abstractNumId w:val="9"/>
+    <w:abstractNumId w:val="11"/>
   </w:num>
   <w:num w:numId="12" w16cid:durableId="1967351970">
-    <w:abstractNumId w:val="10"/>
+    <w:abstractNumId w:val="12"/>
     <w:lvlOverride w:ilvl="0">
       <w:lvl w:ilvl="0">
         <w:start w:val="1"/>
@@ -10273,40 +7436,40 @@
     <w:abstractNumId w:val="2"/>
   </w:num>
   <w:num w:numId="14" w16cid:durableId="276913005">
-    <w:abstractNumId w:val="14"/>
+    <w:abstractNumId w:val="16"/>
   </w:num>
   <w:num w:numId="15" w16cid:durableId="1320962998">
-    <w:abstractNumId w:val="13"/>
+    <w:abstractNumId w:val="15"/>
   </w:num>
   <w:num w:numId="16" w16cid:durableId="628974949">
     <w:abstractNumId w:val="4"/>
   </w:num>
   <w:num w:numId="17" w16cid:durableId="1245186297">
-    <w:abstractNumId w:val="11"/>
+    <w:abstractNumId w:val="13"/>
     <w:lvlOverride w:ilvl="0">
       <w:startOverride w:val="1"/>
     </w:lvlOverride>
   </w:num>
   <w:num w:numId="18" w16cid:durableId="1984388214">
-    <w:abstractNumId w:val="11"/>
+    <w:abstractNumId w:val="13"/>
     <w:lvlOverride w:ilvl="0">
       <w:startOverride w:val="1"/>
     </w:lvlOverride>
   </w:num>
   <w:num w:numId="19" w16cid:durableId="773718194">
-    <w:abstractNumId w:val="11"/>
+    <w:abstractNumId w:val="13"/>
     <w:lvlOverride w:ilvl="0">
       <w:startOverride w:val="1"/>
     </w:lvlOverride>
   </w:num>
   <w:num w:numId="20" w16cid:durableId="451441392">
-    <w:abstractNumId w:val="11"/>
+    <w:abstractNumId w:val="13"/>
     <w:lvlOverride w:ilvl="0">
       <w:startOverride w:val="1"/>
     </w:lvlOverride>
   </w:num>
   <w:num w:numId="21" w16cid:durableId="1578637677">
-    <w:abstractNumId w:val="11"/>
+    <w:abstractNumId w:val="13"/>
     <w:lvlOverride w:ilvl="0">
       <w:lvl w:ilvl="0" w:tplc="93D498E4">
         <w:start w:val="1"/>
@@ -10413,7 +7576,7 @@
     </w:lvlOverride>
   </w:num>
   <w:num w:numId="22" w16cid:durableId="133260932">
-    <w:abstractNumId w:val="11"/>
+    <w:abstractNumId w:val="13"/>
     <w:lvlOverride w:ilvl="0">
       <w:lvl w:ilvl="0" w:tplc="93D498E4">
         <w:start w:val="1"/>
@@ -10520,7 +7683,7 @@
     </w:lvlOverride>
   </w:num>
   <w:num w:numId="23" w16cid:durableId="494223065">
-    <w:abstractNumId w:val="11"/>
+    <w:abstractNumId w:val="13"/>
     <w:lvlOverride w:ilvl="0">
       <w:startOverride w:val="1"/>
       <w:lvl w:ilvl="0" w:tplc="93D498E4">
@@ -10540,46 +7703,52 @@
     </w:lvlOverride>
   </w:num>
   <w:num w:numId="24" w16cid:durableId="1707483841">
-    <w:abstractNumId w:val="11"/>
+    <w:abstractNumId w:val="13"/>
     <w:lvlOverride w:ilvl="0">
       <w:startOverride w:val="1"/>
     </w:lvlOverride>
   </w:num>
   <w:num w:numId="25" w16cid:durableId="1529835061">
-    <w:abstractNumId w:val="11"/>
+    <w:abstractNumId w:val="13"/>
     <w:lvlOverride w:ilvl="0">
       <w:startOverride w:val="1"/>
     </w:lvlOverride>
   </w:num>
   <w:num w:numId="26" w16cid:durableId="1845245908">
-    <w:abstractNumId w:val="11"/>
+    <w:abstractNumId w:val="13"/>
     <w:lvlOverride w:ilvl="0">
       <w:startOverride w:val="1"/>
     </w:lvlOverride>
   </w:num>
   <w:num w:numId="27" w16cid:durableId="1607419272">
-    <w:abstractNumId w:val="11"/>
+    <w:abstractNumId w:val="13"/>
     <w:lvlOverride w:ilvl="0">
       <w:startOverride w:val="1"/>
     </w:lvlOverride>
   </w:num>
   <w:num w:numId="28" w16cid:durableId="1763335811">
-    <w:abstractNumId w:val="11"/>
+    <w:abstractNumId w:val="13"/>
     <w:lvlOverride w:ilvl="0">
       <w:startOverride w:val="1"/>
     </w:lvlOverride>
   </w:num>
   <w:num w:numId="29" w16cid:durableId="993219790">
-    <w:abstractNumId w:val="11"/>
+    <w:abstractNumId w:val="13"/>
     <w:lvlOverride w:ilvl="0">
       <w:startOverride w:val="1"/>
     </w:lvlOverride>
   </w:num>
   <w:num w:numId="30" w16cid:durableId="94139546">
-    <w:abstractNumId w:val="11"/>
+    <w:abstractNumId w:val="13"/>
     <w:lvlOverride w:ilvl="0">
       <w:startOverride w:val="1"/>
     </w:lvlOverride>
+  </w:num>
+  <w:num w:numId="31" w16cid:durableId="622732491">
+    <w:abstractNumId w:val="6"/>
+  </w:num>
+  <w:num w:numId="32" w16cid:durableId="5329239">
+    <w:abstractNumId w:val="5"/>
   </w:num>
   <w:numIdMacAtCleanup w:val="30"/>
 </w:numbering>
